--- a/SS5/Lê Quốc Khánh_24161276.docx
+++ b/SS5/Lê Quốc Khánh_24161276.docx
@@ -51,72 +51,6 @@
         </w:rPr>
         <w:t xml:space="preserve">Project Title: </w:t>
       </w:r>
-      <w:r>
-        <w:rPr>
-          <w:rFonts w:ascii="Times New Roman" w:hAnsi="Times New Roman" w:cs="Times New Roman"/>
-        </w:rPr>
-        <w:t xml:space="preserve">8-bit </w:t>
-      </w:r>
-      <w:r>
-        <w:rPr>
-          <w:rFonts w:ascii="Times New Roman" w:hAnsi="Times New Roman" w:cs="Times New Roman"/>
-        </w:rPr>
-        <w:t>u</w:t>
-      </w:r>
-      <w:r>
-        <w:rPr>
-          <w:rFonts w:ascii="Times New Roman" w:hAnsi="Times New Roman" w:cs="Times New Roman"/>
-        </w:rPr>
-        <w:t>p</w:t>
-      </w:r>
-      <w:r>
-        <w:rPr>
-          <w:rFonts w:ascii="Times New Roman" w:hAnsi="Times New Roman" w:cs="Times New Roman"/>
-        </w:rPr>
-        <w:t xml:space="preserve"> and d</w:t>
-      </w:r>
-      <w:r>
-        <w:rPr>
-          <w:rFonts w:ascii="Times New Roman" w:hAnsi="Times New Roman" w:cs="Times New Roman"/>
-        </w:rPr>
-        <w:t xml:space="preserve">own </w:t>
-      </w:r>
-      <w:r>
-        <w:rPr>
-          <w:rFonts w:ascii="Times New Roman" w:hAnsi="Times New Roman" w:cs="Times New Roman"/>
-        </w:rPr>
-        <w:t>c</w:t>
-      </w:r>
-      <w:r>
-        <w:rPr>
-          <w:rFonts w:ascii="Times New Roman" w:hAnsi="Times New Roman" w:cs="Times New Roman"/>
-        </w:rPr>
-        <w:t xml:space="preserve">ounter RTL </w:t>
-      </w:r>
-      <w:r>
-        <w:rPr>
-          <w:rFonts w:ascii="Times New Roman" w:hAnsi="Times New Roman" w:cs="Times New Roman"/>
-        </w:rPr>
-        <w:t>d</w:t>
-      </w:r>
-      <w:r>
-        <w:rPr>
-          <w:rFonts w:ascii="Times New Roman" w:hAnsi="Times New Roman" w:cs="Times New Roman"/>
-        </w:rPr>
-        <w:t xml:space="preserve">esign and </w:t>
-      </w:r>
-      <w:r>
-        <w:rPr>
-          <w:rFonts w:ascii="Times New Roman" w:hAnsi="Times New Roman" w:cs="Times New Roman"/>
-        </w:rPr>
-        <w:t>s</w:t>
-      </w:r>
-      <w:r>
-        <w:rPr>
-          <w:rFonts w:ascii="Times New Roman" w:hAnsi="Times New Roman" w:cs="Times New Roman"/>
-        </w:rPr>
-        <w:t>imulation</w:t>
-      </w:r>
     </w:p>
     <w:p>
       <w:pPr>
@@ -235,48 +169,6 @@
           <w:szCs w:val="22"/>
         </w:rPr>
       </w:pPr>
-      <w:r>
-        <w:rPr>
-          <w:rFonts w:ascii="Times New Roman" w:hAnsi="Times New Roman" w:cs="Times New Roman"/>
-          <w:sz w:val="22"/>
-          <w:szCs w:val="22"/>
-        </w:rPr>
-        <w:drawing>
-          <wp:inline distT="0" distB="0" distL="0" distR="0" wp14:anchorId="045B34C4" wp14:editId="2AA9149F">
-            <wp:extent cx="2990033" cy="2438400"/>
-            <wp:effectExtent l="0" t="0" r="1270" b="0"/>
-            <wp:docPr id="498851752" name="Picture 1"/>
-            <wp:cNvGraphicFramePr>
-              <a:graphicFrameLocks xmlns:a="http://schemas.openxmlformats.org/drawingml/2006/main" noChangeAspect="1"/>
-            </wp:cNvGraphicFramePr>
-            <a:graphic xmlns:a="http://schemas.openxmlformats.org/drawingml/2006/main">
-              <a:graphicData uri="http://schemas.openxmlformats.org/drawingml/2006/picture">
-                <pic:pic xmlns:pic="http://schemas.openxmlformats.org/drawingml/2006/picture">
-                  <pic:nvPicPr>
-                    <pic:cNvPr id="498851752" name=""/>
-                    <pic:cNvPicPr/>
-                  </pic:nvPicPr>
-                  <pic:blipFill>
-                    <a:blip r:embed="rId6"/>
-                    <a:stretch>
-                      <a:fillRect/>
-                    </a:stretch>
-                  </pic:blipFill>
-                  <pic:spPr>
-                    <a:xfrm>
-                      <a:off x="0" y="0"/>
-                      <a:ext cx="2996580" cy="2443739"/>
-                    </a:xfrm>
-                    <a:prstGeom prst="rect">
-                      <a:avLst/>
-                    </a:prstGeom>
-                  </pic:spPr>
-                </pic:pic>
-              </a:graphicData>
-            </a:graphic>
-          </wp:inline>
-        </w:drawing>
-      </w:r>
     </w:p>
     <w:p>
       <w:pPr>
@@ -321,19 +213,7 @@
         <w:rPr>
           <w:rFonts w:ascii="Times New Roman" w:hAnsi="Times New Roman" w:cs="Times New Roman"/>
         </w:rPr>
-        <w:t xml:space="preserve"> module is an 8-bit up</w:t>
-      </w:r>
-      <w:r>
-        <w:rPr>
-          <w:rFonts w:ascii="Times New Roman" w:hAnsi="Times New Roman" w:cs="Times New Roman"/>
-        </w:rPr>
-        <w:t xml:space="preserve"> and </w:t>
-      </w:r>
-      <w:r>
-        <w:rPr>
-          <w:rFonts w:ascii="Times New Roman" w:hAnsi="Times New Roman" w:cs="Times New Roman"/>
-        </w:rPr>
-        <w:t xml:space="preserve">down counter controlled by the </w:t>
+        <w:t xml:space="preserve"> module is an 8-bit up and down counter controlled by the </w:t>
       </w:r>
       <w:r>
         <w:rPr>
@@ -833,14 +713,12 @@
                 <w:rFonts w:ascii="Times New Roman" w:hAnsi="Times New Roman" w:cs="Times New Roman"/>
               </w:rPr>
             </w:pPr>
-            <w:proofErr w:type="gramStart"/>
             <w:r>
               <w:rPr>
                 <w:rFonts w:ascii="Times New Roman" w:hAnsi="Times New Roman" w:cs="Times New Roman"/>
               </w:rPr>
               <w:t>Count up</w:t>
             </w:r>
-            <w:proofErr w:type="gramEnd"/>
           </w:p>
         </w:tc>
       </w:tr>
@@ -1029,14 +907,12 @@
                 <w:rFonts w:ascii="Times New Roman" w:hAnsi="Times New Roman" w:cs="Times New Roman"/>
               </w:rPr>
             </w:pPr>
-            <w:proofErr w:type="gramStart"/>
             <w:r>
               <w:rPr>
                 <w:rFonts w:ascii="Times New Roman" w:hAnsi="Times New Roman" w:cs="Times New Roman"/>
               </w:rPr>
               <w:t>Count up</w:t>
             </w:r>
-            <w:proofErr w:type="gramEnd"/>
           </w:p>
         </w:tc>
       </w:tr>
@@ -1233,19 +1109,7 @@
         <w:rPr>
           <w:rFonts w:ascii="Times New Roman" w:hAnsi="Times New Roman" w:cs="Times New Roman"/>
         </w:rPr>
-        <w:t xml:space="preserve"> </w:t>
-      </w:r>
-      <w:r>
-        <w:rPr>
-          <w:rFonts w:ascii="Times New Roman" w:hAnsi="Times New Roman" w:cs="Times New Roman"/>
-        </w:rPr>
-        <w:t>s</w:t>
-      </w:r>
-      <w:r>
-        <w:rPr>
-          <w:rFonts w:ascii="Times New Roman" w:hAnsi="Times New Roman" w:cs="Times New Roman"/>
-        </w:rPr>
-        <w:t xml:space="preserve">top counting and keep the current output value. </w:t>
+        <w:t xml:space="preserve"> stop counting and keep the current output value. </w:t>
       </w:r>
     </w:p>
     <w:p>
@@ -1287,19 +1151,7 @@
         <w:rPr>
           <w:rFonts w:ascii="Times New Roman" w:hAnsi="Times New Roman" w:cs="Times New Roman"/>
         </w:rPr>
-        <w:t xml:space="preserve"> </w:t>
-      </w:r>
-      <w:r>
-        <w:rPr>
-          <w:rFonts w:ascii="Times New Roman" w:hAnsi="Times New Roman" w:cs="Times New Roman"/>
-        </w:rPr>
-        <w:t>e</w:t>
-      </w:r>
-      <w:r>
-        <w:rPr>
-          <w:rFonts w:ascii="Times New Roman" w:hAnsi="Times New Roman" w:cs="Times New Roman"/>
-        </w:rPr>
-        <w:t xml:space="preserve">nable counting. </w:t>
+        <w:t xml:space="preserve"> enable counting. </w:t>
       </w:r>
     </w:p>
     <w:p>
@@ -1341,19 +1193,7 @@
         <w:rPr>
           <w:rFonts w:ascii="Times New Roman" w:hAnsi="Times New Roman" w:cs="Times New Roman"/>
         </w:rPr>
-        <w:t xml:space="preserve"> </w:t>
-      </w:r>
-      <w:r>
-        <w:rPr>
-          <w:rFonts w:ascii="Times New Roman" w:hAnsi="Times New Roman" w:cs="Times New Roman"/>
-        </w:rPr>
-        <w:t>c</w:t>
-      </w:r>
-      <w:r>
-        <w:rPr>
-          <w:rFonts w:ascii="Times New Roman" w:hAnsi="Times New Roman" w:cs="Times New Roman"/>
-        </w:rPr>
-        <w:t>ount upward (</w:t>
+        <w:t xml:space="preserve"> count upward (</w:t>
       </w:r>
       <w:r>
         <w:rPr>
@@ -1425,19 +1265,7 @@
         <w:rPr>
           <w:rFonts w:ascii="Times New Roman" w:hAnsi="Times New Roman" w:cs="Times New Roman"/>
         </w:rPr>
-        <w:t xml:space="preserve"> </w:t>
-      </w:r>
-      <w:r>
-        <w:rPr>
-          <w:rFonts w:ascii="Times New Roman" w:hAnsi="Times New Roman" w:cs="Times New Roman"/>
-        </w:rPr>
-        <w:t>c</w:t>
-      </w:r>
-      <w:r>
-        <w:rPr>
-          <w:rFonts w:ascii="Times New Roman" w:hAnsi="Times New Roman" w:cs="Times New Roman"/>
-        </w:rPr>
-        <w:t>ount downward (</w:t>
+        <w:t xml:space="preserve"> count downward (</w:t>
       </w:r>
       <w:r>
         <w:rPr>
@@ -1523,19 +1351,7 @@
         <w:rPr>
           <w:rFonts w:ascii="Times New Roman" w:hAnsi="Times New Roman" w:cs="Times New Roman"/>
         </w:rPr>
-        <w:t xml:space="preserve"> </w:t>
-      </w:r>
-      <w:r>
-        <w:rPr>
-          <w:rFonts w:ascii="Times New Roman" w:hAnsi="Times New Roman" w:cs="Times New Roman"/>
-        </w:rPr>
-        <w:t>s</w:t>
-      </w:r>
-      <w:r>
-        <w:rPr>
-          <w:rFonts w:ascii="Times New Roman" w:hAnsi="Times New Roman" w:cs="Times New Roman"/>
-        </w:rPr>
-        <w:t xml:space="preserve">elect the higher counting speed. </w:t>
+        <w:t xml:space="preserve"> select the higher counting speed. </w:t>
       </w:r>
     </w:p>
     <w:p>
@@ -1585,19 +1401,7 @@
         <w:rPr>
           <w:rFonts w:ascii="Times New Roman" w:hAnsi="Times New Roman" w:cs="Times New Roman"/>
         </w:rPr>
-        <w:t xml:space="preserve"> </w:t>
-      </w:r>
-      <w:r>
-        <w:rPr>
-          <w:rFonts w:ascii="Times New Roman" w:hAnsi="Times New Roman" w:cs="Times New Roman"/>
-        </w:rPr>
-        <w:t>s</w:t>
-      </w:r>
-      <w:r>
-        <w:rPr>
-          <w:rFonts w:ascii="Times New Roman" w:hAnsi="Times New Roman" w:cs="Times New Roman"/>
-        </w:rPr>
-        <w:t>elect the lower counting speed.</w:t>
+        <w:t xml:space="preserve"> select the lower counting speed.</w:t>
       </w:r>
     </w:p>
     <w:p>
@@ -1616,7 +1420,6 @@
           <w:sz w:val="22"/>
           <w:szCs w:val="22"/>
         </w:rPr>
-        <w:lastRenderedPageBreak/>
         <w:t>4. Test Cases Overview</w:t>
       </w:r>
     </w:p>
@@ -1845,13 +1648,7 @@
               <w:rPr>
                 <w:rFonts w:ascii="Times New Roman" w:hAnsi="Times New Roman" w:cs="Times New Roman"/>
               </w:rPr>
-              <w:t>RESET</w:t>
-            </w:r>
-            <w:r>
-              <w:rPr>
-                <w:rFonts w:ascii="Times New Roman" w:hAnsi="Times New Roman" w:cs="Times New Roman"/>
-              </w:rPr>
-              <w:t xml:space="preserve"> </w:t>
+              <w:t xml:space="preserve">RESET </w:t>
             </w:r>
             <w:r>
               <w:rPr>
@@ -1863,19 +1660,7 @@
               <w:rPr>
                 <w:rFonts w:ascii="Times New Roman" w:hAnsi="Times New Roman" w:cs="Times New Roman"/>
               </w:rPr>
-              <w:t xml:space="preserve"> </w:t>
-            </w:r>
-            <w:r>
-              <w:rPr>
-                <w:rFonts w:ascii="Times New Roman" w:hAnsi="Times New Roman" w:cs="Times New Roman"/>
-              </w:rPr>
-              <w:t>0, SS</w:t>
-            </w:r>
-            <w:r>
-              <w:rPr>
-                <w:rFonts w:ascii="Times New Roman" w:hAnsi="Times New Roman" w:cs="Times New Roman"/>
-              </w:rPr>
-              <w:t xml:space="preserve"> </w:t>
+              <w:t xml:space="preserve"> 0, SS </w:t>
             </w:r>
             <w:r>
               <w:rPr>
@@ -1887,19 +1672,7 @@
               <w:rPr>
                 <w:rFonts w:ascii="Times New Roman" w:hAnsi="Times New Roman" w:cs="Times New Roman"/>
               </w:rPr>
-              <w:t xml:space="preserve"> </w:t>
-            </w:r>
-            <w:r>
-              <w:rPr>
-                <w:rFonts w:ascii="Times New Roman" w:hAnsi="Times New Roman" w:cs="Times New Roman"/>
-              </w:rPr>
-              <w:t>1, UD</w:t>
-            </w:r>
-            <w:r>
-              <w:rPr>
-                <w:rFonts w:ascii="Times New Roman" w:hAnsi="Times New Roman" w:cs="Times New Roman"/>
-              </w:rPr>
-              <w:t xml:space="preserve"> </w:t>
+              <w:t xml:space="preserve"> 1, UD </w:t>
             </w:r>
             <w:r>
               <w:rPr>
@@ -1911,19 +1684,7 @@
               <w:rPr>
                 <w:rFonts w:ascii="Times New Roman" w:hAnsi="Times New Roman" w:cs="Times New Roman"/>
               </w:rPr>
-              <w:t xml:space="preserve"> </w:t>
-            </w:r>
-            <w:r>
-              <w:rPr>
-                <w:rFonts w:ascii="Times New Roman" w:hAnsi="Times New Roman" w:cs="Times New Roman"/>
-              </w:rPr>
-              <w:t xml:space="preserve">1, </w:t>
-            </w:r>
-            <w:r>
-              <w:rPr>
-                <w:rFonts w:ascii="Times New Roman" w:hAnsi="Times New Roman" w:cs="Times New Roman"/>
-              </w:rPr>
-              <w:t xml:space="preserve">speed </w:t>
+              <w:t xml:space="preserve"> 1, speed </w:t>
             </w:r>
             <w:r>
               <w:rPr>
@@ -1935,13 +1696,7 @@
               <w:rPr>
                 <w:rFonts w:ascii="Times New Roman" w:hAnsi="Times New Roman" w:cs="Times New Roman"/>
               </w:rPr>
-              <w:t xml:space="preserve"> </w:t>
-            </w:r>
-            <w:r>
-              <w:rPr>
-                <w:rFonts w:ascii="Times New Roman" w:hAnsi="Times New Roman" w:cs="Times New Roman"/>
-              </w:rPr>
-              <w:t>0</w:t>
+              <w:t xml:space="preserve"> 0</w:t>
             </w:r>
           </w:p>
         </w:tc>
@@ -2130,6 +1885,7 @@
               <w:rPr>
                 <w:rFonts w:ascii="Times New Roman" w:hAnsi="Times New Roman" w:cs="Times New Roman"/>
               </w:rPr>
+              <w:lastRenderedPageBreak/>
               <w:t>TC3</w:t>
             </w:r>
           </w:p>
@@ -2606,33 +2362,15 @@
           <w:b/>
           <w:bCs/>
         </w:rPr>
-        <w:t xml:space="preserve">Expected </w:t>
-      </w:r>
-      <w:proofErr w:type="gramStart"/>
+        <w:t>Expected Output</w:t>
+      </w:r>
       <w:r>
         <w:rPr>
           <w:rFonts w:ascii="Times New Roman" w:hAnsi="Times New Roman" w:cs="Times New Roman"/>
           <w:b/>
           <w:bCs/>
         </w:rPr>
-        <w:t>Output</w:t>
-      </w:r>
-      <w:r>
-        <w:rPr>
-          <w:rFonts w:ascii="Times New Roman" w:hAnsi="Times New Roman" w:cs="Times New Roman"/>
-          <w:b/>
-          <w:bCs/>
-        </w:rPr>
-        <w:t>:</w:t>
-      </w:r>
-      <w:proofErr w:type="gramEnd"/>
-      <w:r>
-        <w:rPr>
-          <w:rFonts w:ascii="Times New Roman" w:hAnsi="Times New Roman" w:cs="Times New Roman"/>
-          <w:b/>
-          <w:bCs/>
-        </w:rPr>
-        <w:t xml:space="preserve"> </w:t>
+        <w:t xml:space="preserve">: </w:t>
       </w:r>
       <w:r>
         <w:rPr>
@@ -2748,6 +2486,7 @@
       <w:r>
         <w:rPr>
           <w:rFonts w:ascii="Times New Roman" w:hAnsi="Times New Roman" w:cs="Times New Roman"/>
+          <w:noProof/>
         </w:rPr>
         <w:drawing>
           <wp:inline distT="0" distB="0" distL="0" distR="0" wp14:anchorId="061FB3D0" wp14:editId="475A22B1">
@@ -2765,7 +2504,7 @@
                     <pic:cNvPicPr/>
                   </pic:nvPicPr>
                   <pic:blipFill>
-                    <a:blip r:embed="rId7"/>
+                    <a:blip r:embed="rId6"/>
                     <a:stretch>
                       <a:fillRect/>
                     </a:stretch>
@@ -2936,13 +2675,7 @@
         <w:rPr>
           <w:rFonts w:ascii="Times New Roman" w:hAnsi="Times New Roman" w:cs="Times New Roman"/>
         </w:rPr>
-        <w:t xml:space="preserve"> t</w:t>
-      </w:r>
-      <w:r>
-        <w:rPr>
-          <w:rFonts w:ascii="Times New Roman" w:hAnsi="Times New Roman" w:cs="Times New Roman"/>
-        </w:rPr>
-        <w:t>o verify the stop/hold function of the counter.</w:t>
+        <w:t xml:space="preserve"> to verify the stop/hold function of the counter.</w:t>
       </w:r>
     </w:p>
     <w:p>
@@ -2964,13 +2697,7 @@
         <w:rPr>
           <w:rFonts w:ascii="Times New Roman" w:hAnsi="Times New Roman" w:cs="Times New Roman"/>
         </w:rPr>
-        <w:t xml:space="preserve"> </w:t>
-      </w:r>
-      <w:r>
-        <w:rPr>
-          <w:rFonts w:ascii="Times New Roman" w:hAnsi="Times New Roman" w:cs="Times New Roman"/>
-        </w:rPr>
-        <w:t xml:space="preserve">SS </w:t>
+        <w:t xml:space="preserve"> SS </w:t>
       </w:r>
       <w:r>
         <w:rPr>
@@ -2998,29 +2725,13 @@
           <w:b/>
           <w:bCs/>
         </w:rPr>
-        <w:t xml:space="preserve">Expected </w:t>
-      </w:r>
-      <w:proofErr w:type="gramStart"/>
-      <w:r>
-        <w:rPr>
-          <w:rFonts w:ascii="Times New Roman" w:hAnsi="Times New Roman" w:cs="Times New Roman"/>
-          <w:b/>
-          <w:bCs/>
-        </w:rPr>
-        <w:t>Output:</w:t>
-      </w:r>
-      <w:proofErr w:type="gramEnd"/>
-      <w:r>
-        <w:rPr>
-          <w:rFonts w:ascii="Times New Roman" w:hAnsi="Times New Roman" w:cs="Times New Roman"/>
-        </w:rPr>
-        <w:t xml:space="preserve"> out</w:t>
-      </w:r>
-      <w:r>
-        <w:rPr>
-          <w:rFonts w:ascii="Times New Roman" w:hAnsi="Times New Roman" w:cs="Times New Roman"/>
-        </w:rPr>
-        <w:t xml:space="preserve"> remains unchanged while SS </w:t>
+        <w:t>Expected Output:</w:t>
+      </w:r>
+      <w:r>
+        <w:rPr>
+          <w:rFonts w:ascii="Times New Roman" w:hAnsi="Times New Roman" w:cs="Times New Roman"/>
+        </w:rPr>
+        <w:t xml:space="preserve"> out remains unchanged while SS </w:t>
       </w:r>
       <w:r>
         <w:rPr>
@@ -3062,6 +2773,7 @@
       <w:r>
         <w:rPr>
           <w:rFonts w:ascii="Times New Roman" w:hAnsi="Times New Roman" w:cs="Times New Roman"/>
+          <w:noProof/>
         </w:rPr>
         <w:drawing>
           <wp:inline distT="0" distB="0" distL="0" distR="0" wp14:anchorId="290B47DF" wp14:editId="0D126220">
@@ -3079,7 +2791,7 @@
                     <pic:cNvPicPr/>
                   </pic:nvPicPr>
                   <pic:blipFill>
-                    <a:blip r:embed="rId8"/>
+                    <a:blip r:embed="rId7"/>
                     <a:stretch>
                       <a:fillRect/>
                     </a:stretch>
@@ -3137,19 +2849,7 @@
         <w:rPr>
           <w:rFonts w:ascii="Times New Roman" w:hAnsi="Times New Roman" w:cs="Times New Roman"/>
         </w:rPr>
-        <w:t xml:space="preserve"> 0, counting is disabled. The output </w:t>
-      </w:r>
-      <w:r>
-        <w:rPr>
-          <w:rFonts w:ascii="Times New Roman" w:hAnsi="Times New Roman" w:cs="Times New Roman"/>
-        </w:rPr>
-        <w:t>out</w:t>
-      </w:r>
-      <w:r>
-        <w:rPr>
-          <w:rFonts w:ascii="Times New Roman" w:hAnsi="Times New Roman" w:cs="Times New Roman"/>
-        </w:rPr>
-        <w:t xml:space="preserve"> holds its previous value even though the input clock continues running.</w:t>
+        <w:t xml:space="preserve"> 0, counting is disabled. The output out holds its previous value even though the input clock continues running.</w:t>
       </w:r>
     </w:p>
     <w:p>
@@ -3164,31 +2864,7 @@
         <w:rPr>
           <w:rFonts w:ascii="Times New Roman" w:hAnsi="Times New Roman" w:cs="Times New Roman"/>
         </w:rPr>
-        <w:t xml:space="preserve">Testcase </w:t>
-      </w:r>
-      <w:r>
-        <w:rPr>
-          <w:rFonts w:ascii="Times New Roman" w:hAnsi="Times New Roman" w:cs="Times New Roman"/>
-        </w:rPr>
-        <w:t>3</w:t>
-      </w:r>
-      <w:r>
-        <w:rPr>
-          <w:rFonts w:ascii="Times New Roman" w:hAnsi="Times New Roman" w:cs="Times New Roman"/>
-        </w:rPr>
-        <w:t xml:space="preserve">: </w:t>
-      </w:r>
-      <w:r>
-        <w:rPr>
-          <w:rFonts w:ascii="Times New Roman" w:hAnsi="Times New Roman" w:cs="Times New Roman"/>
-        </w:rPr>
-        <w:t>down</w:t>
-      </w:r>
-      <w:r>
-        <w:rPr>
-          <w:rFonts w:ascii="Times New Roman" w:hAnsi="Times New Roman" w:cs="Times New Roman"/>
-        </w:rPr>
-        <w:t xml:space="preserve"> counting</w:t>
+        <w:t>Testcase 3: down counting</w:t>
       </w:r>
     </w:p>
     <w:p>
@@ -3317,18 +2993,8 @@
           <w:b/>
           <w:bCs/>
         </w:rPr>
-        <w:t xml:space="preserve">Expected </w:t>
-      </w:r>
-      <w:proofErr w:type="gramStart"/>
-      <w:r>
-        <w:rPr>
-          <w:rFonts w:ascii="Times New Roman" w:hAnsi="Times New Roman" w:cs="Times New Roman"/>
-          <w:b/>
-          <w:bCs/>
-        </w:rPr>
-        <w:t>Output:</w:t>
-      </w:r>
-      <w:proofErr w:type="gramEnd"/>
+        <w:t>Expected Output:</w:t>
+      </w:r>
       <w:r>
         <w:rPr>
           <w:rFonts w:ascii="Times New Roman" w:hAnsi="Times New Roman" w:cs="Times New Roman"/>
@@ -3419,6 +3085,7 @@
       <w:r>
         <w:rPr>
           <w:rFonts w:ascii="Times New Roman" w:hAnsi="Times New Roman" w:cs="Times New Roman"/>
+          <w:noProof/>
         </w:rPr>
         <w:drawing>
           <wp:inline distT="0" distB="0" distL="0" distR="0" wp14:anchorId="457B666A" wp14:editId="6AA299EB">
@@ -3436,7 +3103,7 @@
                     <pic:cNvPicPr/>
                   </pic:nvPicPr>
                   <pic:blipFill>
-                    <a:blip r:embed="rId9"/>
+                    <a:blip r:embed="rId8"/>
                     <a:stretch>
                       <a:fillRect/>
                     </a:stretch>
@@ -3553,25 +3220,7 @@
         <w:rPr>
           <w:rFonts w:ascii="Times New Roman" w:hAnsi="Times New Roman" w:cs="Times New Roman"/>
         </w:rPr>
-        <w:t xml:space="preserve">Testcase </w:t>
-      </w:r>
-      <w:r>
-        <w:rPr>
-          <w:rFonts w:ascii="Times New Roman" w:hAnsi="Times New Roman" w:cs="Times New Roman"/>
-        </w:rPr>
-        <w:t>4</w:t>
-      </w:r>
-      <w:r>
-        <w:rPr>
-          <w:rFonts w:ascii="Times New Roman" w:hAnsi="Times New Roman" w:cs="Times New Roman"/>
-        </w:rPr>
-        <w:t xml:space="preserve">: </w:t>
-      </w:r>
-      <w:r>
-        <w:rPr>
-          <w:rFonts w:ascii="Times New Roman" w:hAnsi="Times New Roman" w:cs="Times New Roman"/>
-        </w:rPr>
-        <w:t>speed selection</w:t>
+        <w:t>Testcase 4: speed selection</w:t>
       </w:r>
     </w:p>
     <w:p>
@@ -3592,13 +3241,7 @@
         <w:rPr>
           <w:rFonts w:ascii="Times New Roman" w:hAnsi="Times New Roman" w:cs="Times New Roman"/>
         </w:rPr>
-        <w:t xml:space="preserve"> t</w:t>
-      </w:r>
-      <w:r>
-        <w:rPr>
-          <w:rFonts w:ascii="Times New Roman" w:hAnsi="Times New Roman" w:cs="Times New Roman"/>
-        </w:rPr>
-        <w:t>o verify the speed selection function.</w:t>
+        <w:t xml:space="preserve"> to verify the speed selection function.</w:t>
       </w:r>
     </w:p>
     <w:p>
@@ -3620,13 +3263,7 @@
         <w:rPr>
           <w:rFonts w:ascii="Times New Roman" w:hAnsi="Times New Roman" w:cs="Times New Roman"/>
         </w:rPr>
-        <w:t xml:space="preserve"> </w:t>
-      </w:r>
-      <w:r>
-        <w:rPr>
-          <w:rFonts w:ascii="Times New Roman" w:hAnsi="Times New Roman" w:cs="Times New Roman"/>
-        </w:rPr>
-        <w:t xml:space="preserve">SS </w:t>
+        <w:t xml:space="preserve"> SS </w:t>
       </w:r>
       <w:r>
         <w:rPr>
@@ -3650,19 +3287,7 @@
         <w:rPr>
           <w:rFonts w:ascii="Times New Roman" w:hAnsi="Times New Roman" w:cs="Times New Roman"/>
         </w:rPr>
-        <w:t xml:space="preserve"> 1, </w:t>
-      </w:r>
-      <w:r>
-        <w:rPr>
-          <w:rFonts w:ascii="Times New Roman" w:hAnsi="Times New Roman" w:cs="Times New Roman"/>
-        </w:rPr>
-        <w:t>speed</w:t>
-      </w:r>
-      <w:r>
-        <w:rPr>
-          <w:rFonts w:ascii="Times New Roman" w:hAnsi="Times New Roman" w:cs="Times New Roman"/>
-        </w:rPr>
-        <w:t xml:space="preserve"> </w:t>
+        <w:t xml:space="preserve"> 1, speed </w:t>
       </w:r>
       <w:r>
         <w:rPr>
@@ -3690,38 +3315,14 @@
           <w:b/>
           <w:bCs/>
         </w:rPr>
-        <w:t xml:space="preserve">Expected </w:t>
-      </w:r>
-      <w:proofErr w:type="gramStart"/>
-      <w:r>
-        <w:rPr>
-          <w:rFonts w:ascii="Times New Roman" w:hAnsi="Times New Roman" w:cs="Times New Roman"/>
-          <w:b/>
-          <w:bCs/>
-        </w:rPr>
-        <w:t>Output:</w:t>
-      </w:r>
-      <w:proofErr w:type="gramEnd"/>
-      <w:r>
-        <w:rPr>
-          <w:rFonts w:ascii="Times New Roman" w:hAnsi="Times New Roman" w:cs="Times New Roman"/>
-        </w:rPr>
-        <w:t xml:space="preserve"> out </w:t>
-      </w:r>
-      <w:r>
-        <w:rPr>
-          <w:rFonts w:ascii="Times New Roman" w:hAnsi="Times New Roman" w:cs="Times New Roman"/>
-        </w:rPr>
-        <w:t xml:space="preserve">continues to increase by 1, but at a lower counting frequency of 1 </w:t>
-      </w:r>
-      <w:proofErr w:type="spellStart"/>
-      <w:r>
-        <w:rPr>
-          <w:rFonts w:ascii="Times New Roman" w:hAnsi="Times New Roman" w:cs="Times New Roman"/>
-        </w:rPr>
-        <w:t>MHz.</w:t>
-      </w:r>
-      <w:proofErr w:type="spellEnd"/>
+        <w:t>Expected Output:</w:t>
+      </w:r>
+      <w:r>
+        <w:rPr>
+          <w:rFonts w:ascii="Times New Roman" w:hAnsi="Times New Roman" w:cs="Times New Roman"/>
+        </w:rPr>
+        <w:t xml:space="preserve"> out continues to increase by 1, but at a lower counting frequency of 1 MHz.</w:t>
+      </w:r>
     </w:p>
     <w:p>
       <w:pPr>
@@ -3746,6 +3347,7 @@
       <w:r>
         <w:rPr>
           <w:rFonts w:ascii="Times New Roman" w:hAnsi="Times New Roman" w:cs="Times New Roman"/>
+          <w:noProof/>
         </w:rPr>
         <w:drawing>
           <wp:inline distT="0" distB="0" distL="0" distR="0" wp14:anchorId="3FDBD0CF" wp14:editId="41971171">
@@ -3763,7 +3365,7 @@
                     <pic:cNvPicPr/>
                   </pic:nvPicPr>
                   <pic:blipFill>
-                    <a:blip r:embed="rId10"/>
+                    <a:blip r:embed="rId9"/>
                     <a:stretch>
                       <a:fillRect/>
                     </a:stretch>
@@ -3803,13 +3405,7 @@
         <w:rPr>
           <w:rFonts w:ascii="Times New Roman" w:hAnsi="Times New Roman" w:cs="Times New Roman"/>
         </w:rPr>
-        <w:t xml:space="preserve"> w</w:t>
-      </w:r>
-      <w:r>
-        <w:rPr>
-          <w:rFonts w:ascii="Times New Roman" w:hAnsi="Times New Roman" w:cs="Times New Roman"/>
-        </w:rPr>
-        <w:t xml:space="preserve">hen </w:t>
+        <w:t xml:space="preserve"> when </w:t>
       </w:r>
       <w:r>
         <w:rPr>
@@ -3833,19 +3429,7 @@
         <w:rPr>
           <w:rFonts w:ascii="Times New Roman" w:hAnsi="Times New Roman" w:cs="Times New Roman"/>
         </w:rPr>
-        <w:t xml:space="preserve"> 1, the clock divider selects the lower counting frequency. The counting frequency changes from 5 MHz to 1 MHz, resulting in a longer time interval between consecutive changes of </w:t>
-      </w:r>
-      <w:r>
-        <w:rPr>
-          <w:rFonts w:ascii="Times New Roman" w:hAnsi="Times New Roman" w:cs="Times New Roman"/>
-        </w:rPr>
-        <w:t>out</w:t>
-      </w:r>
-      <w:r>
-        <w:rPr>
-          <w:rFonts w:ascii="Times New Roman" w:hAnsi="Times New Roman" w:cs="Times New Roman"/>
-        </w:rPr>
-        <w:t>.</w:t>
+        <w:t xml:space="preserve"> 1, the clock divider selects the lower counting frequency. The counting frequency changes from 5 MHz to 1 MHz, resulting in a longer time interval between consecutive changes of out.</w:t>
       </w:r>
     </w:p>
     <w:p>
@@ -4844,6 +4428,7 @@
   <w:style w:type="character" w:default="1" w:styleId="DefaultParagraphFont">
     <w:name w:val="Default Paragraph Font"/>
     <w:uiPriority w:val="1"/>
+    <w:semiHidden/>
     <w:unhideWhenUsed/>
   </w:style>
   <w:style w:type="table" w:default="1" w:styleId="TableNormal">

--- a/SS5/Lê Quốc Khánh_24161276.docx
+++ b/SS5/Lê Quốc Khánh_24161276.docx
@@ -51,6 +51,12 @@
         </w:rPr>
         <w:t xml:space="preserve">Project Title: </w:t>
       </w:r>
+      <w:r>
+        <w:rPr>
+          <w:rFonts w:ascii="Times New Roman" w:hAnsi="Times New Roman" w:cs="Times New Roman"/>
+        </w:rPr>
+        <w:t>Thiết kế mạch điều khiển 8 LED đa chế độ kết hợp bộ đếm 00–99 bằng Verilog</w:t>
+      </w:r>
     </w:p>
     <w:p>
       <w:pPr>
@@ -80,7 +86,46 @@
         <w:rPr>
           <w:rFonts w:ascii="Times New Roman" w:hAnsi="Times New Roman" w:cs="Times New Roman"/>
         </w:rPr>
-        <w:t>Le Quoc Khanh</w:t>
+        <w:t>L</w:t>
+      </w:r>
+      <w:r>
+        <w:rPr>
+          <w:rFonts w:ascii="Times New Roman" w:hAnsi="Times New Roman" w:cs="Times New Roman"/>
+          <w:lang w:val="vi-VN"/>
+        </w:rPr>
+        <w:t>ê</w:t>
+      </w:r>
+      <w:r>
+        <w:rPr>
+          <w:rFonts w:ascii="Times New Roman" w:hAnsi="Times New Roman" w:cs="Times New Roman"/>
+        </w:rPr>
+        <w:t xml:space="preserve"> Qu</w:t>
+      </w:r>
+      <w:r>
+        <w:rPr>
+          <w:rFonts w:ascii="Times New Roman" w:hAnsi="Times New Roman" w:cs="Times New Roman"/>
+          <w:lang w:val="vi-VN"/>
+        </w:rPr>
+        <w:t>ố</w:t>
+      </w:r>
+      <w:r>
+        <w:rPr>
+          <w:rFonts w:ascii="Times New Roman" w:hAnsi="Times New Roman" w:cs="Times New Roman"/>
+        </w:rPr>
+        <w:t>c Kh</w:t>
+      </w:r>
+      <w:r>
+        <w:rPr>
+          <w:rFonts w:ascii="Times New Roman" w:hAnsi="Times New Roman" w:cs="Times New Roman"/>
+          <w:lang w:val="vi-VN"/>
+        </w:rPr>
+        <w:t>á</w:t>
+      </w:r>
+      <w:r>
+        <w:rPr>
+          <w:rFonts w:ascii="Times New Roman" w:hAnsi="Times New Roman" w:cs="Times New Roman"/>
+        </w:rPr>
+        <w:t>nh</w:t>
       </w:r>
     </w:p>
     <w:p>
@@ -117,14 +162,22 @@
       <w:r>
         <w:rPr>
           <w:rFonts w:ascii="Times New Roman" w:hAnsi="Times New Roman" w:cs="Times New Roman"/>
-        </w:rPr>
-        <w:t>26/0</w:t>
+          <w:lang w:val="vi-VN"/>
+        </w:rPr>
+        <w:t>16</w:t>
       </w:r>
       <w:r>
         <w:rPr>
           <w:rFonts w:ascii="Times New Roman" w:hAnsi="Times New Roman" w:cs="Times New Roman"/>
         </w:rPr>
-        <w:t>8</w:t>
+        <w:t>/0</w:t>
+      </w:r>
+      <w:r>
+        <w:rPr>
+          <w:rFonts w:ascii="Times New Roman" w:hAnsi="Times New Roman" w:cs="Times New Roman"/>
+          <w:lang w:val="vi-VN"/>
+        </w:rPr>
+        <w:t>9</w:t>
       </w:r>
       <w:r>
         <w:rPr>
@@ -147,6 +200,7 @@
           <w:rFonts w:ascii="Times New Roman" w:hAnsi="Times New Roman" w:cs="Times New Roman"/>
           <w:sz w:val="22"/>
           <w:szCs w:val="22"/>
+          <w:lang w:val="vi-VN"/>
         </w:rPr>
       </w:pPr>
       <w:r>
@@ -160,36 +214,97 @@
     </w:p>
     <w:p>
       <w:pPr>
-        <w:pStyle w:val="Heading2"/>
-        <w:spacing w:before="0"/>
         <w:jc w:val="center"/>
         <w:rPr>
+          <w:lang w:val="vi-VN"/>
+        </w:rPr>
+      </w:pPr>
+      <w:r>
+        <w:rPr>
           <w:rFonts w:ascii="Times New Roman" w:hAnsi="Times New Roman" w:cs="Times New Roman"/>
-          <w:sz w:val="22"/>
-          <w:szCs w:val="22"/>
-        </w:rPr>
-      </w:pPr>
+          <w:noProof/>
+        </w:rPr>
+        <w:drawing>
+          <wp:inline distT="0" distB="0" distL="0" distR="0" wp14:anchorId="5EB98E29" wp14:editId="0594769D">
+            <wp:extent cx="5767500" cy="6273579"/>
+            <wp:effectExtent l="0" t="0" r="5080" b="0"/>
+            <wp:docPr id="1657878796" name="Picture 7"/>
+            <wp:cNvGraphicFramePr>
+              <a:graphicFrameLocks xmlns:a="http://schemas.openxmlformats.org/drawingml/2006/main" noChangeAspect="1"/>
+            </wp:cNvGraphicFramePr>
+            <a:graphic xmlns:a="http://schemas.openxmlformats.org/drawingml/2006/main">
+              <a:graphicData uri="http://schemas.openxmlformats.org/drawingml/2006/picture">
+                <pic:pic xmlns:pic="http://schemas.openxmlformats.org/drawingml/2006/picture">
+                  <pic:nvPicPr>
+                    <pic:cNvPr id="0" name="Picture 3"/>
+                    <pic:cNvPicPr>
+                      <a:picLocks noChangeAspect="1" noChangeArrowheads="1"/>
+                    </pic:cNvPicPr>
+                  </pic:nvPicPr>
+                  <pic:blipFill rotWithShape="1">
+                    <a:blip r:embed="rId6">
+                      <a:extLst>
+                        <a:ext uri="{28A0092B-C50C-407E-A947-70E740481C1C}">
+                          <a14:useLocalDpi xmlns:a14="http://schemas.microsoft.com/office/drawing/2010/main" val="0"/>
+                        </a:ext>
+                      </a:extLst>
+                    </a:blip>
+                    <a:srcRect t="7785" b="5164"/>
+                    <a:stretch>
+                      <a:fillRect/>
+                    </a:stretch>
+                  </pic:blipFill>
+                  <pic:spPr bwMode="auto">
+                    <a:xfrm>
+                      <a:off x="0" y="0"/>
+                      <a:ext cx="5789257" cy="6297245"/>
+                    </a:xfrm>
+                    <a:prstGeom prst="rect">
+                      <a:avLst/>
+                    </a:prstGeom>
+                    <a:noFill/>
+                    <a:ln>
+                      <a:noFill/>
+                    </a:ln>
+                    <a:extLst>
+                      <a:ext uri="{53640926-AAD7-44D8-BBD7-CCE9431645EC}">
+                        <a14:shadowObscured xmlns:a14="http://schemas.microsoft.com/office/drawing/2010/main"/>
+                      </a:ext>
+                    </a:extLst>
+                  </pic:spPr>
+                </pic:pic>
+              </a:graphicData>
+            </a:graphic>
+          </wp:inline>
+        </w:drawing>
+      </w:r>
     </w:p>
     <w:p>
       <w:pPr>
-        <w:pStyle w:val="Heading2"/>
+        <w:rPr>
+          <w:rFonts w:ascii="Times New Roman" w:eastAsiaTheme="majorEastAsia" w:hAnsi="Times New Roman" w:cs="Times New Roman"/>
+          <w:b/>
+          <w:bCs/>
+          <w:color w:val="4F81BD" w:themeColor="accent1"/>
+        </w:rPr>
+      </w:pPr>
+      <w:r>
         <w:rPr>
           <w:rFonts w:ascii="Times New Roman" w:hAnsi="Times New Roman" w:cs="Times New Roman"/>
-          <w:sz w:val="22"/>
-          <w:szCs w:val="22"/>
-        </w:rPr>
-      </w:pPr>
+        </w:rPr>
+        <w:br w:type="page"/>
+      </w:r>
       <w:r>
         <w:rPr>
           <w:rFonts w:ascii="Times New Roman" w:hAnsi="Times New Roman" w:cs="Times New Roman"/>
-          <w:sz w:val="22"/>
-          <w:szCs w:val="22"/>
-        </w:rPr>
+        </w:rPr>
+        <w:lastRenderedPageBreak/>
         <w:t>3. State Transition Diagram</w:t>
       </w:r>
     </w:p>
     <w:p>
       <w:pPr>
+        <w:spacing w:after="0"/>
         <w:jc w:val="both"/>
         <w:rPr>
           <w:rFonts w:ascii="Times New Roman" w:hAnsi="Times New Roman" w:cs="Times New Roman"/>
@@ -199,113 +314,32 @@
         <w:rPr>
           <w:rFonts w:ascii="Times New Roman" w:hAnsi="Times New Roman" w:cs="Times New Roman"/>
         </w:rPr>
-        <w:t xml:space="preserve">The </w:t>
-      </w:r>
-      <w:r>
-        <w:rPr>
-          <w:rFonts w:ascii="Times New Roman" w:hAnsi="Times New Roman" w:cs="Times New Roman"/>
-          <w:b/>
-          <w:bCs/>
-        </w:rPr>
-        <w:t>DEM_8bit</w:t>
-      </w:r>
-      <w:r>
-        <w:rPr>
-          <w:rFonts w:ascii="Times New Roman" w:hAnsi="Times New Roman" w:cs="Times New Roman"/>
-        </w:rPr>
-        <w:t xml:space="preserve"> module is an 8-bit up and down counter controlled by the </w:t>
-      </w:r>
-      <w:r>
-        <w:rPr>
-          <w:rFonts w:ascii="Times New Roman" w:hAnsi="Times New Roman" w:cs="Times New Roman"/>
-          <w:b/>
-          <w:bCs/>
-        </w:rPr>
-        <w:t>reset</w:t>
-      </w:r>
-      <w:r>
-        <w:rPr>
-          <w:rFonts w:ascii="Times New Roman" w:hAnsi="Times New Roman" w:cs="Times New Roman"/>
-        </w:rPr>
-        <w:t xml:space="preserve">, </w:t>
-      </w:r>
-      <w:r>
-        <w:rPr>
-          <w:rFonts w:ascii="Times New Roman" w:hAnsi="Times New Roman" w:cs="Times New Roman"/>
-          <w:b/>
-          <w:bCs/>
-        </w:rPr>
-        <w:t>SS</w:t>
-      </w:r>
-      <w:r>
-        <w:rPr>
-          <w:rFonts w:ascii="Times New Roman" w:hAnsi="Times New Roman" w:cs="Times New Roman"/>
-        </w:rPr>
-        <w:t xml:space="preserve">, </w:t>
-      </w:r>
-      <w:r>
-        <w:rPr>
-          <w:rFonts w:ascii="Times New Roman" w:hAnsi="Times New Roman" w:cs="Times New Roman"/>
-          <w:b/>
-          <w:bCs/>
-        </w:rPr>
-        <w:t>UD</w:t>
-      </w:r>
-      <w:r>
-        <w:rPr>
-          <w:rFonts w:ascii="Times New Roman" w:hAnsi="Times New Roman" w:cs="Times New Roman"/>
-        </w:rPr>
-        <w:t xml:space="preserve">, and </w:t>
-      </w:r>
-      <w:r>
-        <w:rPr>
-          <w:rFonts w:ascii="Times New Roman" w:hAnsi="Times New Roman" w:cs="Times New Roman"/>
-          <w:b/>
-          <w:bCs/>
-        </w:rPr>
-        <w:t>speed</w:t>
-      </w:r>
-      <w:r>
-        <w:rPr>
-          <w:rFonts w:ascii="Times New Roman" w:hAnsi="Times New Roman" w:cs="Times New Roman"/>
-        </w:rPr>
-        <w:t xml:space="preserve"> signals. The input clock frequency is </w:t>
-      </w:r>
-      <w:r>
-        <w:rPr>
-          <w:rFonts w:ascii="Times New Roman" w:hAnsi="Times New Roman" w:cs="Times New Roman"/>
-          <w:b/>
-          <w:bCs/>
-        </w:rPr>
-        <w:t xml:space="preserve">50 </w:t>
-      </w:r>
-      <w:r>
-        <w:rPr>
-          <w:rFonts w:ascii="Times New Roman" w:hAnsi="Times New Roman" w:cs="Times New Roman"/>
-          <w:b/>
-          <w:bCs/>
-        </w:rPr>
-        <w:t>MHz</w:t>
+        <w:t>LED_MultiMode_Controller điều khiển 8 LED và tín hiệu count_out[7:0] thông qua các tín hiệu reset, sw_test_manual, sw_manual và sw_clk. Tần số clock đầu vào là 50 MHz, trong đó sw_clk dùng để lựa chọn tần số hoạt động 5 MHz hoặc 2 MHz.</w:t>
       </w:r>
     </w:p>
     <w:tbl>
       <w:tblPr>
         <w:tblStyle w:val="TableGrid"/>
         <w:tblW w:w="0" w:type="auto"/>
+        <w:jc w:val="center"/>
         <w:tblLayout w:type="fixed"/>
         <w:tblLook w:val="04A0" w:firstRow="1" w:lastRow="0" w:firstColumn="1" w:lastColumn="0" w:noHBand="0" w:noVBand="1"/>
       </w:tblPr>
       <w:tblGrid>
-        <w:gridCol w:w="895"/>
-        <w:gridCol w:w="1170"/>
-        <w:gridCol w:w="1080"/>
-        <w:gridCol w:w="1530"/>
-        <w:gridCol w:w="3955"/>
+        <w:gridCol w:w="704"/>
+        <w:gridCol w:w="1843"/>
+        <w:gridCol w:w="1843"/>
+        <w:gridCol w:w="992"/>
+        <w:gridCol w:w="3248"/>
       </w:tblGrid>
       <w:tr>
+        <w:trPr>
+          <w:jc w:val="center"/>
+        </w:trPr>
         <w:tc>
           <w:tcPr>
-            <w:tcW w:w="895" w:type="dxa"/>
+            <w:tcW w:w="704" w:type="dxa"/>
+            <w:vAlign w:val="center"/>
           </w:tcPr>
           <w:p>
             <w:pPr>
@@ -328,7 +362,8 @@
         </w:tc>
         <w:tc>
           <w:tcPr>
-            <w:tcW w:w="1170" w:type="dxa"/>
+            <w:tcW w:w="1843" w:type="dxa"/>
+            <w:vAlign w:val="center"/>
           </w:tcPr>
           <w:p>
             <w:pPr>
@@ -345,13 +380,14 @@
                 <w:b/>
                 <w:bCs/>
               </w:rPr>
-              <w:t>SS</w:t>
+              <w:t>sw_test_manual</w:t>
             </w:r>
           </w:p>
         </w:tc>
         <w:tc>
           <w:tcPr>
-            <w:tcW w:w="1080" w:type="dxa"/>
+            <w:tcW w:w="1843" w:type="dxa"/>
+            <w:vAlign w:val="center"/>
           </w:tcPr>
           <w:p>
             <w:pPr>
@@ -368,13 +404,14 @@
                 <w:b/>
                 <w:bCs/>
               </w:rPr>
-              <w:t>UD</w:t>
+              <w:t>sw_manual[1:0]</w:t>
             </w:r>
           </w:p>
         </w:tc>
         <w:tc>
           <w:tcPr>
-            <w:tcW w:w="1530" w:type="dxa"/>
+            <w:tcW w:w="992" w:type="dxa"/>
+            <w:vAlign w:val="center"/>
           </w:tcPr>
           <w:p>
             <w:pPr>
@@ -391,13 +428,14 @@
                 <w:b/>
                 <w:bCs/>
               </w:rPr>
-              <w:t>speed</w:t>
+              <w:t>sw_clk</w:t>
             </w:r>
           </w:p>
         </w:tc>
         <w:tc>
           <w:tcPr>
-            <w:tcW w:w="3955" w:type="dxa"/>
+            <w:tcW w:w="3248" w:type="dxa"/>
+            <w:vAlign w:val="center"/>
           </w:tcPr>
           <w:p>
             <w:pPr>
@@ -406,6 +444,7 @@
                 <w:rFonts w:ascii="Times New Roman" w:hAnsi="Times New Roman" w:cs="Times New Roman"/>
                 <w:b/>
                 <w:bCs/>
+                <w:lang w:val="vi-VN"/>
               </w:rPr>
             </w:pPr>
             <w:r>
@@ -413,16 +452,21 @@
                 <w:rFonts w:ascii="Times New Roman" w:hAnsi="Times New Roman" w:cs="Times New Roman"/>
                 <w:b/>
                 <w:bCs/>
-              </w:rPr>
-              <w:t>Function</w:t>
+                <w:lang w:val="vi-VN"/>
+              </w:rPr>
+              <w:t>Chức năng</w:t>
             </w:r>
           </w:p>
         </w:tc>
       </w:tr>
       <w:tr>
+        <w:trPr>
+          <w:jc w:val="center"/>
+        </w:trPr>
         <w:tc>
           <w:tcPr>
-            <w:tcW w:w="895" w:type="dxa"/>
+            <w:tcW w:w="704" w:type="dxa"/>
+            <w:vAlign w:val="center"/>
           </w:tcPr>
           <w:p>
             <w:pPr>
@@ -441,7 +485,8 @@
         </w:tc>
         <w:tc>
           <w:tcPr>
-            <w:tcW w:w="1170" w:type="dxa"/>
+            <w:tcW w:w="1843" w:type="dxa"/>
+            <w:vAlign w:val="center"/>
           </w:tcPr>
           <w:p>
             <w:pPr>
@@ -460,18 +505,27 @@
         </w:tc>
         <w:tc>
           <w:tcPr>
-            <w:tcW w:w="1080" w:type="dxa"/>
+            <w:tcW w:w="1843" w:type="dxa"/>
+            <w:vAlign w:val="center"/>
           </w:tcPr>
           <w:p>
             <w:pPr>
               <w:jc w:val="center"/>
               <w:rPr>
                 <w:rFonts w:ascii="Times New Roman" w:hAnsi="Times New Roman" w:cs="Times New Roman"/>
+                <w:lang w:val="vi-VN"/>
               </w:rPr>
             </w:pPr>
             <w:r>
               <w:rPr>
                 <w:rFonts w:ascii="Times New Roman" w:hAnsi="Times New Roman" w:cs="Times New Roman"/>
+              </w:rPr>
+              <w:t>X</w:t>
+            </w:r>
+            <w:r>
+              <w:rPr>
+                <w:rFonts w:ascii="Times New Roman" w:hAnsi="Times New Roman" w:cs="Times New Roman"/>
+                <w:lang w:val="vi-VN"/>
               </w:rPr>
               <w:t>X</w:t>
             </w:r>
@@ -479,18 +533,21 @@
         </w:tc>
         <w:tc>
           <w:tcPr>
-            <w:tcW w:w="1530" w:type="dxa"/>
+            <w:tcW w:w="992" w:type="dxa"/>
+            <w:vAlign w:val="center"/>
           </w:tcPr>
           <w:p>
             <w:pPr>
               <w:jc w:val="center"/>
               <w:rPr>
                 <w:rFonts w:ascii="Times New Roman" w:hAnsi="Times New Roman" w:cs="Times New Roman"/>
+                <w:lang w:val="vi-VN"/>
               </w:rPr>
             </w:pPr>
             <w:r>
               <w:rPr>
                 <w:rFonts w:ascii="Times New Roman" w:hAnsi="Times New Roman" w:cs="Times New Roman"/>
+                <w:lang w:val="vi-VN"/>
               </w:rPr>
               <w:t>X</w:t>
             </w:r>
@@ -498,7 +555,8 @@
         </w:tc>
         <w:tc>
           <w:tcPr>
-            <w:tcW w:w="3955" w:type="dxa"/>
+            <w:tcW w:w="3248" w:type="dxa"/>
+            <w:vAlign w:val="center"/>
           </w:tcPr>
           <w:p>
             <w:pPr>
@@ -511,27 +569,19 @@
               <w:rPr>
                 <w:rFonts w:ascii="Times New Roman" w:hAnsi="Times New Roman" w:cs="Times New Roman"/>
               </w:rPr>
-              <w:t xml:space="preserve">Reset counter: OUT </w:t>
-            </w:r>
-            <w:r>
-              <w:rPr>
-                <w:rFonts w:ascii="Times New Roman" w:hAnsi="Times New Roman" w:cs="Times New Roman"/>
-              </w:rPr>
-              <w:t>=</w:t>
-            </w:r>
-            <w:r>
-              <w:rPr>
-                <w:rFonts w:ascii="Times New Roman" w:hAnsi="Times New Roman" w:cs="Times New Roman"/>
-              </w:rPr>
-              <w:t xml:space="preserve"> 0</w:t>
+              <w:t>Reset hệ thống, đưa các trạng thái nội bộ về giá trị ban đầu</w:t>
             </w:r>
           </w:p>
         </w:tc>
       </w:tr>
       <w:tr>
+        <w:trPr>
+          <w:jc w:val="center"/>
+        </w:trPr>
         <w:tc>
           <w:tcPr>
-            <w:tcW w:w="895" w:type="dxa"/>
+            <w:tcW w:w="704" w:type="dxa"/>
+            <w:vAlign w:val="center"/>
           </w:tcPr>
           <w:p>
             <w:pPr>
@@ -550,7 +600,105 @@
         </w:tc>
         <w:tc>
           <w:tcPr>
-            <w:tcW w:w="1170" w:type="dxa"/>
+            <w:tcW w:w="1843" w:type="dxa"/>
+            <w:vAlign w:val="center"/>
+          </w:tcPr>
+          <w:p>
+            <w:pPr>
+              <w:jc w:val="center"/>
+              <w:rPr>
+                <w:rFonts w:ascii="Times New Roman" w:hAnsi="Times New Roman" w:cs="Times New Roman"/>
+                <w:lang w:val="vi-VN"/>
+              </w:rPr>
+            </w:pPr>
+            <w:r>
+              <w:rPr>
+                <w:rFonts w:ascii="Times New Roman" w:hAnsi="Times New Roman" w:cs="Times New Roman"/>
+                <w:lang w:val="vi-VN"/>
+              </w:rPr>
+              <w:t>1</w:t>
+            </w:r>
+          </w:p>
+        </w:tc>
+        <w:tc>
+          <w:tcPr>
+            <w:tcW w:w="1843" w:type="dxa"/>
+            <w:vAlign w:val="center"/>
+          </w:tcPr>
+          <w:p>
+            <w:pPr>
+              <w:jc w:val="center"/>
+              <w:rPr>
+                <w:rFonts w:ascii="Times New Roman" w:hAnsi="Times New Roman" w:cs="Times New Roman"/>
+                <w:lang w:val="vi-VN"/>
+              </w:rPr>
+            </w:pPr>
+            <w:r>
+              <w:rPr>
+                <w:rFonts w:ascii="Times New Roman" w:hAnsi="Times New Roman" w:cs="Times New Roman"/>
+              </w:rPr>
+              <w:t>X</w:t>
+            </w:r>
+            <w:r>
+              <w:rPr>
+                <w:rFonts w:ascii="Times New Roman" w:hAnsi="Times New Roman" w:cs="Times New Roman"/>
+                <w:lang w:val="vi-VN"/>
+              </w:rPr>
+              <w:t>X</w:t>
+            </w:r>
+          </w:p>
+        </w:tc>
+        <w:tc>
+          <w:tcPr>
+            <w:tcW w:w="992" w:type="dxa"/>
+            <w:vAlign w:val="center"/>
+          </w:tcPr>
+          <w:p>
+            <w:pPr>
+              <w:jc w:val="center"/>
+              <w:rPr>
+                <w:rFonts w:ascii="Times New Roman" w:hAnsi="Times New Roman" w:cs="Times New Roman"/>
+                <w:lang w:val="vi-VN"/>
+              </w:rPr>
+            </w:pPr>
+            <w:r>
+              <w:rPr>
+                <w:rFonts w:ascii="Times New Roman" w:hAnsi="Times New Roman" w:cs="Times New Roman"/>
+                <w:lang w:val="vi-VN"/>
+              </w:rPr>
+              <w:t>X</w:t>
+            </w:r>
+          </w:p>
+        </w:tc>
+        <w:tc>
+          <w:tcPr>
+            <w:tcW w:w="3248" w:type="dxa"/>
+            <w:vAlign w:val="center"/>
+          </w:tcPr>
+          <w:p>
+            <w:pPr>
+              <w:jc w:val="center"/>
+              <w:rPr>
+                <w:rFonts w:ascii="Times New Roman" w:hAnsi="Times New Roman" w:cs="Times New Roman"/>
+              </w:rPr>
+            </w:pPr>
+            <w:r>
+              <w:rPr>
+                <w:rFonts w:ascii="Times New Roman" w:hAnsi="Times New Roman" w:cs="Times New Roman"/>
+              </w:rPr>
+              <w:t>Test mode: 8 LED chớp tắt, count_out = 88</w:t>
+            </w:r>
+          </w:p>
+        </w:tc>
+      </w:tr>
+      <w:tr>
+        <w:trPr>
+          <w:jc w:val="center"/>
+        </w:trPr>
+        <w:tc>
+          <w:tcPr>
+            <w:tcW w:w="704" w:type="dxa"/>
+            <w:vAlign w:val="center"/>
           </w:tcPr>
           <w:p>
             <w:pPr>
@@ -569,18 +717,65 @@
         </w:tc>
         <w:tc>
           <w:tcPr>
-            <w:tcW w:w="1080" w:type="dxa"/>
+            <w:tcW w:w="1843" w:type="dxa"/>
+            <w:vAlign w:val="center"/>
           </w:tcPr>
           <w:p>
             <w:pPr>
               <w:jc w:val="center"/>
               <w:rPr>
                 <w:rFonts w:ascii="Times New Roman" w:hAnsi="Times New Roman" w:cs="Times New Roman"/>
+                <w:lang w:val="vi-VN"/>
               </w:rPr>
             </w:pPr>
             <w:r>
               <w:rPr>
                 <w:rFonts w:ascii="Times New Roman" w:hAnsi="Times New Roman" w:cs="Times New Roman"/>
+                <w:lang w:val="vi-VN"/>
+              </w:rPr>
+              <w:t>0</w:t>
+            </w:r>
+          </w:p>
+        </w:tc>
+        <w:tc>
+          <w:tcPr>
+            <w:tcW w:w="1843" w:type="dxa"/>
+            <w:vAlign w:val="center"/>
+          </w:tcPr>
+          <w:p>
+            <w:pPr>
+              <w:jc w:val="center"/>
+              <w:rPr>
+                <w:rFonts w:ascii="Times New Roman" w:hAnsi="Times New Roman" w:cs="Times New Roman"/>
+                <w:lang w:val="vi-VN"/>
+              </w:rPr>
+            </w:pPr>
+            <w:r>
+              <w:rPr>
+                <w:rFonts w:ascii="Times New Roman" w:hAnsi="Times New Roman" w:cs="Times New Roman"/>
+                <w:lang w:val="vi-VN"/>
+              </w:rPr>
+              <w:t>00</w:t>
+            </w:r>
+          </w:p>
+        </w:tc>
+        <w:tc>
+          <w:tcPr>
+            <w:tcW w:w="992" w:type="dxa"/>
+            <w:vAlign w:val="center"/>
+          </w:tcPr>
+          <w:p>
+            <w:pPr>
+              <w:jc w:val="center"/>
+              <w:rPr>
+                <w:rFonts w:ascii="Times New Roman" w:hAnsi="Times New Roman" w:cs="Times New Roman"/>
+                <w:lang w:val="vi-VN"/>
+              </w:rPr>
+            </w:pPr>
+            <w:r>
+              <w:rPr>
+                <w:rFonts w:ascii="Times New Roman" w:hAnsi="Times New Roman" w:cs="Times New Roman"/>
+                <w:lang w:val="vi-VN"/>
               </w:rPr>
               <w:t>X</w:t>
             </w:r>
@@ -588,7 +783,8 @@
         </w:tc>
         <w:tc>
           <w:tcPr>
-            <w:tcW w:w="1530" w:type="dxa"/>
+            <w:tcW w:w="3248" w:type="dxa"/>
+            <w:vAlign w:val="center"/>
           </w:tcPr>
           <w:p>
             <w:pPr>
@@ -600,6 +796,103 @@
             <w:r>
               <w:rPr>
                 <w:rFonts w:ascii="Times New Roman" w:hAnsi="Times New Roman" w:cs="Times New Roman"/>
+              </w:rPr>
+              <w:t>Mode 1: LED sáng dần từ trái → phải 5 lần, count_out đếm từ 00 → 99</w:t>
+            </w:r>
+          </w:p>
+        </w:tc>
+      </w:tr>
+      <w:tr>
+        <w:trPr>
+          <w:jc w:val="center"/>
+        </w:trPr>
+        <w:tc>
+          <w:tcPr>
+            <w:tcW w:w="704" w:type="dxa"/>
+            <w:vAlign w:val="center"/>
+          </w:tcPr>
+          <w:p>
+            <w:pPr>
+              <w:jc w:val="center"/>
+              <w:rPr>
+                <w:rFonts w:ascii="Times New Roman" w:hAnsi="Times New Roman" w:cs="Times New Roman"/>
+              </w:rPr>
+            </w:pPr>
+            <w:r>
+              <w:rPr>
+                <w:rFonts w:ascii="Times New Roman" w:hAnsi="Times New Roman" w:cs="Times New Roman"/>
+              </w:rPr>
+              <w:t>0</w:t>
+            </w:r>
+          </w:p>
+        </w:tc>
+        <w:tc>
+          <w:tcPr>
+            <w:tcW w:w="1843" w:type="dxa"/>
+            <w:vAlign w:val="center"/>
+          </w:tcPr>
+          <w:p>
+            <w:pPr>
+              <w:jc w:val="center"/>
+              <w:rPr>
+                <w:rFonts w:ascii="Times New Roman" w:hAnsi="Times New Roman" w:cs="Times New Roman"/>
+                <w:lang w:val="vi-VN"/>
+              </w:rPr>
+            </w:pPr>
+            <w:r>
+              <w:rPr>
+                <w:rFonts w:ascii="Times New Roman" w:hAnsi="Times New Roman" w:cs="Times New Roman"/>
+                <w:lang w:val="vi-VN"/>
+              </w:rPr>
+              <w:t>0</w:t>
+            </w:r>
+          </w:p>
+        </w:tc>
+        <w:tc>
+          <w:tcPr>
+            <w:tcW w:w="1843" w:type="dxa"/>
+            <w:vAlign w:val="center"/>
+          </w:tcPr>
+          <w:p>
+            <w:pPr>
+              <w:jc w:val="center"/>
+              <w:rPr>
+                <w:rFonts w:ascii="Times New Roman" w:hAnsi="Times New Roman" w:cs="Times New Roman"/>
+                <w:lang w:val="vi-VN"/>
+              </w:rPr>
+            </w:pPr>
+            <w:r>
+              <w:rPr>
+                <w:rFonts w:ascii="Times New Roman" w:hAnsi="Times New Roman" w:cs="Times New Roman"/>
+              </w:rPr>
+              <w:t>0</w:t>
+            </w:r>
+            <w:r>
+              <w:rPr>
+                <w:rFonts w:ascii="Times New Roman" w:hAnsi="Times New Roman" w:cs="Times New Roman"/>
+                <w:lang w:val="vi-VN"/>
+              </w:rPr>
+              <w:t>1</w:t>
+            </w:r>
+          </w:p>
+        </w:tc>
+        <w:tc>
+          <w:tcPr>
+            <w:tcW w:w="992" w:type="dxa"/>
+            <w:vAlign w:val="center"/>
+          </w:tcPr>
+          <w:p>
+            <w:pPr>
+              <w:jc w:val="center"/>
+              <w:rPr>
+                <w:rFonts w:ascii="Times New Roman" w:hAnsi="Times New Roman" w:cs="Times New Roman"/>
+                <w:lang w:val="vi-VN"/>
+              </w:rPr>
+            </w:pPr>
+            <w:r>
+              <w:rPr>
+                <w:rFonts w:ascii="Times New Roman" w:hAnsi="Times New Roman" w:cs="Times New Roman"/>
+                <w:lang w:val="vi-VN"/>
               </w:rPr>
               <w:t>X</w:t>
             </w:r>
@@ -607,7 +900,8 @@
         </w:tc>
         <w:tc>
           <w:tcPr>
-            <w:tcW w:w="3955" w:type="dxa"/>
+            <w:tcW w:w="3248" w:type="dxa"/>
+            <w:vAlign w:val="center"/>
           </w:tcPr>
           <w:p>
             <w:pPr>
@@ -620,15 +914,19 @@
               <w:rPr>
                 <w:rFonts w:ascii="Times New Roman" w:hAnsi="Times New Roman" w:cs="Times New Roman"/>
               </w:rPr>
-              <w:t>Stop counting; OUT holds its value</w:t>
+              <w:t>Mode 2: LED sáng dần từ phải → trái 5 lần, count_out đếm từ 99 → 00</w:t>
             </w:r>
           </w:p>
         </w:tc>
       </w:tr>
       <w:tr>
+        <w:trPr>
+          <w:jc w:val="center"/>
+        </w:trPr>
         <w:tc>
           <w:tcPr>
-            <w:tcW w:w="895" w:type="dxa"/>
+            <w:tcW w:w="704" w:type="dxa"/>
+            <w:vAlign w:val="center"/>
           </w:tcPr>
           <w:p>
             <w:pPr>
@@ -647,56 +945,21 @@
         </w:tc>
         <w:tc>
           <w:tcPr>
-            <w:tcW w:w="1170" w:type="dxa"/>
+            <w:tcW w:w="1843" w:type="dxa"/>
+            <w:vAlign w:val="center"/>
           </w:tcPr>
           <w:p>
             <w:pPr>
               <w:jc w:val="center"/>
               <w:rPr>
                 <w:rFonts w:ascii="Times New Roman" w:hAnsi="Times New Roman" w:cs="Times New Roman"/>
+                <w:lang w:val="vi-VN"/>
               </w:rPr>
             </w:pPr>
             <w:r>
               <w:rPr>
                 <w:rFonts w:ascii="Times New Roman" w:hAnsi="Times New Roman" w:cs="Times New Roman"/>
-              </w:rPr>
-              <w:t>1</w:t>
-            </w:r>
-          </w:p>
-        </w:tc>
-        <w:tc>
-          <w:tcPr>
-            <w:tcW w:w="1080" w:type="dxa"/>
-          </w:tcPr>
-          <w:p>
-            <w:pPr>
-              <w:jc w:val="center"/>
-              <w:rPr>
-                <w:rFonts w:ascii="Times New Roman" w:hAnsi="Times New Roman" w:cs="Times New Roman"/>
-              </w:rPr>
-            </w:pPr>
-            <w:r>
-              <w:rPr>
-                <w:rFonts w:ascii="Times New Roman" w:hAnsi="Times New Roman" w:cs="Times New Roman"/>
-              </w:rPr>
-              <w:t>1</w:t>
-            </w:r>
-          </w:p>
-        </w:tc>
-        <w:tc>
-          <w:tcPr>
-            <w:tcW w:w="1530" w:type="dxa"/>
-          </w:tcPr>
-          <w:p>
-            <w:pPr>
-              <w:jc w:val="center"/>
-              <w:rPr>
-                <w:rFonts w:ascii="Times New Roman" w:hAnsi="Times New Roman" w:cs="Times New Roman"/>
-              </w:rPr>
-            </w:pPr>
-            <w:r>
-              <w:rPr>
-                <w:rFonts w:ascii="Times New Roman" w:hAnsi="Times New Roman" w:cs="Times New Roman"/>
+                <w:lang w:val="vi-VN"/>
               </w:rPr>
               <w:t>0</w:t>
             </w:r>
@@ -704,39 +967,27 @@
         </w:tc>
         <w:tc>
           <w:tcPr>
-            <w:tcW w:w="3955" w:type="dxa"/>
+            <w:tcW w:w="1843" w:type="dxa"/>
+            <w:vAlign w:val="center"/>
           </w:tcPr>
           <w:p>
             <w:pPr>
               <w:jc w:val="center"/>
               <w:rPr>
                 <w:rFonts w:ascii="Times New Roman" w:hAnsi="Times New Roman" w:cs="Times New Roman"/>
+                <w:lang w:val="vi-VN"/>
               </w:rPr>
             </w:pPr>
             <w:r>
               <w:rPr>
                 <w:rFonts w:ascii="Times New Roman" w:hAnsi="Times New Roman" w:cs="Times New Roman"/>
               </w:rPr>
-              <w:t>Count up</w:t>
+              <w:t>1</w:t>
             </w:r>
-          </w:p>
-        </w:tc>
-      </w:tr>
-      <w:tr>
-        <w:tc>
-          <w:tcPr>
-            <w:tcW w:w="895" w:type="dxa"/>
-          </w:tcPr>
-          <w:p>
-            <w:pPr>
-              <w:jc w:val="center"/>
-              <w:rPr>
-                <w:rFonts w:ascii="Times New Roman" w:hAnsi="Times New Roman" w:cs="Times New Roman"/>
-              </w:rPr>
-            </w:pPr>
             <w:r>
               <w:rPr>
                 <w:rFonts w:ascii="Times New Roman" w:hAnsi="Times New Roman" w:cs="Times New Roman"/>
+                <w:lang w:val="vi-VN"/>
               </w:rPr>
               <w:t>0</w:t>
             </w:r>
@@ -744,26 +995,30 @@
         </w:tc>
         <w:tc>
           <w:tcPr>
-            <w:tcW w:w="1170" w:type="dxa"/>
+            <w:tcW w:w="992" w:type="dxa"/>
+            <w:vAlign w:val="center"/>
           </w:tcPr>
           <w:p>
             <w:pPr>
               <w:jc w:val="center"/>
               <w:rPr>
                 <w:rFonts w:ascii="Times New Roman" w:hAnsi="Times New Roman" w:cs="Times New Roman"/>
+                <w:lang w:val="vi-VN"/>
               </w:rPr>
             </w:pPr>
             <w:r>
               <w:rPr>
                 <w:rFonts w:ascii="Times New Roman" w:hAnsi="Times New Roman" w:cs="Times New Roman"/>
-              </w:rPr>
-              <w:t>1</w:t>
+                <w:lang w:val="vi-VN"/>
+              </w:rPr>
+              <w:t>X</w:t>
             </w:r>
           </w:p>
         </w:tc>
         <w:tc>
           <w:tcPr>
-            <w:tcW w:w="1080" w:type="dxa"/>
+            <w:tcW w:w="3248" w:type="dxa"/>
+            <w:vAlign w:val="center"/>
           </w:tcPr>
           <w:p>
             <w:pPr>
@@ -775,6 +1030,33 @@
             <w:r>
               <w:rPr>
                 <w:rFonts w:ascii="Times New Roman" w:hAnsi="Times New Roman" w:cs="Times New Roman"/>
+              </w:rPr>
+              <w:t>Mode 3: LED sáng dần từ trong → ngoài 5 lần, count_out ngừng đếm</w:t>
+            </w:r>
+          </w:p>
+        </w:tc>
+      </w:tr>
+      <w:tr>
+        <w:trPr>
+          <w:jc w:val="center"/>
+        </w:trPr>
+        <w:tc>
+          <w:tcPr>
+            <w:tcW w:w="704" w:type="dxa"/>
+            <w:vAlign w:val="center"/>
+          </w:tcPr>
+          <w:p>
+            <w:pPr>
+              <w:jc w:val="center"/>
+              <w:rPr>
+                <w:rFonts w:ascii="Times New Roman" w:hAnsi="Times New Roman" w:cs="Times New Roman"/>
+                <w:lang w:val="vi-VN"/>
+              </w:rPr>
+            </w:pPr>
+            <w:r>
+              <w:rPr>
+                <w:rFonts w:ascii="Times New Roman" w:hAnsi="Times New Roman" w:cs="Times New Roman"/>
+                <w:lang w:val="vi-VN"/>
               </w:rPr>
               <w:t>0</w:t>
             </w:r>
@@ -782,18 +1064,21 @@
         </w:tc>
         <w:tc>
           <w:tcPr>
-            <w:tcW w:w="1530" w:type="dxa"/>
+            <w:tcW w:w="1843" w:type="dxa"/>
+            <w:vAlign w:val="center"/>
           </w:tcPr>
           <w:p>
             <w:pPr>
               <w:jc w:val="center"/>
               <w:rPr>
                 <w:rFonts w:ascii="Times New Roman" w:hAnsi="Times New Roman" w:cs="Times New Roman"/>
+                <w:lang w:val="vi-VN"/>
               </w:rPr>
             </w:pPr>
             <w:r>
               <w:rPr>
                 <w:rFonts w:ascii="Times New Roman" w:hAnsi="Times New Roman" w:cs="Times New Roman"/>
+                <w:lang w:val="vi-VN"/>
               </w:rPr>
               <w:t>0</w:t>
             </w:r>
@@ -801,66 +1086,52 @@
         </w:tc>
         <w:tc>
           <w:tcPr>
-            <w:tcW w:w="3955" w:type="dxa"/>
+            <w:tcW w:w="1843" w:type="dxa"/>
+            <w:vAlign w:val="center"/>
           </w:tcPr>
           <w:p>
             <w:pPr>
               <w:jc w:val="center"/>
               <w:rPr>
                 <w:rFonts w:ascii="Times New Roman" w:hAnsi="Times New Roman" w:cs="Times New Roman"/>
+                <w:lang w:val="vi-VN"/>
               </w:rPr>
             </w:pPr>
             <w:r>
               <w:rPr>
                 <w:rFonts w:ascii="Times New Roman" w:hAnsi="Times New Roman" w:cs="Times New Roman"/>
-              </w:rPr>
-              <w:t>Count down</w:t>
-            </w:r>
-          </w:p>
-        </w:tc>
-      </w:tr>
-      <w:tr>
-        <w:tc>
-          <w:tcPr>
-            <w:tcW w:w="895" w:type="dxa"/>
-          </w:tcPr>
-          <w:p>
-            <w:pPr>
-              <w:jc w:val="center"/>
-              <w:rPr>
-                <w:rFonts w:ascii="Times New Roman" w:hAnsi="Times New Roman" w:cs="Times New Roman"/>
-              </w:rPr>
-            </w:pPr>
-            <w:r>
-              <w:rPr>
-                <w:rFonts w:ascii="Times New Roman" w:hAnsi="Times New Roman" w:cs="Times New Roman"/>
-              </w:rPr>
-              <w:t>0</w:t>
+                <w:lang w:val="vi-VN"/>
+              </w:rPr>
+              <w:t>11</w:t>
             </w:r>
           </w:p>
         </w:tc>
         <w:tc>
           <w:tcPr>
-            <w:tcW w:w="1170" w:type="dxa"/>
+            <w:tcW w:w="992" w:type="dxa"/>
+            <w:vAlign w:val="center"/>
           </w:tcPr>
           <w:p>
             <w:pPr>
               <w:jc w:val="center"/>
               <w:rPr>
                 <w:rFonts w:ascii="Times New Roman" w:hAnsi="Times New Roman" w:cs="Times New Roman"/>
+                <w:lang w:val="vi-VN"/>
               </w:rPr>
             </w:pPr>
             <w:r>
               <w:rPr>
                 <w:rFonts w:ascii="Times New Roman" w:hAnsi="Times New Roman" w:cs="Times New Roman"/>
-              </w:rPr>
-              <w:t>1</w:t>
+                <w:lang w:val="vi-VN"/>
+              </w:rPr>
+              <w:t>X</w:t>
             </w:r>
           </w:p>
         </w:tc>
         <w:tc>
           <w:tcPr>
-            <w:tcW w:w="1080" w:type="dxa"/>
+            <w:tcW w:w="3248" w:type="dxa"/>
+            <w:vAlign w:val="center"/>
           </w:tcPr>
           <w:p>
             <w:pPr>
@@ -873,142 +1144,7 @@
               <w:rPr>
                 <w:rFonts w:ascii="Times New Roman" w:hAnsi="Times New Roman" w:cs="Times New Roman"/>
               </w:rPr>
-              <w:t>1</w:t>
-            </w:r>
-          </w:p>
-        </w:tc>
-        <w:tc>
-          <w:tcPr>
-            <w:tcW w:w="1530" w:type="dxa"/>
-          </w:tcPr>
-          <w:p>
-            <w:pPr>
-              <w:jc w:val="center"/>
-              <w:rPr>
-                <w:rFonts w:ascii="Times New Roman" w:hAnsi="Times New Roman" w:cs="Times New Roman"/>
-              </w:rPr>
-            </w:pPr>
-            <w:r>
-              <w:rPr>
-                <w:rFonts w:ascii="Times New Roman" w:hAnsi="Times New Roman" w:cs="Times New Roman"/>
-              </w:rPr>
-              <w:t>1</w:t>
-            </w:r>
-          </w:p>
-        </w:tc>
-        <w:tc>
-          <w:tcPr>
-            <w:tcW w:w="3955" w:type="dxa"/>
-          </w:tcPr>
-          <w:p>
-            <w:pPr>
-              <w:jc w:val="center"/>
-              <w:rPr>
-                <w:rFonts w:ascii="Times New Roman" w:hAnsi="Times New Roman" w:cs="Times New Roman"/>
-              </w:rPr>
-            </w:pPr>
-            <w:r>
-              <w:rPr>
-                <w:rFonts w:ascii="Times New Roman" w:hAnsi="Times New Roman" w:cs="Times New Roman"/>
-              </w:rPr>
-              <w:t>Count up</w:t>
-            </w:r>
-          </w:p>
-        </w:tc>
-      </w:tr>
-      <w:tr>
-        <w:tc>
-          <w:tcPr>
-            <w:tcW w:w="895" w:type="dxa"/>
-          </w:tcPr>
-          <w:p>
-            <w:pPr>
-              <w:jc w:val="center"/>
-              <w:rPr>
-                <w:rFonts w:ascii="Times New Roman" w:hAnsi="Times New Roman" w:cs="Times New Roman"/>
-              </w:rPr>
-            </w:pPr>
-            <w:r>
-              <w:rPr>
-                <w:rFonts w:ascii="Times New Roman" w:hAnsi="Times New Roman" w:cs="Times New Roman"/>
-              </w:rPr>
-              <w:t>0</w:t>
-            </w:r>
-          </w:p>
-        </w:tc>
-        <w:tc>
-          <w:tcPr>
-            <w:tcW w:w="1170" w:type="dxa"/>
-          </w:tcPr>
-          <w:p>
-            <w:pPr>
-              <w:jc w:val="center"/>
-              <w:rPr>
-                <w:rFonts w:ascii="Times New Roman" w:hAnsi="Times New Roman" w:cs="Times New Roman"/>
-              </w:rPr>
-            </w:pPr>
-            <w:r>
-              <w:rPr>
-                <w:rFonts w:ascii="Times New Roman" w:hAnsi="Times New Roman" w:cs="Times New Roman"/>
-              </w:rPr>
-              <w:t>1</w:t>
-            </w:r>
-          </w:p>
-        </w:tc>
-        <w:tc>
-          <w:tcPr>
-            <w:tcW w:w="1080" w:type="dxa"/>
-          </w:tcPr>
-          <w:p>
-            <w:pPr>
-              <w:jc w:val="center"/>
-              <w:rPr>
-                <w:rFonts w:ascii="Times New Roman" w:hAnsi="Times New Roman" w:cs="Times New Roman"/>
-              </w:rPr>
-            </w:pPr>
-            <w:r>
-              <w:rPr>
-                <w:rFonts w:ascii="Times New Roman" w:hAnsi="Times New Roman" w:cs="Times New Roman"/>
-              </w:rPr>
-              <w:t>0</w:t>
-            </w:r>
-          </w:p>
-        </w:tc>
-        <w:tc>
-          <w:tcPr>
-            <w:tcW w:w="1530" w:type="dxa"/>
-          </w:tcPr>
-          <w:p>
-            <w:pPr>
-              <w:jc w:val="center"/>
-              <w:rPr>
-                <w:rFonts w:ascii="Times New Roman" w:hAnsi="Times New Roman" w:cs="Times New Roman"/>
-              </w:rPr>
-            </w:pPr>
-            <w:r>
-              <w:rPr>
-                <w:rFonts w:ascii="Times New Roman" w:hAnsi="Times New Roman" w:cs="Times New Roman"/>
-              </w:rPr>
-              <w:t>1</w:t>
-            </w:r>
-          </w:p>
-        </w:tc>
-        <w:tc>
-          <w:tcPr>
-            <w:tcW w:w="3955" w:type="dxa"/>
-          </w:tcPr>
-          <w:p>
-            <w:pPr>
-              <w:jc w:val="center"/>
-              <w:rPr>
-                <w:rFonts w:ascii="Times New Roman" w:hAnsi="Times New Roman" w:cs="Times New Roman"/>
-              </w:rPr>
-            </w:pPr>
-            <w:r>
-              <w:rPr>
-                <w:rFonts w:ascii="Times New Roman" w:hAnsi="Times New Roman" w:cs="Times New Roman"/>
-              </w:rPr>
-              <w:t>Count down</w:t>
+              <w:t>Mode 4: LED sáng dần từ ngoài → trong 5 lần, count_out = 00</w:t>
             </w:r>
           </w:p>
         </w:tc>
@@ -1019,13 +1155,35 @@
         <w:spacing w:before="240"/>
         <w:rPr>
           <w:rFonts w:ascii="Times New Roman" w:hAnsi="Times New Roman" w:cs="Times New Roman"/>
+          <w:lang w:val="vi-VN"/>
         </w:rPr>
       </w:pPr>
       <w:r>
         <w:rPr>
           <w:rFonts w:ascii="Times New Roman" w:hAnsi="Times New Roman" w:cs="Times New Roman"/>
-        </w:rPr>
-        <w:t>Control signal description:</w:t>
+          <w:lang w:val="vi-VN"/>
+        </w:rPr>
+        <w:t>Trong bảng trên, X nghĩa là giá trị của tín hiệu không ảnh hưởng đến trạng thái đang xét.</w:t>
+      </w:r>
+    </w:p>
+    <w:p>
+      <w:pPr>
+        <w:spacing w:before="240" w:after="0"/>
+        <w:rPr>
+          <w:rFonts w:ascii="Times New Roman" w:hAnsi="Times New Roman" w:cs="Times New Roman"/>
+          <w:b/>
+          <w:bCs/>
+          <w:lang w:val="vi-VN"/>
+        </w:rPr>
+      </w:pPr>
+      <w:r>
+        <w:rPr>
+          <w:rFonts w:ascii="Times New Roman" w:hAnsi="Times New Roman" w:cs="Times New Roman"/>
+          <w:b/>
+          <w:bCs/>
+          <w:lang w:val="vi-VN"/>
+        </w:rPr>
+        <w:t>Mô tả các tín hiệu điều khiển</w:t>
       </w:r>
     </w:p>
     <w:p>
@@ -1033,41 +1191,21 @@
         <w:pStyle w:val="ListParagraph"/>
         <w:numPr>
           <w:ilvl w:val="0"/>
-          <w:numId w:val="10"/>
+          <w:numId w:val="11"/>
         </w:numPr>
+        <w:spacing w:before="240"/>
+        <w:jc w:val="both"/>
         <w:rPr>
           <w:rFonts w:ascii="Times New Roman" w:hAnsi="Times New Roman" w:cs="Times New Roman"/>
+          <w:lang w:val="vi-VN"/>
         </w:rPr>
       </w:pPr>
       <w:r>
         <w:rPr>
           <w:rFonts w:ascii="Times New Roman" w:hAnsi="Times New Roman" w:cs="Times New Roman"/>
-          <w:b/>
-          <w:bCs/>
-        </w:rPr>
-        <w:t xml:space="preserve">RESET </w:t>
-      </w:r>
-      <w:r>
-        <w:rPr>
-          <w:rFonts w:ascii="Times New Roman" w:hAnsi="Times New Roman" w:cs="Times New Roman"/>
-          <w:b/>
-          <w:bCs/>
-        </w:rPr>
-        <w:t>=</w:t>
-      </w:r>
-      <w:r>
-        <w:rPr>
-          <w:rFonts w:ascii="Times New Roman" w:hAnsi="Times New Roman" w:cs="Times New Roman"/>
-          <w:b/>
-          <w:bCs/>
-        </w:rPr>
-        <w:t xml:space="preserve"> 1:</w:t>
-      </w:r>
-      <w:r>
-        <w:rPr>
-          <w:rFonts w:ascii="Times New Roman" w:hAnsi="Times New Roman" w:cs="Times New Roman"/>
-        </w:rPr>
-        <w:t xml:space="preserve"> Reset the 8-bit output to 0. </w:t>
+          <w:lang w:val="vi-VN"/>
+        </w:rPr>
+        <w:t>RESET = 1: Reset hệ thống và khởi tạo lại các trạng thái bên trong.</w:t>
       </w:r>
     </w:p>
     <w:p>
@@ -1075,41 +1213,21 @@
         <w:pStyle w:val="ListParagraph"/>
         <w:numPr>
           <w:ilvl w:val="0"/>
-          <w:numId w:val="10"/>
+          <w:numId w:val="11"/>
         </w:numPr>
+        <w:spacing w:before="240"/>
+        <w:jc w:val="both"/>
         <w:rPr>
           <w:rFonts w:ascii="Times New Roman" w:hAnsi="Times New Roman" w:cs="Times New Roman"/>
+          <w:lang w:val="vi-VN"/>
         </w:rPr>
       </w:pPr>
       <w:r>
         <w:rPr>
           <w:rFonts w:ascii="Times New Roman" w:hAnsi="Times New Roman" w:cs="Times New Roman"/>
-          <w:b/>
-          <w:bCs/>
-        </w:rPr>
-        <w:t xml:space="preserve">SS </w:t>
-      </w:r>
-      <w:r>
-        <w:rPr>
-          <w:rFonts w:ascii="Times New Roman" w:hAnsi="Times New Roman" w:cs="Times New Roman"/>
-          <w:b/>
-          <w:bCs/>
-        </w:rPr>
-        <w:t>=</w:t>
-      </w:r>
-      <w:r>
-        <w:rPr>
-          <w:rFonts w:ascii="Times New Roman" w:hAnsi="Times New Roman" w:cs="Times New Roman"/>
-          <w:b/>
-          <w:bCs/>
-        </w:rPr>
-        <w:t xml:space="preserve"> 0:</w:t>
-      </w:r>
-      <w:r>
-        <w:rPr>
-          <w:rFonts w:ascii="Times New Roman" w:hAnsi="Times New Roman" w:cs="Times New Roman"/>
-        </w:rPr>
-        <w:t xml:space="preserve"> stop counting and keep the current output value. </w:t>
+          <w:lang w:val="vi-VN"/>
+        </w:rPr>
+        <w:t>sw_test_manual = 1: Chọn chế độ Test. 8 LED chớp tắt đồng thời và count_out hiển thị 88.</w:t>
       </w:r>
     </w:p>
     <w:p>
@@ -1117,41 +1235,21 @@
         <w:pStyle w:val="ListParagraph"/>
         <w:numPr>
           <w:ilvl w:val="0"/>
-          <w:numId w:val="10"/>
+          <w:numId w:val="11"/>
         </w:numPr>
+        <w:spacing w:before="240"/>
+        <w:jc w:val="both"/>
         <w:rPr>
           <w:rFonts w:ascii="Times New Roman" w:hAnsi="Times New Roman" w:cs="Times New Roman"/>
+          <w:lang w:val="vi-VN"/>
         </w:rPr>
       </w:pPr>
       <w:r>
         <w:rPr>
           <w:rFonts w:ascii="Times New Roman" w:hAnsi="Times New Roman" w:cs="Times New Roman"/>
-          <w:b/>
-          <w:bCs/>
-        </w:rPr>
-        <w:t xml:space="preserve">SS </w:t>
-      </w:r>
-      <w:r>
-        <w:rPr>
-          <w:rFonts w:ascii="Times New Roman" w:hAnsi="Times New Roman" w:cs="Times New Roman"/>
-          <w:b/>
-          <w:bCs/>
-        </w:rPr>
-        <w:t>=</w:t>
-      </w:r>
-      <w:r>
-        <w:rPr>
-          <w:rFonts w:ascii="Times New Roman" w:hAnsi="Times New Roman" w:cs="Times New Roman"/>
-          <w:b/>
-          <w:bCs/>
-        </w:rPr>
-        <w:t xml:space="preserve"> 1:</w:t>
-      </w:r>
-      <w:r>
-        <w:rPr>
-          <w:rFonts w:ascii="Times New Roman" w:hAnsi="Times New Roman" w:cs="Times New Roman"/>
-        </w:rPr>
-        <w:t xml:space="preserve"> enable counting. </w:t>
+          <w:lang w:val="vi-VN"/>
+        </w:rPr>
+        <w:t>sw_test_manual = 0: Chọn chế độ Manual. Chế độ hoạt động được xác định bởi sw_manual[1:0].</w:t>
       </w:r>
     </w:p>
     <w:p>
@@ -1159,71 +1257,21 @@
         <w:pStyle w:val="ListParagraph"/>
         <w:numPr>
           <w:ilvl w:val="0"/>
-          <w:numId w:val="10"/>
+          <w:numId w:val="11"/>
         </w:numPr>
+        <w:spacing w:before="240"/>
+        <w:jc w:val="both"/>
         <w:rPr>
           <w:rFonts w:ascii="Times New Roman" w:hAnsi="Times New Roman" w:cs="Times New Roman"/>
+          <w:lang w:val="vi-VN"/>
         </w:rPr>
       </w:pPr>
       <w:r>
         <w:rPr>
           <w:rFonts w:ascii="Times New Roman" w:hAnsi="Times New Roman" w:cs="Times New Roman"/>
-          <w:b/>
-          <w:bCs/>
-        </w:rPr>
-        <w:t xml:space="preserve">UD </w:t>
-      </w:r>
-      <w:r>
-        <w:rPr>
-          <w:rFonts w:ascii="Times New Roman" w:hAnsi="Times New Roman" w:cs="Times New Roman"/>
-          <w:b/>
-          <w:bCs/>
-        </w:rPr>
-        <w:t>=</w:t>
-      </w:r>
-      <w:r>
-        <w:rPr>
-          <w:rFonts w:ascii="Times New Roman" w:hAnsi="Times New Roman" w:cs="Times New Roman"/>
-          <w:b/>
-          <w:bCs/>
-        </w:rPr>
-        <w:t xml:space="preserve"> 1:</w:t>
-      </w:r>
-      <w:r>
-        <w:rPr>
-          <w:rFonts w:ascii="Times New Roman" w:hAnsi="Times New Roman" w:cs="Times New Roman"/>
-        </w:rPr>
-        <w:t xml:space="preserve"> count upward (</w:t>
-      </w:r>
-      <w:r>
-        <w:rPr>
-          <w:rFonts w:ascii="Times New Roman" w:hAnsi="Times New Roman" w:cs="Times New Roman"/>
-        </w:rPr>
-        <w:t xml:space="preserve">out </w:t>
-      </w:r>
-      <w:r>
-        <w:rPr>
-          <w:rFonts w:ascii="Times New Roman" w:hAnsi="Times New Roman" w:cs="Times New Roman"/>
-        </w:rPr>
-        <w:t>=</w:t>
-      </w:r>
-      <w:r>
-        <w:rPr>
-          <w:rFonts w:ascii="Times New Roman" w:hAnsi="Times New Roman" w:cs="Times New Roman"/>
-        </w:rPr>
-        <w:t xml:space="preserve"> </w:t>
-      </w:r>
-      <w:r>
-        <w:rPr>
-          <w:rFonts w:ascii="Times New Roman" w:hAnsi="Times New Roman" w:cs="Times New Roman"/>
-        </w:rPr>
-        <w:t>out</w:t>
-      </w:r>
-      <w:r>
-        <w:rPr>
-          <w:rFonts w:ascii="Times New Roman" w:hAnsi="Times New Roman" w:cs="Times New Roman"/>
-        </w:rPr>
-        <w:t xml:space="preserve"> + 1). </w:t>
+          <w:lang w:val="vi-VN"/>
+        </w:rPr>
+        <w:t>sw_manual = 2'b00: Chọn Mode 1 – LED sáng dần từ trái sang phải, count_out đếm từ 00 đến 99.</w:t>
       </w:r>
     </w:p>
     <w:p>
@@ -1231,77 +1279,21 @@
         <w:pStyle w:val="ListParagraph"/>
         <w:numPr>
           <w:ilvl w:val="0"/>
-          <w:numId w:val="10"/>
+          <w:numId w:val="11"/>
         </w:numPr>
+        <w:spacing w:before="240"/>
+        <w:jc w:val="both"/>
         <w:rPr>
           <w:rFonts w:ascii="Times New Roman" w:hAnsi="Times New Roman" w:cs="Times New Roman"/>
+          <w:lang w:val="vi-VN"/>
         </w:rPr>
       </w:pPr>
       <w:r>
         <w:rPr>
           <w:rFonts w:ascii="Times New Roman" w:hAnsi="Times New Roman" w:cs="Times New Roman"/>
-          <w:b/>
-          <w:bCs/>
-        </w:rPr>
-        <w:t xml:space="preserve">UD </w:t>
-      </w:r>
-      <w:r>
-        <w:rPr>
-          <w:rFonts w:ascii="Times New Roman" w:hAnsi="Times New Roman" w:cs="Times New Roman"/>
-          <w:b/>
-          <w:bCs/>
-        </w:rPr>
-        <w:t>=</w:t>
-      </w:r>
-      <w:r>
-        <w:rPr>
-          <w:rFonts w:ascii="Times New Roman" w:hAnsi="Times New Roman" w:cs="Times New Roman"/>
-          <w:b/>
-          <w:bCs/>
-        </w:rPr>
-        <w:t xml:space="preserve"> 0:</w:t>
-      </w:r>
-      <w:r>
-        <w:rPr>
-          <w:rFonts w:ascii="Times New Roman" w:hAnsi="Times New Roman" w:cs="Times New Roman"/>
-        </w:rPr>
-        <w:t xml:space="preserve"> count downward (</w:t>
-      </w:r>
-      <w:r>
-        <w:rPr>
-          <w:rFonts w:ascii="Times New Roman" w:hAnsi="Times New Roman" w:cs="Times New Roman"/>
-        </w:rPr>
-        <w:t>out</w:t>
-      </w:r>
-      <w:r>
-        <w:rPr>
-          <w:rFonts w:ascii="Times New Roman" w:hAnsi="Times New Roman" w:cs="Times New Roman"/>
-        </w:rPr>
-        <w:t xml:space="preserve"> </w:t>
-      </w:r>
-      <w:r>
-        <w:rPr>
-          <w:rFonts w:ascii="Times New Roman" w:hAnsi="Times New Roman" w:cs="Times New Roman"/>
-        </w:rPr>
-        <w:t>=</w:t>
-      </w:r>
-      <w:r>
-        <w:rPr>
-          <w:rFonts w:ascii="Times New Roman" w:hAnsi="Times New Roman" w:cs="Times New Roman"/>
-        </w:rPr>
-        <w:t xml:space="preserve"> </w:t>
-      </w:r>
-      <w:r>
-        <w:rPr>
-          <w:rFonts w:ascii="Times New Roman" w:hAnsi="Times New Roman" w:cs="Times New Roman"/>
-        </w:rPr>
-        <w:t>out</w:t>
-      </w:r>
-      <w:r>
-        <w:rPr>
-          <w:rFonts w:ascii="Times New Roman" w:hAnsi="Times New Roman" w:cs="Times New Roman"/>
-        </w:rPr>
-        <w:t xml:space="preserve"> - 1). </w:t>
+          <w:lang w:val="vi-VN"/>
+        </w:rPr>
+        <w:t>sw_manual = 2'b01: Chọn Mode 2 – LED sáng dần từ phải sang trái, count_out đếm từ 99 về 00.</w:t>
       </w:r>
     </w:p>
     <w:p>
@@ -1309,49 +1301,21 @@
         <w:pStyle w:val="ListParagraph"/>
         <w:numPr>
           <w:ilvl w:val="0"/>
-          <w:numId w:val="10"/>
+          <w:numId w:val="11"/>
         </w:numPr>
+        <w:spacing w:before="240"/>
+        <w:jc w:val="both"/>
         <w:rPr>
           <w:rFonts w:ascii="Times New Roman" w:hAnsi="Times New Roman" w:cs="Times New Roman"/>
+          <w:lang w:val="vi-VN"/>
         </w:rPr>
       </w:pPr>
       <w:r>
         <w:rPr>
           <w:rFonts w:ascii="Times New Roman" w:hAnsi="Times New Roman" w:cs="Times New Roman"/>
-          <w:b/>
-          <w:bCs/>
-        </w:rPr>
-        <w:t>s</w:t>
-      </w:r>
-      <w:r>
-        <w:rPr>
-          <w:rFonts w:ascii="Times New Roman" w:hAnsi="Times New Roman" w:cs="Times New Roman"/>
-          <w:b/>
-          <w:bCs/>
-        </w:rPr>
-        <w:t xml:space="preserve">peed </w:t>
-      </w:r>
-      <w:r>
-        <w:rPr>
-          <w:rFonts w:ascii="Times New Roman" w:hAnsi="Times New Roman" w:cs="Times New Roman"/>
-          <w:b/>
-          <w:bCs/>
-        </w:rPr>
-        <w:t>=</w:t>
-      </w:r>
-      <w:r>
-        <w:rPr>
-          <w:rFonts w:ascii="Times New Roman" w:hAnsi="Times New Roman" w:cs="Times New Roman"/>
-          <w:b/>
-          <w:bCs/>
-        </w:rPr>
-        <w:t xml:space="preserve"> 0:</w:t>
-      </w:r>
-      <w:r>
-        <w:rPr>
-          <w:rFonts w:ascii="Times New Roman" w:hAnsi="Times New Roman" w:cs="Times New Roman"/>
-        </w:rPr>
-        <w:t xml:space="preserve"> select the higher counting speed. </w:t>
+          <w:lang w:val="vi-VN"/>
+        </w:rPr>
+        <w:t>sw_manual = 2'b10: Chọn Mode 3 – LED sáng dần từ trong ra ngoài, count_out ngừng đếm.</w:t>
       </w:r>
     </w:p>
     <w:p>
@@ -1359,49 +1323,81 @@
         <w:pStyle w:val="ListParagraph"/>
         <w:numPr>
           <w:ilvl w:val="0"/>
-          <w:numId w:val="10"/>
+          <w:numId w:val="11"/>
         </w:numPr>
+        <w:spacing w:before="240"/>
+        <w:jc w:val="both"/>
         <w:rPr>
           <w:rFonts w:ascii="Times New Roman" w:hAnsi="Times New Roman" w:cs="Times New Roman"/>
+          <w:lang w:val="vi-VN"/>
         </w:rPr>
       </w:pPr>
       <w:r>
         <w:rPr>
           <w:rFonts w:ascii="Times New Roman" w:hAnsi="Times New Roman" w:cs="Times New Roman"/>
+          <w:lang w:val="vi-VN"/>
+        </w:rPr>
+        <w:t>sw_manual = 2'b11: Chọn Mode 4 – LED sáng dần từ ngoài vào trong, count_out hiển thị 00.</w:t>
+      </w:r>
+    </w:p>
+    <w:p>
+      <w:pPr>
+        <w:pStyle w:val="ListParagraph"/>
+        <w:numPr>
+          <w:ilvl w:val="0"/>
+          <w:numId w:val="11"/>
+        </w:numPr>
+        <w:spacing w:before="240"/>
+        <w:jc w:val="both"/>
+        <w:rPr>
+          <w:rFonts w:ascii="Times New Roman" w:hAnsi="Times New Roman" w:cs="Times New Roman"/>
+          <w:lang w:val="vi-VN"/>
+        </w:rPr>
+      </w:pPr>
+      <w:r>
+        <w:rPr>
+          <w:rFonts w:ascii="Times New Roman" w:hAnsi="Times New Roman" w:cs="Times New Roman"/>
+          <w:lang w:val="vi-VN"/>
+        </w:rPr>
+        <w:t>sw_clk = 0: Chọn tần số hoạt động 5 MHz.</w:t>
+      </w:r>
+    </w:p>
+    <w:p>
+      <w:pPr>
+        <w:pStyle w:val="ListParagraph"/>
+        <w:numPr>
+          <w:ilvl w:val="0"/>
+          <w:numId w:val="11"/>
+        </w:numPr>
+        <w:spacing w:before="240"/>
+        <w:jc w:val="both"/>
+        <w:rPr>
+          <w:rFonts w:ascii="Times New Roman" w:hAnsi="Times New Roman" w:cs="Times New Roman"/>
+          <w:lang w:val="vi-VN"/>
+        </w:rPr>
+      </w:pPr>
+      <w:r>
+        <w:rPr>
+          <w:rFonts w:ascii="Times New Roman" w:hAnsi="Times New Roman" w:cs="Times New Roman"/>
+          <w:lang w:val="vi-VN"/>
+        </w:rPr>
+        <w:t>sw_clk = 1: Chọn tần số hoạt động 2 MHz.</w:t>
+      </w:r>
+    </w:p>
+    <w:p>
+      <w:pPr>
+        <w:rPr>
+          <w:rFonts w:ascii="Times New Roman" w:eastAsiaTheme="majorEastAsia" w:hAnsi="Times New Roman" w:cs="Times New Roman"/>
           <w:b/>
           <w:bCs/>
-        </w:rPr>
-        <w:t>speed</w:t>
-      </w:r>
+          <w:color w:val="4F81BD" w:themeColor="accent1"/>
+        </w:rPr>
+      </w:pPr>
       <w:r>
         <w:rPr>
           <w:rFonts w:ascii="Times New Roman" w:hAnsi="Times New Roman" w:cs="Times New Roman"/>
-          <w:b/>
-          <w:bCs/>
-        </w:rPr>
-        <w:t xml:space="preserve"> </w:t>
-      </w:r>
-      <w:r>
-        <w:rPr>
-          <w:rFonts w:ascii="Times New Roman" w:hAnsi="Times New Roman" w:cs="Times New Roman"/>
-          <w:b/>
-          <w:bCs/>
-        </w:rPr>
-        <w:t>=</w:t>
-      </w:r>
-      <w:r>
-        <w:rPr>
-          <w:rFonts w:ascii="Times New Roman" w:hAnsi="Times New Roman" w:cs="Times New Roman"/>
-          <w:b/>
-          <w:bCs/>
-        </w:rPr>
-        <w:t xml:space="preserve"> 1:</w:t>
-      </w:r>
-      <w:r>
-        <w:rPr>
-          <w:rFonts w:ascii="Times New Roman" w:hAnsi="Times New Roman" w:cs="Times New Roman"/>
-        </w:rPr>
-        <w:t xml:space="preserve"> select the lower counting speed.</w:t>
+        </w:rPr>
+        <w:br w:type="page"/>
       </w:r>
     </w:p>
     <w:p>
@@ -1412,6 +1408,7 @@
           <w:rFonts w:ascii="Times New Roman" w:hAnsi="Times New Roman" w:cs="Times New Roman"/>
           <w:sz w:val="22"/>
           <w:szCs w:val="22"/>
+          <w:lang w:val="vi-VN"/>
         </w:rPr>
       </w:pPr>
       <w:r>
@@ -1420,12 +1417,13 @@
           <w:sz w:val="22"/>
           <w:szCs w:val="22"/>
         </w:rPr>
+        <w:lastRenderedPageBreak/>
         <w:t>4. Test Cases Overview</w:t>
       </w:r>
     </w:p>
     <w:tbl>
       <w:tblPr>
-        <w:tblW w:w="8640" w:type="dxa"/>
+        <w:tblW w:w="9356" w:type="dxa"/>
         <w:tblInd w:w="-5" w:type="dxa"/>
         <w:tblBorders>
           <w:top w:val="single" w:sz="4" w:space="0" w:color="auto"/>
@@ -1442,8 +1440,8 @@
         <w:gridCol w:w="900"/>
         <w:gridCol w:w="1800"/>
         <w:gridCol w:w="2070"/>
-        <w:gridCol w:w="2070"/>
-        <w:gridCol w:w="1800"/>
+        <w:gridCol w:w="3452"/>
+        <w:gridCol w:w="1134"/>
       </w:tblGrid>
       <w:tr>
         <w:trPr>
@@ -1452,6 +1450,12 @@
         <w:tc>
           <w:tcPr>
             <w:tcW w:w="900" w:type="dxa"/>
+            <w:tcBorders>
+              <w:top w:val="single" w:sz="4" w:space="0" w:color="auto"/>
+              <w:left w:val="single" w:sz="4" w:space="0" w:color="auto"/>
+              <w:bottom w:val="single" w:sz="4" w:space="0" w:color="auto"/>
+              <w:right w:val="single" w:sz="4" w:space="0" w:color="auto"/>
+            </w:tcBorders>
             <w:shd w:val="clear" w:color="auto" w:fill="4F81BD" w:themeFill="accent1"/>
             <w:vAlign w:val="center"/>
           </w:tcPr>
@@ -1463,6 +1467,7 @@
                 <w:rFonts w:ascii="Times New Roman" w:hAnsi="Times New Roman" w:cs="Times New Roman"/>
                 <w:b/>
                 <w:bCs/>
+                <w:color w:val="FFFFFF" w:themeColor="background1"/>
               </w:rPr>
             </w:pPr>
             <w:r>
@@ -1470,6 +1475,7 @@
                 <w:rFonts w:ascii="Times New Roman" w:hAnsi="Times New Roman" w:cs="Times New Roman"/>
                 <w:b/>
                 <w:bCs/>
+                <w:color w:val="FFFFFF" w:themeColor="background1"/>
               </w:rPr>
               <w:t>TC ID</w:t>
             </w:r>
@@ -1478,6 +1484,12 @@
         <w:tc>
           <w:tcPr>
             <w:tcW w:w="1800" w:type="dxa"/>
+            <w:tcBorders>
+              <w:top w:val="single" w:sz="4" w:space="0" w:color="auto"/>
+              <w:left w:val="single" w:sz="4" w:space="0" w:color="auto"/>
+              <w:bottom w:val="single" w:sz="4" w:space="0" w:color="auto"/>
+              <w:right w:val="single" w:sz="4" w:space="0" w:color="auto"/>
+            </w:tcBorders>
             <w:shd w:val="clear" w:color="auto" w:fill="4F81BD" w:themeFill="accent1"/>
             <w:vAlign w:val="center"/>
           </w:tcPr>
@@ -1489,6 +1501,7 @@
                 <w:rFonts w:ascii="Times New Roman" w:hAnsi="Times New Roman" w:cs="Times New Roman"/>
                 <w:b/>
                 <w:bCs/>
+                <w:color w:val="FFFFFF" w:themeColor="background1"/>
               </w:rPr>
             </w:pPr>
             <w:r>
@@ -1496,14 +1509,21 @@
                 <w:rFonts w:ascii="Times New Roman" w:hAnsi="Times New Roman" w:cs="Times New Roman"/>
                 <w:b/>
                 <w:bCs/>
-              </w:rPr>
-              <w:t>Purpose</w:t>
+                <w:color w:val="FFFFFF" w:themeColor="background1"/>
+              </w:rPr>
+              <w:t>Mục đích kiểm thử</w:t>
             </w:r>
           </w:p>
         </w:tc>
         <w:tc>
           <w:tcPr>
             <w:tcW w:w="2070" w:type="dxa"/>
+            <w:tcBorders>
+              <w:top w:val="single" w:sz="4" w:space="0" w:color="auto"/>
+              <w:left w:val="single" w:sz="4" w:space="0" w:color="auto"/>
+              <w:bottom w:val="single" w:sz="4" w:space="0" w:color="auto"/>
+              <w:right w:val="single" w:sz="4" w:space="0" w:color="auto"/>
+            </w:tcBorders>
             <w:shd w:val="clear" w:color="auto" w:fill="4F81BD" w:themeFill="accent1"/>
             <w:vAlign w:val="center"/>
           </w:tcPr>
@@ -1515,6 +1535,7 @@
                 <w:rFonts w:ascii="Times New Roman" w:hAnsi="Times New Roman" w:cs="Times New Roman"/>
                 <w:b/>
                 <w:bCs/>
+                <w:color w:val="FFFFFF" w:themeColor="background1"/>
               </w:rPr>
             </w:pPr>
             <w:r>
@@ -1522,14 +1543,21 @@
                 <w:rFonts w:ascii="Times New Roman" w:hAnsi="Times New Roman" w:cs="Times New Roman"/>
                 <w:b/>
                 <w:bCs/>
-              </w:rPr>
-              <w:t>Input</w:t>
+                <w:color w:val="FFFFFF" w:themeColor="background1"/>
+              </w:rPr>
+              <w:t>Tín hiệu đầu vào</w:t>
             </w:r>
           </w:p>
         </w:tc>
         <w:tc>
           <w:tcPr>
-            <w:tcW w:w="2070" w:type="dxa"/>
+            <w:tcW w:w="3452" w:type="dxa"/>
+            <w:tcBorders>
+              <w:top w:val="single" w:sz="4" w:space="0" w:color="auto"/>
+              <w:left w:val="single" w:sz="4" w:space="0" w:color="auto"/>
+              <w:bottom w:val="single" w:sz="4" w:space="0" w:color="auto"/>
+              <w:right w:val="single" w:sz="4" w:space="0" w:color="auto"/>
+            </w:tcBorders>
             <w:shd w:val="clear" w:color="auto" w:fill="4F81BD" w:themeFill="accent1"/>
             <w:vAlign w:val="center"/>
           </w:tcPr>
@@ -1541,6 +1569,7 @@
                 <w:rFonts w:ascii="Times New Roman" w:hAnsi="Times New Roman" w:cs="Times New Roman"/>
                 <w:b/>
                 <w:bCs/>
+                <w:color w:val="FFFFFF" w:themeColor="background1"/>
               </w:rPr>
             </w:pPr>
             <w:r>
@@ -1548,14 +1577,21 @@
                 <w:rFonts w:ascii="Times New Roman" w:hAnsi="Times New Roman" w:cs="Times New Roman"/>
                 <w:b/>
                 <w:bCs/>
-              </w:rPr>
-              <w:t>Expected Output</w:t>
+                <w:color w:val="FFFFFF" w:themeColor="background1"/>
+              </w:rPr>
+              <w:t>Kết quả mong đợi</w:t>
             </w:r>
           </w:p>
         </w:tc>
         <w:tc>
           <w:tcPr>
-            <w:tcW w:w="1800" w:type="dxa"/>
+            <w:tcW w:w="1134" w:type="dxa"/>
+            <w:tcBorders>
+              <w:top w:val="single" w:sz="4" w:space="0" w:color="auto"/>
+              <w:left w:val="single" w:sz="4" w:space="0" w:color="auto"/>
+              <w:bottom w:val="single" w:sz="4" w:space="0" w:color="auto"/>
+              <w:right w:val="single" w:sz="4" w:space="0" w:color="auto"/>
+            </w:tcBorders>
             <w:shd w:val="clear" w:color="auto" w:fill="4F81BD" w:themeFill="accent1"/>
             <w:vAlign w:val="center"/>
           </w:tcPr>
@@ -1567,6 +1603,7 @@
                 <w:rFonts w:ascii="Times New Roman" w:hAnsi="Times New Roman" w:cs="Times New Roman"/>
                 <w:b/>
                 <w:bCs/>
+                <w:color w:val="FFFFFF" w:themeColor="background1"/>
               </w:rPr>
             </w:pPr>
             <w:r>
@@ -1574,19 +1611,26 @@
                 <w:rFonts w:ascii="Times New Roman" w:hAnsi="Times New Roman" w:cs="Times New Roman"/>
                 <w:b/>
                 <w:bCs/>
-              </w:rPr>
-              <w:t>Result (Pass/Fail)</w:t>
+                <w:color w:val="FFFFFF" w:themeColor="background1"/>
+              </w:rPr>
+              <w:t>Kết quả</w:t>
             </w:r>
           </w:p>
         </w:tc>
       </w:tr>
       <w:tr>
         <w:trPr>
-          <w:trHeight w:val="1092"/>
+          <w:trHeight w:val="804"/>
         </w:trPr>
         <w:tc>
           <w:tcPr>
             <w:tcW w:w="900" w:type="dxa"/>
+            <w:tcBorders>
+              <w:top w:val="single" w:sz="4" w:space="0" w:color="auto"/>
+              <w:left w:val="single" w:sz="4" w:space="0" w:color="auto"/>
+              <w:bottom w:val="single" w:sz="4" w:space="0" w:color="auto"/>
+              <w:right w:val="single" w:sz="4" w:space="0" w:color="auto"/>
+            </w:tcBorders>
             <w:vAlign w:val="center"/>
           </w:tcPr>
           <w:p>
@@ -1608,6 +1652,12 @@
         <w:tc>
           <w:tcPr>
             <w:tcW w:w="1800" w:type="dxa"/>
+            <w:tcBorders>
+              <w:top w:val="single" w:sz="4" w:space="0" w:color="auto"/>
+              <w:left w:val="single" w:sz="4" w:space="0" w:color="auto"/>
+              <w:bottom w:val="single" w:sz="4" w:space="0" w:color="auto"/>
+              <w:right w:val="single" w:sz="4" w:space="0" w:color="auto"/>
+            </w:tcBorders>
             <w:vAlign w:val="center"/>
           </w:tcPr>
           <w:p>
@@ -1622,87 +1672,19 @@
               <w:rPr>
                 <w:rFonts w:ascii="Times New Roman" w:hAnsi="Times New Roman" w:cs="Times New Roman"/>
               </w:rPr>
-              <w:t>Up counting at high speed</w:t>
-            </w:r>
-            <w:r>
-              <w:rPr>
-                <w:rFonts w:ascii="Times New Roman" w:hAnsi="Times New Roman" w:cs="Times New Roman"/>
-              </w:rPr>
-              <w:t xml:space="preserve"> (5MHz)</w:t>
+              <w:t>Kiểm tra Test Mode ở 5 MHz</w:t>
             </w:r>
           </w:p>
         </w:tc>
         <w:tc>
           <w:tcPr>
             <w:tcW w:w="2070" w:type="dxa"/>
-            <w:vAlign w:val="center"/>
-          </w:tcPr>
-          <w:p>
-            <w:pPr>
-              <w:spacing w:after="0"/>
-              <w:rPr>
-                <w:rFonts w:ascii="Times New Roman" w:hAnsi="Times New Roman" w:cs="Times New Roman"/>
-              </w:rPr>
-            </w:pPr>
-            <w:r>
-              <w:rPr>
-                <w:rFonts w:ascii="Times New Roman" w:hAnsi="Times New Roman" w:cs="Times New Roman"/>
-              </w:rPr>
-              <w:t xml:space="preserve">RESET </w:t>
-            </w:r>
-            <w:r>
-              <w:rPr>
-                <w:rFonts w:ascii="Times New Roman" w:hAnsi="Times New Roman" w:cs="Times New Roman"/>
-              </w:rPr>
-              <w:t>=</w:t>
-            </w:r>
-            <w:r>
-              <w:rPr>
-                <w:rFonts w:ascii="Times New Roman" w:hAnsi="Times New Roman" w:cs="Times New Roman"/>
-              </w:rPr>
-              <w:t xml:space="preserve"> 0, SS </w:t>
-            </w:r>
-            <w:r>
-              <w:rPr>
-                <w:rFonts w:ascii="Times New Roman" w:hAnsi="Times New Roman" w:cs="Times New Roman"/>
-              </w:rPr>
-              <w:t>=</w:t>
-            </w:r>
-            <w:r>
-              <w:rPr>
-                <w:rFonts w:ascii="Times New Roman" w:hAnsi="Times New Roman" w:cs="Times New Roman"/>
-              </w:rPr>
-              <w:t xml:space="preserve"> 1, UD </w:t>
-            </w:r>
-            <w:r>
-              <w:rPr>
-                <w:rFonts w:ascii="Times New Roman" w:hAnsi="Times New Roman" w:cs="Times New Roman"/>
-              </w:rPr>
-              <w:t>=</w:t>
-            </w:r>
-            <w:r>
-              <w:rPr>
-                <w:rFonts w:ascii="Times New Roman" w:hAnsi="Times New Roman" w:cs="Times New Roman"/>
-              </w:rPr>
-              <w:t xml:space="preserve"> 1, speed </w:t>
-            </w:r>
-            <w:r>
-              <w:rPr>
-                <w:rFonts w:ascii="Times New Roman" w:hAnsi="Times New Roman" w:cs="Times New Roman"/>
-              </w:rPr>
-              <w:t>=</w:t>
-            </w:r>
-            <w:r>
-              <w:rPr>
-                <w:rFonts w:ascii="Times New Roman" w:hAnsi="Times New Roman" w:cs="Times New Roman"/>
-              </w:rPr>
-              <w:t xml:space="preserve"> 0</w:t>
-            </w:r>
-          </w:p>
-        </w:tc>
-        <w:tc>
-          <w:tcPr>
-            <w:tcW w:w="2070" w:type="dxa"/>
+            <w:tcBorders>
+              <w:top w:val="single" w:sz="4" w:space="0" w:color="auto"/>
+              <w:left w:val="single" w:sz="4" w:space="0" w:color="auto"/>
+              <w:bottom w:val="single" w:sz="4" w:space="0" w:color="auto"/>
+              <w:right w:val="single" w:sz="4" w:space="0" w:color="auto"/>
+            </w:tcBorders>
             <w:vAlign w:val="center"/>
           </w:tcPr>
           <w:p>
@@ -1717,13 +1699,46 @@
               <w:rPr>
                 <w:rFonts w:ascii="Times New Roman" w:hAnsi="Times New Roman" w:cs="Times New Roman"/>
               </w:rPr>
-              <w:t>OUT increases by 1 continuously</w:t>
+              <w:t>reset=0, sw_test_manual=1, sw_clk=0</w:t>
             </w:r>
           </w:p>
         </w:tc>
         <w:tc>
           <w:tcPr>
-            <w:tcW w:w="1800" w:type="dxa"/>
+            <w:tcW w:w="3452" w:type="dxa"/>
+            <w:tcBorders>
+              <w:top w:val="single" w:sz="4" w:space="0" w:color="auto"/>
+              <w:left w:val="single" w:sz="4" w:space="0" w:color="auto"/>
+              <w:bottom w:val="single" w:sz="4" w:space="0" w:color="auto"/>
+              <w:right w:val="single" w:sz="4" w:space="0" w:color="auto"/>
+            </w:tcBorders>
+            <w:vAlign w:val="center"/>
+          </w:tcPr>
+          <w:p>
+            <w:pPr>
+              <w:spacing w:after="0"/>
+              <w:jc w:val="center"/>
+              <w:rPr>
+                <w:rFonts w:ascii="Times New Roman" w:hAnsi="Times New Roman" w:cs="Times New Roman"/>
+              </w:rPr>
+            </w:pPr>
+            <w:r>
+              <w:rPr>
+                <w:rFonts w:ascii="Times New Roman" w:hAnsi="Times New Roman" w:cs="Times New Roman"/>
+              </w:rPr>
+              <w:t>8 LED chớp tắt đồng thời, count_out = 88</w:t>
+            </w:r>
+          </w:p>
+        </w:tc>
+        <w:tc>
+          <w:tcPr>
+            <w:tcW w:w="1134" w:type="dxa"/>
+            <w:tcBorders>
+              <w:top w:val="single" w:sz="4" w:space="0" w:color="auto"/>
+              <w:left w:val="single" w:sz="4" w:space="0" w:color="auto"/>
+              <w:bottom w:val="single" w:sz="4" w:space="0" w:color="auto"/>
+              <w:right w:val="single" w:sz="4" w:space="0" w:color="auto"/>
+            </w:tcBorders>
             <w:vAlign w:val="center"/>
           </w:tcPr>
           <w:p>
@@ -1750,6 +1765,12 @@
         <w:tc>
           <w:tcPr>
             <w:tcW w:w="900" w:type="dxa"/>
+            <w:tcBorders>
+              <w:top w:val="single" w:sz="4" w:space="0" w:color="auto"/>
+              <w:left w:val="single" w:sz="4" w:space="0" w:color="auto"/>
+              <w:bottom w:val="single" w:sz="4" w:space="0" w:color="auto"/>
+              <w:right w:val="single" w:sz="4" w:space="0" w:color="auto"/>
+            </w:tcBorders>
             <w:vAlign w:val="center"/>
           </w:tcPr>
           <w:p>
@@ -1771,6 +1792,12 @@
         <w:tc>
           <w:tcPr>
             <w:tcW w:w="1800" w:type="dxa"/>
+            <w:tcBorders>
+              <w:top w:val="single" w:sz="4" w:space="0" w:color="auto"/>
+              <w:left w:val="single" w:sz="4" w:space="0" w:color="auto"/>
+              <w:bottom w:val="single" w:sz="4" w:space="0" w:color="auto"/>
+              <w:right w:val="single" w:sz="4" w:space="0" w:color="auto"/>
+            </w:tcBorders>
             <w:vAlign w:val="center"/>
           </w:tcPr>
           <w:p>
@@ -1785,45 +1812,19 @@
               <w:rPr>
                 <w:rFonts w:ascii="Times New Roman" w:hAnsi="Times New Roman" w:cs="Times New Roman"/>
               </w:rPr>
-              <w:t>Stop counting</w:t>
+              <w:t>Kiểm tra Mode 1 ở 5 MHz</w:t>
             </w:r>
           </w:p>
         </w:tc>
         <w:tc>
           <w:tcPr>
             <w:tcW w:w="2070" w:type="dxa"/>
-            <w:vAlign w:val="center"/>
-          </w:tcPr>
-          <w:p>
-            <w:pPr>
-              <w:spacing w:after="0"/>
-              <w:rPr>
-                <w:rFonts w:ascii="Times New Roman" w:hAnsi="Times New Roman" w:cs="Times New Roman"/>
-              </w:rPr>
-            </w:pPr>
-            <w:r>
-              <w:rPr>
-                <w:rFonts w:ascii="Times New Roman" w:hAnsi="Times New Roman" w:cs="Times New Roman"/>
-              </w:rPr>
-              <w:t xml:space="preserve">SS </w:t>
-            </w:r>
-            <w:r>
-              <w:rPr>
-                <w:rFonts w:ascii="Times New Roman" w:hAnsi="Times New Roman" w:cs="Times New Roman"/>
-              </w:rPr>
-              <w:t>=</w:t>
-            </w:r>
-            <w:r>
-              <w:rPr>
-                <w:rFonts w:ascii="Times New Roman" w:hAnsi="Times New Roman" w:cs="Times New Roman"/>
-              </w:rPr>
-              <w:t xml:space="preserve"> 0</w:t>
-            </w:r>
-          </w:p>
-        </w:tc>
-        <w:tc>
-          <w:tcPr>
-            <w:tcW w:w="2070" w:type="dxa"/>
+            <w:tcBorders>
+              <w:top w:val="single" w:sz="4" w:space="0" w:color="auto"/>
+              <w:left w:val="single" w:sz="4" w:space="0" w:color="auto"/>
+              <w:bottom w:val="single" w:sz="4" w:space="0" w:color="auto"/>
+              <w:right w:val="single" w:sz="4" w:space="0" w:color="auto"/>
+            </w:tcBorders>
             <w:vAlign w:val="center"/>
           </w:tcPr>
           <w:p>
@@ -1838,13 +1839,46 @@
               <w:rPr>
                 <w:rFonts w:ascii="Times New Roman" w:hAnsi="Times New Roman" w:cs="Times New Roman"/>
               </w:rPr>
-              <w:t>OUT remains unchanged</w:t>
+              <w:t>reset=0, sw_test_manual=0, sw_manual=00, sw_clk=0</w:t>
             </w:r>
           </w:p>
         </w:tc>
         <w:tc>
           <w:tcPr>
-            <w:tcW w:w="1800" w:type="dxa"/>
+            <w:tcW w:w="3452" w:type="dxa"/>
+            <w:tcBorders>
+              <w:top w:val="single" w:sz="4" w:space="0" w:color="auto"/>
+              <w:left w:val="single" w:sz="4" w:space="0" w:color="auto"/>
+              <w:bottom w:val="single" w:sz="4" w:space="0" w:color="auto"/>
+              <w:right w:val="single" w:sz="4" w:space="0" w:color="auto"/>
+            </w:tcBorders>
+            <w:vAlign w:val="center"/>
+          </w:tcPr>
+          <w:p>
+            <w:pPr>
+              <w:spacing w:after="0"/>
+              <w:jc w:val="center"/>
+              <w:rPr>
+                <w:rFonts w:ascii="Times New Roman" w:hAnsi="Times New Roman" w:cs="Times New Roman"/>
+              </w:rPr>
+            </w:pPr>
+            <w:r>
+              <w:rPr>
+                <w:rFonts w:ascii="Times New Roman" w:hAnsi="Times New Roman" w:cs="Times New Roman"/>
+              </w:rPr>
+              <w:t>LED sáng dần từ trái → phải, lặp 5 lần; count_out tăng từ 0 → 99</w:t>
+            </w:r>
+          </w:p>
+        </w:tc>
+        <w:tc>
+          <w:tcPr>
+            <w:tcW w:w="1134" w:type="dxa"/>
+            <w:tcBorders>
+              <w:top w:val="single" w:sz="4" w:space="0" w:color="auto"/>
+              <w:left w:val="single" w:sz="4" w:space="0" w:color="auto"/>
+              <w:bottom w:val="single" w:sz="4" w:space="0" w:color="auto"/>
+              <w:right w:val="single" w:sz="4" w:space="0" w:color="auto"/>
+            </w:tcBorders>
             <w:vAlign w:val="center"/>
           </w:tcPr>
           <w:p>
@@ -1871,6 +1905,12 @@
         <w:tc>
           <w:tcPr>
             <w:tcW w:w="900" w:type="dxa"/>
+            <w:tcBorders>
+              <w:top w:val="single" w:sz="4" w:space="0" w:color="auto"/>
+              <w:left w:val="single" w:sz="4" w:space="0" w:color="auto"/>
+              <w:bottom w:val="single" w:sz="4" w:space="0" w:color="auto"/>
+              <w:right w:val="single" w:sz="4" w:space="0" w:color="auto"/>
+            </w:tcBorders>
             <w:vAlign w:val="center"/>
           </w:tcPr>
           <w:p>
@@ -1885,7 +1925,6 @@
               <w:rPr>
                 <w:rFonts w:ascii="Times New Roman" w:hAnsi="Times New Roman" w:cs="Times New Roman"/>
               </w:rPr>
-              <w:lastRenderedPageBreak/>
               <w:t>TC3</w:t>
             </w:r>
           </w:p>
@@ -1893,6 +1932,12 @@
         <w:tc>
           <w:tcPr>
             <w:tcW w:w="1800" w:type="dxa"/>
+            <w:tcBorders>
+              <w:top w:val="single" w:sz="4" w:space="0" w:color="auto"/>
+              <w:left w:val="single" w:sz="4" w:space="0" w:color="auto"/>
+              <w:bottom w:val="single" w:sz="4" w:space="0" w:color="auto"/>
+              <w:right w:val="single" w:sz="4" w:space="0" w:color="auto"/>
+            </w:tcBorders>
             <w:vAlign w:val="center"/>
           </w:tcPr>
           <w:p>
@@ -1907,69 +1952,19 @@
               <w:rPr>
                 <w:rFonts w:ascii="Times New Roman" w:hAnsi="Times New Roman" w:cs="Times New Roman"/>
               </w:rPr>
-              <w:t>Down counting</w:t>
+              <w:t>Kiểm tra Mode 2 ở 5 MHz</w:t>
             </w:r>
           </w:p>
         </w:tc>
         <w:tc>
           <w:tcPr>
             <w:tcW w:w="2070" w:type="dxa"/>
-            <w:vAlign w:val="center"/>
-          </w:tcPr>
-          <w:p>
-            <w:pPr>
-              <w:spacing w:after="0"/>
-              <w:rPr>
-                <w:rFonts w:ascii="Times New Roman" w:hAnsi="Times New Roman" w:cs="Times New Roman"/>
-              </w:rPr>
-            </w:pPr>
-            <w:r>
-              <w:rPr>
-                <w:rFonts w:ascii="Times New Roman" w:hAnsi="Times New Roman" w:cs="Times New Roman"/>
-              </w:rPr>
-              <w:t xml:space="preserve">SS </w:t>
-            </w:r>
-            <w:r>
-              <w:rPr>
-                <w:rFonts w:ascii="Times New Roman" w:hAnsi="Times New Roman" w:cs="Times New Roman"/>
-              </w:rPr>
-              <w:t>=</w:t>
-            </w:r>
-            <w:r>
-              <w:rPr>
-                <w:rFonts w:ascii="Times New Roman" w:hAnsi="Times New Roman" w:cs="Times New Roman"/>
-              </w:rPr>
-              <w:t xml:space="preserve"> 1, UD </w:t>
-            </w:r>
-            <w:r>
-              <w:rPr>
-                <w:rFonts w:ascii="Times New Roman" w:hAnsi="Times New Roman" w:cs="Times New Roman"/>
-              </w:rPr>
-              <w:t>=</w:t>
-            </w:r>
-            <w:r>
-              <w:rPr>
-                <w:rFonts w:ascii="Times New Roman" w:hAnsi="Times New Roman" w:cs="Times New Roman"/>
-              </w:rPr>
-              <w:t xml:space="preserve"> 0, speed </w:t>
-            </w:r>
-            <w:r>
-              <w:rPr>
-                <w:rFonts w:ascii="Times New Roman" w:hAnsi="Times New Roman" w:cs="Times New Roman"/>
-              </w:rPr>
-              <w:t>=</w:t>
-            </w:r>
-            <w:r>
-              <w:rPr>
-                <w:rFonts w:ascii="Times New Roman" w:hAnsi="Times New Roman" w:cs="Times New Roman"/>
-              </w:rPr>
-              <w:t xml:space="preserve"> 0</w:t>
-            </w:r>
-          </w:p>
-        </w:tc>
-        <w:tc>
-          <w:tcPr>
-            <w:tcW w:w="2070" w:type="dxa"/>
+            <w:tcBorders>
+              <w:top w:val="single" w:sz="4" w:space="0" w:color="auto"/>
+              <w:left w:val="single" w:sz="4" w:space="0" w:color="auto"/>
+              <w:bottom w:val="single" w:sz="4" w:space="0" w:color="auto"/>
+              <w:right w:val="single" w:sz="4" w:space="0" w:color="auto"/>
+            </w:tcBorders>
             <w:vAlign w:val="center"/>
           </w:tcPr>
           <w:p>
@@ -1984,13 +1979,46 @@
               <w:rPr>
                 <w:rFonts w:ascii="Times New Roman" w:hAnsi="Times New Roman" w:cs="Times New Roman"/>
               </w:rPr>
-              <w:t>OUT decreases by 1 continuously</w:t>
+              <w:t>reset=0, sw_test_manual=0, sw_manual=01, sw_clk=0</w:t>
             </w:r>
           </w:p>
         </w:tc>
         <w:tc>
           <w:tcPr>
-            <w:tcW w:w="1800" w:type="dxa"/>
+            <w:tcW w:w="3452" w:type="dxa"/>
+            <w:tcBorders>
+              <w:top w:val="single" w:sz="4" w:space="0" w:color="auto"/>
+              <w:left w:val="single" w:sz="4" w:space="0" w:color="auto"/>
+              <w:bottom w:val="single" w:sz="4" w:space="0" w:color="auto"/>
+              <w:right w:val="single" w:sz="4" w:space="0" w:color="auto"/>
+            </w:tcBorders>
+            <w:vAlign w:val="center"/>
+          </w:tcPr>
+          <w:p>
+            <w:pPr>
+              <w:spacing w:after="0"/>
+              <w:jc w:val="center"/>
+              <w:rPr>
+                <w:rFonts w:ascii="Times New Roman" w:hAnsi="Times New Roman" w:cs="Times New Roman"/>
+              </w:rPr>
+            </w:pPr>
+            <w:r>
+              <w:rPr>
+                <w:rFonts w:ascii="Times New Roman" w:hAnsi="Times New Roman" w:cs="Times New Roman"/>
+              </w:rPr>
+              <w:t>LED sáng dần từ phải → trái, lặp 5 lần; count_out giảm từ 99 → 0</w:t>
+            </w:r>
+          </w:p>
+        </w:tc>
+        <w:tc>
+          <w:tcPr>
+            <w:tcW w:w="1134" w:type="dxa"/>
+            <w:tcBorders>
+              <w:top w:val="single" w:sz="4" w:space="0" w:color="auto"/>
+              <w:left w:val="single" w:sz="4" w:space="0" w:color="auto"/>
+              <w:bottom w:val="single" w:sz="4" w:space="0" w:color="auto"/>
+              <w:right w:val="single" w:sz="4" w:space="0" w:color="auto"/>
+            </w:tcBorders>
             <w:vAlign w:val="center"/>
           </w:tcPr>
           <w:p>
@@ -2012,11 +2040,17 @@
       </w:tr>
       <w:tr>
         <w:trPr>
-          <w:trHeight w:val="1092"/>
+          <w:trHeight w:val="804"/>
         </w:trPr>
         <w:tc>
           <w:tcPr>
             <w:tcW w:w="900" w:type="dxa"/>
+            <w:tcBorders>
+              <w:top w:val="single" w:sz="4" w:space="0" w:color="auto"/>
+              <w:left w:val="single" w:sz="4" w:space="0" w:color="auto"/>
+              <w:bottom w:val="single" w:sz="4" w:space="0" w:color="auto"/>
+              <w:right w:val="single" w:sz="4" w:space="0" w:color="auto"/>
+            </w:tcBorders>
             <w:vAlign w:val="center"/>
           </w:tcPr>
           <w:p>
@@ -2038,6 +2072,12 @@
         <w:tc>
           <w:tcPr>
             <w:tcW w:w="1800" w:type="dxa"/>
+            <w:tcBorders>
+              <w:top w:val="single" w:sz="4" w:space="0" w:color="auto"/>
+              <w:left w:val="single" w:sz="4" w:space="0" w:color="auto"/>
+              <w:bottom w:val="single" w:sz="4" w:space="0" w:color="auto"/>
+              <w:right w:val="single" w:sz="4" w:space="0" w:color="auto"/>
+            </w:tcBorders>
             <w:vAlign w:val="center"/>
           </w:tcPr>
           <w:p>
@@ -2052,24 +2092,25 @@
               <w:rPr>
                 <w:rFonts w:ascii="Times New Roman" w:hAnsi="Times New Roman" w:cs="Times New Roman"/>
               </w:rPr>
-              <w:t>Up counting at low speed</w:t>
-            </w:r>
-            <w:r>
-              <w:rPr>
-                <w:rFonts w:ascii="Times New Roman" w:hAnsi="Times New Roman" w:cs="Times New Roman"/>
-              </w:rPr>
-              <w:t xml:space="preserve"> (1MHz)</w:t>
+              <w:t>Kiểm tra Mode 3 ở 5 MHz</w:t>
             </w:r>
           </w:p>
         </w:tc>
         <w:tc>
           <w:tcPr>
             <w:tcW w:w="2070" w:type="dxa"/>
+            <w:tcBorders>
+              <w:top w:val="single" w:sz="4" w:space="0" w:color="auto"/>
+              <w:left w:val="single" w:sz="4" w:space="0" w:color="auto"/>
+              <w:bottom w:val="single" w:sz="4" w:space="0" w:color="auto"/>
+              <w:right w:val="single" w:sz="4" w:space="0" w:color="auto"/>
+            </w:tcBorders>
             <w:vAlign w:val="center"/>
           </w:tcPr>
           <w:p>
             <w:pPr>
               <w:spacing w:after="0"/>
+              <w:jc w:val="center"/>
               <w:rPr>
                 <w:rFonts w:ascii="Times New Roman" w:hAnsi="Times New Roman" w:cs="Times New Roman"/>
               </w:rPr>
@@ -2078,49 +2119,132 @@
               <w:rPr>
                 <w:rFonts w:ascii="Times New Roman" w:hAnsi="Times New Roman" w:cs="Times New Roman"/>
               </w:rPr>
-              <w:t xml:space="preserve">SS </w:t>
+              <w:t>reset=0, sw_test_manual=0, sw_manual=10, sw_clk=0</w:t>
             </w:r>
+          </w:p>
+        </w:tc>
+        <w:tc>
+          <w:tcPr>
+            <w:tcW w:w="3452" w:type="dxa"/>
+            <w:tcBorders>
+              <w:top w:val="single" w:sz="4" w:space="0" w:color="auto"/>
+              <w:left w:val="single" w:sz="4" w:space="0" w:color="auto"/>
+              <w:bottom w:val="single" w:sz="4" w:space="0" w:color="auto"/>
+              <w:right w:val="single" w:sz="4" w:space="0" w:color="auto"/>
+            </w:tcBorders>
+            <w:vAlign w:val="center"/>
+          </w:tcPr>
+          <w:p>
+            <w:pPr>
+              <w:spacing w:after="0"/>
+              <w:jc w:val="center"/>
+              <w:rPr>
+                <w:rFonts w:ascii="Times New Roman" w:hAnsi="Times New Roman" w:cs="Times New Roman"/>
+              </w:rPr>
+            </w:pPr>
             <w:r>
               <w:rPr>
                 <w:rFonts w:ascii="Times New Roman" w:hAnsi="Times New Roman" w:cs="Times New Roman"/>
               </w:rPr>
-              <w:t>=</w:t>
+              <w:t>LED sáng dần từ trong → ngoài, lặp 5 lần; count_out giữ nguyên giá trị sau reset</w:t>
             </w:r>
+          </w:p>
+        </w:tc>
+        <w:tc>
+          <w:tcPr>
+            <w:tcW w:w="1134" w:type="dxa"/>
+            <w:tcBorders>
+              <w:top w:val="single" w:sz="4" w:space="0" w:color="auto"/>
+              <w:left w:val="single" w:sz="4" w:space="0" w:color="auto"/>
+              <w:bottom w:val="single" w:sz="4" w:space="0" w:color="auto"/>
+              <w:right w:val="single" w:sz="4" w:space="0" w:color="auto"/>
+            </w:tcBorders>
+            <w:vAlign w:val="center"/>
+          </w:tcPr>
+          <w:p>
+            <w:pPr>
+              <w:spacing w:after="0"/>
+              <w:jc w:val="center"/>
+              <w:rPr>
+                <w:rFonts w:ascii="Times New Roman" w:hAnsi="Times New Roman" w:cs="Times New Roman"/>
+              </w:rPr>
+            </w:pPr>
             <w:r>
               <w:rPr>
                 <w:rFonts w:ascii="Times New Roman" w:hAnsi="Times New Roman" w:cs="Times New Roman"/>
               </w:rPr>
-              <w:t xml:space="preserve"> 1, UD </w:t>
+              <w:t>Pass</w:t>
             </w:r>
+          </w:p>
+        </w:tc>
+      </w:tr>
+      <w:tr>
+        <w:trPr>
+          <w:trHeight w:val="804"/>
+        </w:trPr>
+        <w:tc>
+          <w:tcPr>
+            <w:tcW w:w="900" w:type="dxa"/>
+            <w:tcBorders>
+              <w:top w:val="single" w:sz="4" w:space="0" w:color="auto"/>
+              <w:left w:val="single" w:sz="4" w:space="0" w:color="auto"/>
+              <w:bottom w:val="single" w:sz="4" w:space="0" w:color="auto"/>
+              <w:right w:val="single" w:sz="4" w:space="0" w:color="auto"/>
+            </w:tcBorders>
+            <w:vAlign w:val="center"/>
+          </w:tcPr>
+          <w:p>
+            <w:pPr>
+              <w:spacing w:after="0"/>
+              <w:jc w:val="center"/>
+              <w:rPr>
+                <w:rFonts w:ascii="Times New Roman" w:hAnsi="Times New Roman" w:cs="Times New Roman"/>
+              </w:rPr>
+            </w:pPr>
             <w:r>
               <w:rPr>
                 <w:rFonts w:ascii="Times New Roman" w:hAnsi="Times New Roman" w:cs="Times New Roman"/>
               </w:rPr>
-              <w:t>=</w:t>
+              <w:t>TC5</w:t>
             </w:r>
+          </w:p>
+        </w:tc>
+        <w:tc>
+          <w:tcPr>
+            <w:tcW w:w="1800" w:type="dxa"/>
+            <w:tcBorders>
+              <w:top w:val="single" w:sz="4" w:space="0" w:color="auto"/>
+              <w:left w:val="single" w:sz="4" w:space="0" w:color="auto"/>
+              <w:bottom w:val="single" w:sz="4" w:space="0" w:color="auto"/>
+              <w:right w:val="single" w:sz="4" w:space="0" w:color="auto"/>
+            </w:tcBorders>
+            <w:vAlign w:val="center"/>
+          </w:tcPr>
+          <w:p>
+            <w:pPr>
+              <w:spacing w:after="0"/>
+              <w:jc w:val="center"/>
+              <w:rPr>
+                <w:rFonts w:ascii="Times New Roman" w:hAnsi="Times New Roman" w:cs="Times New Roman"/>
+              </w:rPr>
+            </w:pPr>
             <w:r>
               <w:rPr>
                 <w:rFonts w:ascii="Times New Roman" w:hAnsi="Times New Roman" w:cs="Times New Roman"/>
               </w:rPr>
-              <w:t xml:space="preserve">1, speed </w:t>
-            </w:r>
-            <w:r>
-              <w:rPr>
-                <w:rFonts w:ascii="Times New Roman" w:hAnsi="Times New Roman" w:cs="Times New Roman"/>
-              </w:rPr>
-              <w:t>=</w:t>
-            </w:r>
-            <w:r>
-              <w:rPr>
-                <w:rFonts w:ascii="Times New Roman" w:hAnsi="Times New Roman" w:cs="Times New Roman"/>
-              </w:rPr>
-              <w:t xml:space="preserve"> 1</w:t>
+              <w:t>Kiểm tra Mode 4 ở 5 MHz</w:t>
             </w:r>
           </w:p>
         </w:tc>
         <w:tc>
           <w:tcPr>
             <w:tcW w:w="2070" w:type="dxa"/>
+            <w:tcBorders>
+              <w:top w:val="single" w:sz="4" w:space="0" w:color="auto"/>
+              <w:left w:val="single" w:sz="4" w:space="0" w:color="auto"/>
+              <w:bottom w:val="single" w:sz="4" w:space="0" w:color="auto"/>
+              <w:right w:val="single" w:sz="4" w:space="0" w:color="auto"/>
+            </w:tcBorders>
             <w:vAlign w:val="center"/>
           </w:tcPr>
           <w:p>
@@ -2135,13 +2259,746 @@
               <w:rPr>
                 <w:rFonts w:ascii="Times New Roman" w:hAnsi="Times New Roman" w:cs="Times New Roman"/>
               </w:rPr>
-              <w:t>OUT increases by 1 at the lower counting speed</w:t>
+              <w:t>reset=0, sw_test_manual=0, sw_manual=11, sw_clk=0</w:t>
+            </w:r>
+          </w:p>
+        </w:tc>
+        <w:tc>
+          <w:tcPr>
+            <w:tcW w:w="3452" w:type="dxa"/>
+            <w:tcBorders>
+              <w:top w:val="single" w:sz="4" w:space="0" w:color="auto"/>
+              <w:left w:val="single" w:sz="4" w:space="0" w:color="auto"/>
+              <w:bottom w:val="single" w:sz="4" w:space="0" w:color="auto"/>
+              <w:right w:val="single" w:sz="4" w:space="0" w:color="auto"/>
+            </w:tcBorders>
+            <w:vAlign w:val="center"/>
+          </w:tcPr>
+          <w:p>
+            <w:pPr>
+              <w:spacing w:after="0"/>
+              <w:jc w:val="center"/>
+              <w:rPr>
+                <w:rFonts w:ascii="Times New Roman" w:hAnsi="Times New Roman" w:cs="Times New Roman"/>
+              </w:rPr>
+            </w:pPr>
+            <w:r>
+              <w:rPr>
+                <w:rFonts w:ascii="Times New Roman" w:hAnsi="Times New Roman" w:cs="Times New Roman"/>
+              </w:rPr>
+              <w:t>LED sáng dần từ ngoài → trong, lặp 5 lần; count_out = 00</w:t>
+            </w:r>
+          </w:p>
+        </w:tc>
+        <w:tc>
+          <w:tcPr>
+            <w:tcW w:w="1134" w:type="dxa"/>
+            <w:tcBorders>
+              <w:top w:val="single" w:sz="4" w:space="0" w:color="auto"/>
+              <w:left w:val="single" w:sz="4" w:space="0" w:color="auto"/>
+              <w:bottom w:val="single" w:sz="4" w:space="0" w:color="auto"/>
+              <w:right w:val="single" w:sz="4" w:space="0" w:color="auto"/>
+            </w:tcBorders>
+            <w:vAlign w:val="center"/>
+          </w:tcPr>
+          <w:p>
+            <w:pPr>
+              <w:spacing w:after="0"/>
+              <w:jc w:val="center"/>
+              <w:rPr>
+                <w:rFonts w:ascii="Times New Roman" w:hAnsi="Times New Roman" w:cs="Times New Roman"/>
+              </w:rPr>
+            </w:pPr>
+            <w:r>
+              <w:rPr>
+                <w:rFonts w:ascii="Times New Roman" w:hAnsi="Times New Roman" w:cs="Times New Roman"/>
+              </w:rPr>
+              <w:t>Pass</w:t>
+            </w:r>
+          </w:p>
+        </w:tc>
+      </w:tr>
+      <w:tr>
+        <w:trPr>
+          <w:trHeight w:val="804"/>
+        </w:trPr>
+        <w:tc>
+          <w:tcPr>
+            <w:tcW w:w="900" w:type="dxa"/>
+            <w:tcBorders>
+              <w:top w:val="single" w:sz="4" w:space="0" w:color="auto"/>
+              <w:left w:val="single" w:sz="4" w:space="0" w:color="auto"/>
+              <w:bottom w:val="single" w:sz="4" w:space="0" w:color="auto"/>
+              <w:right w:val="single" w:sz="4" w:space="0" w:color="auto"/>
+            </w:tcBorders>
+            <w:vAlign w:val="center"/>
+          </w:tcPr>
+          <w:p>
+            <w:pPr>
+              <w:spacing w:after="0"/>
+              <w:jc w:val="center"/>
+              <w:rPr>
+                <w:rFonts w:ascii="Times New Roman" w:hAnsi="Times New Roman" w:cs="Times New Roman"/>
+              </w:rPr>
+            </w:pPr>
+            <w:r>
+              <w:rPr>
+                <w:rFonts w:ascii="Times New Roman" w:hAnsi="Times New Roman" w:cs="Times New Roman"/>
+              </w:rPr>
+              <w:t>TC6</w:t>
             </w:r>
           </w:p>
         </w:tc>
         <w:tc>
           <w:tcPr>
             <w:tcW w:w="1800" w:type="dxa"/>
+            <w:tcBorders>
+              <w:top w:val="single" w:sz="4" w:space="0" w:color="auto"/>
+              <w:left w:val="single" w:sz="4" w:space="0" w:color="auto"/>
+              <w:bottom w:val="single" w:sz="4" w:space="0" w:color="auto"/>
+              <w:right w:val="single" w:sz="4" w:space="0" w:color="auto"/>
+            </w:tcBorders>
+            <w:vAlign w:val="center"/>
+          </w:tcPr>
+          <w:p>
+            <w:pPr>
+              <w:spacing w:after="0"/>
+              <w:jc w:val="center"/>
+              <w:rPr>
+                <w:rFonts w:ascii="Times New Roman" w:hAnsi="Times New Roman" w:cs="Times New Roman"/>
+              </w:rPr>
+            </w:pPr>
+            <w:r>
+              <w:rPr>
+                <w:rFonts w:ascii="Times New Roman" w:hAnsi="Times New Roman" w:cs="Times New Roman"/>
+              </w:rPr>
+              <w:t>Kiểm tra Test Mode ở 2 MHz</w:t>
+            </w:r>
+          </w:p>
+        </w:tc>
+        <w:tc>
+          <w:tcPr>
+            <w:tcW w:w="2070" w:type="dxa"/>
+            <w:tcBorders>
+              <w:top w:val="single" w:sz="4" w:space="0" w:color="auto"/>
+              <w:left w:val="single" w:sz="4" w:space="0" w:color="auto"/>
+              <w:bottom w:val="single" w:sz="4" w:space="0" w:color="auto"/>
+              <w:right w:val="single" w:sz="4" w:space="0" w:color="auto"/>
+            </w:tcBorders>
+            <w:vAlign w:val="center"/>
+          </w:tcPr>
+          <w:p>
+            <w:pPr>
+              <w:spacing w:after="0"/>
+              <w:jc w:val="center"/>
+              <w:rPr>
+                <w:rFonts w:ascii="Times New Roman" w:hAnsi="Times New Roman" w:cs="Times New Roman"/>
+              </w:rPr>
+            </w:pPr>
+            <w:r>
+              <w:rPr>
+                <w:rFonts w:ascii="Times New Roman" w:hAnsi="Times New Roman" w:cs="Times New Roman"/>
+              </w:rPr>
+              <w:t>reset=0, sw_test_manual=1, sw_clk=1</w:t>
+            </w:r>
+          </w:p>
+        </w:tc>
+        <w:tc>
+          <w:tcPr>
+            <w:tcW w:w="3452" w:type="dxa"/>
+            <w:tcBorders>
+              <w:top w:val="single" w:sz="4" w:space="0" w:color="auto"/>
+              <w:left w:val="single" w:sz="4" w:space="0" w:color="auto"/>
+              <w:bottom w:val="single" w:sz="4" w:space="0" w:color="auto"/>
+              <w:right w:val="single" w:sz="4" w:space="0" w:color="auto"/>
+            </w:tcBorders>
+            <w:vAlign w:val="center"/>
+          </w:tcPr>
+          <w:p>
+            <w:pPr>
+              <w:spacing w:after="0"/>
+              <w:jc w:val="center"/>
+              <w:rPr>
+                <w:rFonts w:ascii="Times New Roman" w:hAnsi="Times New Roman" w:cs="Times New Roman"/>
+              </w:rPr>
+            </w:pPr>
+            <w:r>
+              <w:rPr>
+                <w:rFonts w:ascii="Times New Roman" w:hAnsi="Times New Roman" w:cs="Times New Roman"/>
+              </w:rPr>
+              <w:t>8 LED chớp tắt đồng thời, count_out = 88</w:t>
+            </w:r>
+          </w:p>
+        </w:tc>
+        <w:tc>
+          <w:tcPr>
+            <w:tcW w:w="1134" w:type="dxa"/>
+            <w:tcBorders>
+              <w:top w:val="single" w:sz="4" w:space="0" w:color="auto"/>
+              <w:left w:val="single" w:sz="4" w:space="0" w:color="auto"/>
+              <w:bottom w:val="single" w:sz="4" w:space="0" w:color="auto"/>
+              <w:right w:val="single" w:sz="4" w:space="0" w:color="auto"/>
+            </w:tcBorders>
+            <w:vAlign w:val="center"/>
+          </w:tcPr>
+          <w:p>
+            <w:pPr>
+              <w:spacing w:after="0"/>
+              <w:jc w:val="center"/>
+              <w:rPr>
+                <w:rFonts w:ascii="Times New Roman" w:hAnsi="Times New Roman" w:cs="Times New Roman"/>
+              </w:rPr>
+            </w:pPr>
+            <w:r>
+              <w:rPr>
+                <w:rFonts w:ascii="Times New Roman" w:hAnsi="Times New Roman" w:cs="Times New Roman"/>
+              </w:rPr>
+              <w:t>Pass</w:t>
+            </w:r>
+          </w:p>
+        </w:tc>
+      </w:tr>
+      <w:tr>
+        <w:trPr>
+          <w:trHeight w:val="804"/>
+        </w:trPr>
+        <w:tc>
+          <w:tcPr>
+            <w:tcW w:w="900" w:type="dxa"/>
+            <w:tcBorders>
+              <w:top w:val="single" w:sz="4" w:space="0" w:color="auto"/>
+              <w:left w:val="single" w:sz="4" w:space="0" w:color="auto"/>
+              <w:bottom w:val="single" w:sz="4" w:space="0" w:color="auto"/>
+              <w:right w:val="single" w:sz="4" w:space="0" w:color="auto"/>
+            </w:tcBorders>
+            <w:vAlign w:val="center"/>
+          </w:tcPr>
+          <w:p>
+            <w:pPr>
+              <w:spacing w:after="0"/>
+              <w:jc w:val="center"/>
+              <w:rPr>
+                <w:rFonts w:ascii="Times New Roman" w:hAnsi="Times New Roman" w:cs="Times New Roman"/>
+              </w:rPr>
+            </w:pPr>
+            <w:r>
+              <w:rPr>
+                <w:rFonts w:ascii="Times New Roman" w:hAnsi="Times New Roman" w:cs="Times New Roman"/>
+              </w:rPr>
+              <w:t>TC7</w:t>
+            </w:r>
+          </w:p>
+        </w:tc>
+        <w:tc>
+          <w:tcPr>
+            <w:tcW w:w="1800" w:type="dxa"/>
+            <w:tcBorders>
+              <w:top w:val="single" w:sz="4" w:space="0" w:color="auto"/>
+              <w:left w:val="single" w:sz="4" w:space="0" w:color="auto"/>
+              <w:bottom w:val="single" w:sz="4" w:space="0" w:color="auto"/>
+              <w:right w:val="single" w:sz="4" w:space="0" w:color="auto"/>
+            </w:tcBorders>
+            <w:vAlign w:val="center"/>
+          </w:tcPr>
+          <w:p>
+            <w:pPr>
+              <w:spacing w:after="0"/>
+              <w:jc w:val="center"/>
+              <w:rPr>
+                <w:rFonts w:ascii="Times New Roman" w:hAnsi="Times New Roman" w:cs="Times New Roman"/>
+              </w:rPr>
+            </w:pPr>
+            <w:r>
+              <w:rPr>
+                <w:rFonts w:ascii="Times New Roman" w:hAnsi="Times New Roman" w:cs="Times New Roman"/>
+              </w:rPr>
+              <w:t>Kiểm tra Mode 1 ở 2 MHz</w:t>
+            </w:r>
+          </w:p>
+        </w:tc>
+        <w:tc>
+          <w:tcPr>
+            <w:tcW w:w="2070" w:type="dxa"/>
+            <w:tcBorders>
+              <w:top w:val="single" w:sz="4" w:space="0" w:color="auto"/>
+              <w:left w:val="single" w:sz="4" w:space="0" w:color="auto"/>
+              <w:bottom w:val="single" w:sz="4" w:space="0" w:color="auto"/>
+              <w:right w:val="single" w:sz="4" w:space="0" w:color="auto"/>
+            </w:tcBorders>
+            <w:vAlign w:val="center"/>
+          </w:tcPr>
+          <w:p>
+            <w:pPr>
+              <w:spacing w:after="0"/>
+              <w:jc w:val="center"/>
+              <w:rPr>
+                <w:rFonts w:ascii="Times New Roman" w:hAnsi="Times New Roman" w:cs="Times New Roman"/>
+              </w:rPr>
+            </w:pPr>
+            <w:r>
+              <w:rPr>
+                <w:rFonts w:ascii="Times New Roman" w:hAnsi="Times New Roman" w:cs="Times New Roman"/>
+              </w:rPr>
+              <w:t>reset=0, sw_test_manual=0, sw_manual=00, sw_clk=1</w:t>
+            </w:r>
+          </w:p>
+        </w:tc>
+        <w:tc>
+          <w:tcPr>
+            <w:tcW w:w="3452" w:type="dxa"/>
+            <w:tcBorders>
+              <w:top w:val="single" w:sz="4" w:space="0" w:color="auto"/>
+              <w:left w:val="single" w:sz="4" w:space="0" w:color="auto"/>
+              <w:bottom w:val="single" w:sz="4" w:space="0" w:color="auto"/>
+              <w:right w:val="single" w:sz="4" w:space="0" w:color="auto"/>
+            </w:tcBorders>
+            <w:vAlign w:val="center"/>
+          </w:tcPr>
+          <w:p>
+            <w:pPr>
+              <w:spacing w:after="0"/>
+              <w:jc w:val="center"/>
+              <w:rPr>
+                <w:rFonts w:ascii="Times New Roman" w:hAnsi="Times New Roman" w:cs="Times New Roman"/>
+              </w:rPr>
+            </w:pPr>
+            <w:r>
+              <w:rPr>
+                <w:rFonts w:ascii="Times New Roman" w:hAnsi="Times New Roman" w:cs="Times New Roman"/>
+              </w:rPr>
+              <w:t>LED sáng dần từ trái → phải, lặp 5 lần; count_out tăng từ 0 → 99 với tốc độ thấp hơn</w:t>
+            </w:r>
+          </w:p>
+        </w:tc>
+        <w:tc>
+          <w:tcPr>
+            <w:tcW w:w="1134" w:type="dxa"/>
+            <w:tcBorders>
+              <w:top w:val="single" w:sz="4" w:space="0" w:color="auto"/>
+              <w:left w:val="single" w:sz="4" w:space="0" w:color="auto"/>
+              <w:bottom w:val="single" w:sz="4" w:space="0" w:color="auto"/>
+              <w:right w:val="single" w:sz="4" w:space="0" w:color="auto"/>
+            </w:tcBorders>
+            <w:vAlign w:val="center"/>
+          </w:tcPr>
+          <w:p>
+            <w:pPr>
+              <w:spacing w:after="0"/>
+              <w:jc w:val="center"/>
+              <w:rPr>
+                <w:rFonts w:ascii="Times New Roman" w:hAnsi="Times New Roman" w:cs="Times New Roman"/>
+              </w:rPr>
+            </w:pPr>
+            <w:r>
+              <w:rPr>
+                <w:rFonts w:ascii="Times New Roman" w:hAnsi="Times New Roman" w:cs="Times New Roman"/>
+              </w:rPr>
+              <w:t>Pass</w:t>
+            </w:r>
+          </w:p>
+        </w:tc>
+      </w:tr>
+      <w:tr>
+        <w:trPr>
+          <w:trHeight w:val="804"/>
+        </w:trPr>
+        <w:tc>
+          <w:tcPr>
+            <w:tcW w:w="900" w:type="dxa"/>
+            <w:tcBorders>
+              <w:top w:val="single" w:sz="4" w:space="0" w:color="auto"/>
+              <w:left w:val="single" w:sz="4" w:space="0" w:color="auto"/>
+              <w:bottom w:val="single" w:sz="4" w:space="0" w:color="auto"/>
+              <w:right w:val="single" w:sz="4" w:space="0" w:color="auto"/>
+            </w:tcBorders>
+            <w:vAlign w:val="center"/>
+          </w:tcPr>
+          <w:p>
+            <w:pPr>
+              <w:spacing w:after="0"/>
+              <w:jc w:val="center"/>
+              <w:rPr>
+                <w:rFonts w:ascii="Times New Roman" w:hAnsi="Times New Roman" w:cs="Times New Roman"/>
+              </w:rPr>
+            </w:pPr>
+            <w:r>
+              <w:rPr>
+                <w:rFonts w:ascii="Times New Roman" w:hAnsi="Times New Roman" w:cs="Times New Roman"/>
+              </w:rPr>
+              <w:t>TC8</w:t>
+            </w:r>
+          </w:p>
+        </w:tc>
+        <w:tc>
+          <w:tcPr>
+            <w:tcW w:w="1800" w:type="dxa"/>
+            <w:tcBorders>
+              <w:top w:val="single" w:sz="4" w:space="0" w:color="auto"/>
+              <w:left w:val="single" w:sz="4" w:space="0" w:color="auto"/>
+              <w:bottom w:val="single" w:sz="4" w:space="0" w:color="auto"/>
+              <w:right w:val="single" w:sz="4" w:space="0" w:color="auto"/>
+            </w:tcBorders>
+            <w:vAlign w:val="center"/>
+          </w:tcPr>
+          <w:p>
+            <w:pPr>
+              <w:spacing w:after="0"/>
+              <w:jc w:val="center"/>
+              <w:rPr>
+                <w:rFonts w:ascii="Times New Roman" w:hAnsi="Times New Roman" w:cs="Times New Roman"/>
+              </w:rPr>
+            </w:pPr>
+            <w:r>
+              <w:rPr>
+                <w:rFonts w:ascii="Times New Roman" w:hAnsi="Times New Roman" w:cs="Times New Roman"/>
+              </w:rPr>
+              <w:t>Kiểm tra Mode 2 ở 2 MHz</w:t>
+            </w:r>
+          </w:p>
+        </w:tc>
+        <w:tc>
+          <w:tcPr>
+            <w:tcW w:w="2070" w:type="dxa"/>
+            <w:tcBorders>
+              <w:top w:val="single" w:sz="4" w:space="0" w:color="auto"/>
+              <w:left w:val="single" w:sz="4" w:space="0" w:color="auto"/>
+              <w:bottom w:val="single" w:sz="4" w:space="0" w:color="auto"/>
+              <w:right w:val="single" w:sz="4" w:space="0" w:color="auto"/>
+            </w:tcBorders>
+            <w:vAlign w:val="center"/>
+          </w:tcPr>
+          <w:p>
+            <w:pPr>
+              <w:spacing w:after="0"/>
+              <w:jc w:val="center"/>
+              <w:rPr>
+                <w:rFonts w:ascii="Times New Roman" w:hAnsi="Times New Roman" w:cs="Times New Roman"/>
+              </w:rPr>
+            </w:pPr>
+            <w:r>
+              <w:rPr>
+                <w:rFonts w:ascii="Times New Roman" w:hAnsi="Times New Roman" w:cs="Times New Roman"/>
+              </w:rPr>
+              <w:t>reset=0, sw_test_manual=0, sw_manual=01, sw_clk=1</w:t>
+            </w:r>
+          </w:p>
+        </w:tc>
+        <w:tc>
+          <w:tcPr>
+            <w:tcW w:w="3452" w:type="dxa"/>
+            <w:tcBorders>
+              <w:top w:val="single" w:sz="4" w:space="0" w:color="auto"/>
+              <w:left w:val="single" w:sz="4" w:space="0" w:color="auto"/>
+              <w:bottom w:val="single" w:sz="4" w:space="0" w:color="auto"/>
+              <w:right w:val="single" w:sz="4" w:space="0" w:color="auto"/>
+            </w:tcBorders>
+            <w:vAlign w:val="center"/>
+          </w:tcPr>
+          <w:p>
+            <w:pPr>
+              <w:spacing w:after="0"/>
+              <w:jc w:val="center"/>
+              <w:rPr>
+                <w:rFonts w:ascii="Times New Roman" w:hAnsi="Times New Roman" w:cs="Times New Roman"/>
+              </w:rPr>
+            </w:pPr>
+            <w:r>
+              <w:rPr>
+                <w:rFonts w:ascii="Times New Roman" w:hAnsi="Times New Roman" w:cs="Times New Roman"/>
+              </w:rPr>
+              <w:t>LED sáng dần từ phải → trái, lặp 5 lần; count_out giảm từ 99 → 0 với tốc độ thấp hơn</w:t>
+            </w:r>
+          </w:p>
+        </w:tc>
+        <w:tc>
+          <w:tcPr>
+            <w:tcW w:w="1134" w:type="dxa"/>
+            <w:tcBorders>
+              <w:top w:val="single" w:sz="4" w:space="0" w:color="auto"/>
+              <w:left w:val="single" w:sz="4" w:space="0" w:color="auto"/>
+              <w:bottom w:val="single" w:sz="4" w:space="0" w:color="auto"/>
+              <w:right w:val="single" w:sz="4" w:space="0" w:color="auto"/>
+            </w:tcBorders>
+            <w:vAlign w:val="center"/>
+          </w:tcPr>
+          <w:p>
+            <w:pPr>
+              <w:spacing w:after="0"/>
+              <w:jc w:val="center"/>
+              <w:rPr>
+                <w:rFonts w:ascii="Times New Roman" w:hAnsi="Times New Roman" w:cs="Times New Roman"/>
+              </w:rPr>
+            </w:pPr>
+            <w:r>
+              <w:rPr>
+                <w:rFonts w:ascii="Times New Roman" w:hAnsi="Times New Roman" w:cs="Times New Roman"/>
+              </w:rPr>
+              <w:t>Pass</w:t>
+            </w:r>
+          </w:p>
+        </w:tc>
+      </w:tr>
+      <w:tr>
+        <w:trPr>
+          <w:trHeight w:val="804"/>
+        </w:trPr>
+        <w:tc>
+          <w:tcPr>
+            <w:tcW w:w="900" w:type="dxa"/>
+            <w:tcBorders>
+              <w:top w:val="single" w:sz="4" w:space="0" w:color="auto"/>
+              <w:left w:val="single" w:sz="4" w:space="0" w:color="auto"/>
+              <w:bottom w:val="single" w:sz="4" w:space="0" w:color="auto"/>
+              <w:right w:val="single" w:sz="4" w:space="0" w:color="auto"/>
+            </w:tcBorders>
+            <w:vAlign w:val="center"/>
+          </w:tcPr>
+          <w:p>
+            <w:pPr>
+              <w:spacing w:after="0"/>
+              <w:jc w:val="center"/>
+              <w:rPr>
+                <w:rFonts w:ascii="Times New Roman" w:hAnsi="Times New Roman" w:cs="Times New Roman"/>
+              </w:rPr>
+            </w:pPr>
+            <w:r>
+              <w:rPr>
+                <w:rFonts w:ascii="Times New Roman" w:hAnsi="Times New Roman" w:cs="Times New Roman"/>
+              </w:rPr>
+              <w:t>TC9</w:t>
+            </w:r>
+          </w:p>
+        </w:tc>
+        <w:tc>
+          <w:tcPr>
+            <w:tcW w:w="1800" w:type="dxa"/>
+            <w:tcBorders>
+              <w:top w:val="single" w:sz="4" w:space="0" w:color="auto"/>
+              <w:left w:val="single" w:sz="4" w:space="0" w:color="auto"/>
+              <w:bottom w:val="single" w:sz="4" w:space="0" w:color="auto"/>
+              <w:right w:val="single" w:sz="4" w:space="0" w:color="auto"/>
+            </w:tcBorders>
+            <w:vAlign w:val="center"/>
+          </w:tcPr>
+          <w:p>
+            <w:pPr>
+              <w:spacing w:after="0"/>
+              <w:jc w:val="center"/>
+              <w:rPr>
+                <w:rFonts w:ascii="Times New Roman" w:hAnsi="Times New Roman" w:cs="Times New Roman"/>
+              </w:rPr>
+            </w:pPr>
+            <w:r>
+              <w:rPr>
+                <w:rFonts w:ascii="Times New Roman" w:hAnsi="Times New Roman" w:cs="Times New Roman"/>
+              </w:rPr>
+              <w:t>Kiểm tra Mode 3 ở 2 MHz</w:t>
+            </w:r>
+          </w:p>
+        </w:tc>
+        <w:tc>
+          <w:tcPr>
+            <w:tcW w:w="2070" w:type="dxa"/>
+            <w:tcBorders>
+              <w:top w:val="single" w:sz="4" w:space="0" w:color="auto"/>
+              <w:left w:val="single" w:sz="4" w:space="0" w:color="auto"/>
+              <w:bottom w:val="single" w:sz="4" w:space="0" w:color="auto"/>
+              <w:right w:val="single" w:sz="4" w:space="0" w:color="auto"/>
+            </w:tcBorders>
+            <w:vAlign w:val="center"/>
+          </w:tcPr>
+          <w:p>
+            <w:pPr>
+              <w:spacing w:after="0"/>
+              <w:jc w:val="center"/>
+              <w:rPr>
+                <w:rFonts w:ascii="Times New Roman" w:hAnsi="Times New Roman" w:cs="Times New Roman"/>
+              </w:rPr>
+            </w:pPr>
+            <w:r>
+              <w:rPr>
+                <w:rFonts w:ascii="Times New Roman" w:hAnsi="Times New Roman" w:cs="Times New Roman"/>
+              </w:rPr>
+              <w:t>reset=0, sw_test_manual=0, sw_manual=10, sw_clk=1</w:t>
+            </w:r>
+          </w:p>
+        </w:tc>
+        <w:tc>
+          <w:tcPr>
+            <w:tcW w:w="3452" w:type="dxa"/>
+            <w:tcBorders>
+              <w:top w:val="single" w:sz="4" w:space="0" w:color="auto"/>
+              <w:left w:val="single" w:sz="4" w:space="0" w:color="auto"/>
+              <w:bottom w:val="single" w:sz="4" w:space="0" w:color="auto"/>
+              <w:right w:val="single" w:sz="4" w:space="0" w:color="auto"/>
+            </w:tcBorders>
+            <w:vAlign w:val="center"/>
+          </w:tcPr>
+          <w:p>
+            <w:pPr>
+              <w:spacing w:after="0"/>
+              <w:jc w:val="center"/>
+              <w:rPr>
+                <w:rFonts w:ascii="Times New Roman" w:hAnsi="Times New Roman" w:cs="Times New Roman"/>
+              </w:rPr>
+            </w:pPr>
+            <w:r>
+              <w:rPr>
+                <w:rFonts w:ascii="Times New Roman" w:hAnsi="Times New Roman" w:cs="Times New Roman"/>
+              </w:rPr>
+              <w:t>LED sáng dần từ trong → ngoài, lặp 5 lần; count_out giữ nguyên giá trị sau reset</w:t>
+            </w:r>
+          </w:p>
+        </w:tc>
+        <w:tc>
+          <w:tcPr>
+            <w:tcW w:w="1134" w:type="dxa"/>
+            <w:tcBorders>
+              <w:top w:val="single" w:sz="4" w:space="0" w:color="auto"/>
+              <w:left w:val="single" w:sz="4" w:space="0" w:color="auto"/>
+              <w:bottom w:val="single" w:sz="4" w:space="0" w:color="auto"/>
+              <w:right w:val="single" w:sz="4" w:space="0" w:color="auto"/>
+            </w:tcBorders>
+            <w:vAlign w:val="center"/>
+          </w:tcPr>
+          <w:p>
+            <w:pPr>
+              <w:spacing w:after="0"/>
+              <w:jc w:val="center"/>
+              <w:rPr>
+                <w:rFonts w:ascii="Times New Roman" w:hAnsi="Times New Roman" w:cs="Times New Roman"/>
+              </w:rPr>
+            </w:pPr>
+            <w:r>
+              <w:rPr>
+                <w:rFonts w:ascii="Times New Roman" w:hAnsi="Times New Roman" w:cs="Times New Roman"/>
+              </w:rPr>
+              <w:t>Pass</w:t>
+            </w:r>
+          </w:p>
+        </w:tc>
+      </w:tr>
+      <w:tr>
+        <w:trPr>
+          <w:trHeight w:val="804"/>
+        </w:trPr>
+        <w:tc>
+          <w:tcPr>
+            <w:tcW w:w="900" w:type="dxa"/>
+            <w:tcBorders>
+              <w:top w:val="single" w:sz="4" w:space="0" w:color="auto"/>
+              <w:left w:val="single" w:sz="4" w:space="0" w:color="auto"/>
+              <w:bottom w:val="single" w:sz="4" w:space="0" w:color="auto"/>
+              <w:right w:val="single" w:sz="4" w:space="0" w:color="auto"/>
+            </w:tcBorders>
+            <w:vAlign w:val="center"/>
+          </w:tcPr>
+          <w:p>
+            <w:pPr>
+              <w:spacing w:after="0"/>
+              <w:jc w:val="center"/>
+              <w:rPr>
+                <w:rFonts w:ascii="Times New Roman" w:hAnsi="Times New Roman" w:cs="Times New Roman"/>
+              </w:rPr>
+            </w:pPr>
+            <w:r>
+              <w:rPr>
+                <w:rFonts w:ascii="Times New Roman" w:hAnsi="Times New Roman" w:cs="Times New Roman"/>
+              </w:rPr>
+              <w:t>TC10</w:t>
+            </w:r>
+          </w:p>
+        </w:tc>
+        <w:tc>
+          <w:tcPr>
+            <w:tcW w:w="1800" w:type="dxa"/>
+            <w:tcBorders>
+              <w:top w:val="single" w:sz="4" w:space="0" w:color="auto"/>
+              <w:left w:val="single" w:sz="4" w:space="0" w:color="auto"/>
+              <w:bottom w:val="single" w:sz="4" w:space="0" w:color="auto"/>
+              <w:right w:val="single" w:sz="4" w:space="0" w:color="auto"/>
+            </w:tcBorders>
+            <w:vAlign w:val="center"/>
+          </w:tcPr>
+          <w:p>
+            <w:pPr>
+              <w:spacing w:after="0"/>
+              <w:jc w:val="center"/>
+              <w:rPr>
+                <w:rFonts w:ascii="Times New Roman" w:hAnsi="Times New Roman" w:cs="Times New Roman"/>
+              </w:rPr>
+            </w:pPr>
+            <w:r>
+              <w:rPr>
+                <w:rFonts w:ascii="Times New Roman" w:hAnsi="Times New Roman" w:cs="Times New Roman"/>
+              </w:rPr>
+              <w:t>Kiểm tra Mode 4 ở 2 MHz</w:t>
+            </w:r>
+          </w:p>
+        </w:tc>
+        <w:tc>
+          <w:tcPr>
+            <w:tcW w:w="2070" w:type="dxa"/>
+            <w:tcBorders>
+              <w:top w:val="single" w:sz="4" w:space="0" w:color="auto"/>
+              <w:left w:val="single" w:sz="4" w:space="0" w:color="auto"/>
+              <w:bottom w:val="single" w:sz="4" w:space="0" w:color="auto"/>
+              <w:right w:val="single" w:sz="4" w:space="0" w:color="auto"/>
+            </w:tcBorders>
+            <w:vAlign w:val="center"/>
+          </w:tcPr>
+          <w:p>
+            <w:pPr>
+              <w:spacing w:after="0"/>
+              <w:jc w:val="center"/>
+              <w:rPr>
+                <w:rFonts w:ascii="Times New Roman" w:hAnsi="Times New Roman" w:cs="Times New Roman"/>
+              </w:rPr>
+            </w:pPr>
+            <w:r>
+              <w:rPr>
+                <w:rFonts w:ascii="Times New Roman" w:hAnsi="Times New Roman" w:cs="Times New Roman"/>
+              </w:rPr>
+              <w:t>reset=0, sw_test_manual=0, sw_manual=11, sw_clk=1</w:t>
+            </w:r>
+          </w:p>
+        </w:tc>
+        <w:tc>
+          <w:tcPr>
+            <w:tcW w:w="3452" w:type="dxa"/>
+            <w:tcBorders>
+              <w:top w:val="single" w:sz="4" w:space="0" w:color="auto"/>
+              <w:left w:val="single" w:sz="4" w:space="0" w:color="auto"/>
+              <w:bottom w:val="single" w:sz="4" w:space="0" w:color="auto"/>
+              <w:right w:val="single" w:sz="4" w:space="0" w:color="auto"/>
+            </w:tcBorders>
+            <w:vAlign w:val="center"/>
+          </w:tcPr>
+          <w:p>
+            <w:pPr>
+              <w:spacing w:after="0"/>
+              <w:jc w:val="center"/>
+              <w:rPr>
+                <w:rFonts w:ascii="Times New Roman" w:hAnsi="Times New Roman" w:cs="Times New Roman"/>
+              </w:rPr>
+            </w:pPr>
+            <w:r>
+              <w:rPr>
+                <w:rFonts w:ascii="Times New Roman" w:hAnsi="Times New Roman" w:cs="Times New Roman"/>
+              </w:rPr>
+              <w:t>LED sáng dần từ ngoài → trong, lặp 5 lần; count_out = 00</w:t>
+            </w:r>
+          </w:p>
+        </w:tc>
+        <w:tc>
+          <w:tcPr>
+            <w:tcW w:w="1134" w:type="dxa"/>
+            <w:tcBorders>
+              <w:top w:val="single" w:sz="4" w:space="0" w:color="auto"/>
+              <w:left w:val="single" w:sz="4" w:space="0" w:color="auto"/>
+              <w:bottom w:val="single" w:sz="4" w:space="0" w:color="auto"/>
+              <w:right w:val="single" w:sz="4" w:space="0" w:color="auto"/>
+            </w:tcBorders>
             <w:vAlign w:val="center"/>
           </w:tcPr>
           <w:p>
@@ -2169,6 +3026,7 @@
           <w:rFonts w:ascii="Times New Roman" w:hAnsi="Times New Roman" w:cs="Times New Roman"/>
           <w:sz w:val="22"/>
           <w:szCs w:val="22"/>
+          <w:lang w:val="vi-VN"/>
         </w:rPr>
       </w:pPr>
       <w:r>
@@ -2177,322 +3035,142 @@
           <w:sz w:val="22"/>
           <w:szCs w:val="22"/>
         </w:rPr>
+        <w:lastRenderedPageBreak/>
         <w:t>5. Testcase Details</w:t>
       </w:r>
     </w:p>
     <w:p>
       <w:pPr>
-        <w:pStyle w:val="Heading3"/>
-        <w:spacing w:before="0"/>
-        <w:rPr>
-          <w:rFonts w:ascii="Times New Roman" w:hAnsi="Times New Roman" w:cs="Times New Roman"/>
-        </w:rPr>
-      </w:pPr>
-      <w:r>
-        <w:rPr>
-          <w:rFonts w:ascii="Times New Roman" w:hAnsi="Times New Roman" w:cs="Times New Roman"/>
-        </w:rPr>
-        <w:t>Testcase 1</w:t>
-      </w:r>
-      <w:r>
-        <w:rPr>
-          <w:rFonts w:ascii="Times New Roman" w:hAnsi="Times New Roman" w:cs="Times New Roman"/>
-        </w:rPr>
-        <w:t xml:space="preserve">: </w:t>
-      </w:r>
-      <w:r>
-        <w:rPr>
-          <w:rFonts w:ascii="Times New Roman" w:hAnsi="Times New Roman" w:cs="Times New Roman"/>
-        </w:rPr>
-        <w:t>Up counting</w:t>
+        <w:jc w:val="both"/>
+        <w:rPr>
+          <w:b/>
+          <w:bCs/>
+          <w:lang w:val="vi-VN"/>
+        </w:rPr>
+      </w:pPr>
+      <w:r>
+        <w:rPr>
+          <w:b/>
+          <w:bCs/>
+          <w:lang w:val="vi-VN"/>
+        </w:rPr>
+        <w:t>Testcase 1: Chế độ Test tại 5 MHz</w:t>
       </w:r>
     </w:p>
     <w:p>
       <w:pPr>
         <w:jc w:val="both"/>
         <w:rPr>
-          <w:rFonts w:ascii="Times New Roman" w:hAnsi="Times New Roman" w:cs="Times New Roman"/>
-        </w:rPr>
-      </w:pPr>
-      <w:r>
-        <w:rPr>
-          <w:rFonts w:ascii="Times New Roman" w:hAnsi="Times New Roman" w:cs="Times New Roman"/>
+          <w:lang w:val="vi-VN"/>
+        </w:rPr>
+      </w:pPr>
+      <w:r>
+        <w:rPr>
           <w:b/>
           <w:bCs/>
-        </w:rPr>
-        <w:t>Purpose</w:t>
-      </w:r>
-      <w:r>
-        <w:rPr>
-          <w:rFonts w:ascii="Times New Roman" w:hAnsi="Times New Roman" w:cs="Times New Roman"/>
+          <w:lang w:val="vi-VN"/>
+        </w:rPr>
+        <w:t>Mục đích:</w:t>
+      </w:r>
+      <w:r>
+        <w:rPr>
+          <w:lang w:val="vi-VN"/>
+        </w:rPr>
+        <w:t xml:space="preserve"> Kiểm tra chức năng Test khi hệ thống hoạt động ở tần số 5 MHz.</w:t>
+      </w:r>
+    </w:p>
+    <w:p>
+      <w:pPr>
+        <w:jc w:val="both"/>
+        <w:rPr>
+          <w:lang w:val="vi-VN"/>
+        </w:rPr>
+      </w:pPr>
+      <w:r>
+        <w:rPr>
           <w:b/>
           <w:bCs/>
-        </w:rPr>
-        <w:t xml:space="preserve">: </w:t>
-      </w:r>
-      <w:r>
-        <w:rPr>
-          <w:rFonts w:ascii="Times New Roman" w:hAnsi="Times New Roman" w:cs="Times New Roman"/>
-        </w:rPr>
-        <w:t>t</w:t>
-      </w:r>
-      <w:r>
-        <w:rPr>
-          <w:rFonts w:ascii="Times New Roman" w:hAnsi="Times New Roman" w:cs="Times New Roman"/>
-        </w:rPr>
-        <w:t xml:space="preserve">o verify the up-counting function when </w:t>
-      </w:r>
-      <w:r>
-        <w:rPr>
-          <w:rFonts w:ascii="Times New Roman" w:hAnsi="Times New Roman" w:cs="Times New Roman"/>
-        </w:rPr>
-        <w:t xml:space="preserve">speed </w:t>
-      </w:r>
-      <w:r>
-        <w:rPr>
-          <w:rFonts w:ascii="Times New Roman" w:hAnsi="Times New Roman" w:cs="Times New Roman"/>
-        </w:rPr>
-        <w:t>=</w:t>
-      </w:r>
-      <w:r>
-        <w:rPr>
-          <w:rFonts w:ascii="Times New Roman" w:hAnsi="Times New Roman" w:cs="Times New Roman"/>
-        </w:rPr>
-        <w:t xml:space="preserve"> 0.</w:t>
+          <w:lang w:val="vi-VN"/>
+        </w:rPr>
+        <w:t>Input/Stimulus:</w:t>
+      </w:r>
+      <w:r>
+        <w:rPr>
+          <w:lang w:val="vi-VN"/>
+        </w:rPr>
+        <w:br/>
+        <w:t>reset = 0, sw_test_manual = 1, sw_clk = 0.</w:t>
       </w:r>
     </w:p>
     <w:p>
       <w:pPr>
-        <w:jc w:val="both"/>
-        <w:rPr>
-          <w:rFonts w:ascii="Times New Roman" w:hAnsi="Times New Roman" w:cs="Times New Roman"/>
-        </w:rPr>
-      </w:pPr>
-      <w:r>
-        <w:rPr>
-          <w:rFonts w:ascii="Times New Roman" w:hAnsi="Times New Roman" w:cs="Times New Roman"/>
+        <w:rPr>
+          <w:lang w:val="vi-VN"/>
+        </w:rPr>
+      </w:pPr>
+      <w:r>
+        <w:rPr>
           <w:b/>
           <w:bCs/>
-        </w:rPr>
-        <w:t>Input/Stimulus:</w:t>
-      </w:r>
-      <w:r>
-        <w:rPr>
-          <w:rFonts w:ascii="Times New Roman" w:hAnsi="Times New Roman" w:cs="Times New Roman"/>
-        </w:rPr>
-        <w:t xml:space="preserve"> reset</w:t>
-      </w:r>
-      <w:r>
-        <w:rPr>
-          <w:rFonts w:ascii="Times New Roman" w:hAnsi="Times New Roman" w:cs="Times New Roman"/>
-        </w:rPr>
-        <w:t xml:space="preserve"> </w:t>
-      </w:r>
-      <w:r>
-        <w:rPr>
-          <w:rFonts w:ascii="Times New Roman" w:hAnsi="Times New Roman" w:cs="Times New Roman"/>
-        </w:rPr>
-        <w:t>=</w:t>
-      </w:r>
-      <w:r>
-        <w:rPr>
-          <w:rFonts w:ascii="Times New Roman" w:hAnsi="Times New Roman" w:cs="Times New Roman"/>
-        </w:rPr>
-        <w:t xml:space="preserve"> 0, SS </w:t>
-      </w:r>
-      <w:r>
-        <w:rPr>
-          <w:rFonts w:ascii="Times New Roman" w:hAnsi="Times New Roman" w:cs="Times New Roman"/>
-        </w:rPr>
-        <w:t>=</w:t>
-      </w:r>
-      <w:r>
-        <w:rPr>
-          <w:rFonts w:ascii="Times New Roman" w:hAnsi="Times New Roman" w:cs="Times New Roman"/>
-        </w:rPr>
-        <w:t xml:space="preserve"> 1, UD </w:t>
-      </w:r>
-      <w:r>
-        <w:rPr>
-          <w:rFonts w:ascii="Times New Roman" w:hAnsi="Times New Roman" w:cs="Times New Roman"/>
-        </w:rPr>
-        <w:t>=</w:t>
-      </w:r>
-      <w:r>
-        <w:rPr>
-          <w:rFonts w:ascii="Times New Roman" w:hAnsi="Times New Roman" w:cs="Times New Roman"/>
-        </w:rPr>
-        <w:t xml:space="preserve"> 1, </w:t>
-      </w:r>
-      <w:r>
-        <w:rPr>
-          <w:rFonts w:ascii="Times New Roman" w:hAnsi="Times New Roman" w:cs="Times New Roman"/>
-        </w:rPr>
-        <w:t>speed</w:t>
-      </w:r>
-      <w:r>
-        <w:rPr>
-          <w:rFonts w:ascii="Times New Roman" w:hAnsi="Times New Roman" w:cs="Times New Roman"/>
-        </w:rPr>
-        <w:t xml:space="preserve"> </w:t>
-      </w:r>
-      <w:r>
-        <w:rPr>
-          <w:rFonts w:ascii="Times New Roman" w:hAnsi="Times New Roman" w:cs="Times New Roman"/>
-        </w:rPr>
-        <w:t>=</w:t>
-      </w:r>
-      <w:r>
-        <w:rPr>
-          <w:rFonts w:ascii="Times New Roman" w:hAnsi="Times New Roman" w:cs="Times New Roman"/>
-        </w:rPr>
-        <w:t xml:space="preserve"> 0.</w:t>
+          <w:lang w:val="vi-VN"/>
+        </w:rPr>
+        <w:t>Kết quả mong đợi:</w:t>
+      </w:r>
+      <w:r>
+        <w:rPr>
+          <w:lang w:val="vi-VN"/>
+        </w:rPr>
+        <w:br/>
+        <w:t xml:space="preserve">led_out[7:0] luân phiên giữa 00000000 và 11111111, tạo hiệu ứng 8 LED chớp tắt đồng thời. count_out giữ cố định ở giá trị </w:t>
+      </w:r>
+      <w:r>
+        <w:rPr>
+          <w:b/>
+          <w:bCs/>
+          <w:lang w:val="vi-VN"/>
+        </w:rPr>
+        <w:t>88</w:t>
+      </w:r>
+      <w:r>
+        <w:rPr>
+          <w:lang w:val="vi-VN"/>
+        </w:rPr>
+        <w:t>.</w:t>
       </w:r>
     </w:p>
     <w:p>
       <w:pPr>
-        <w:jc w:val="both"/>
-        <w:rPr>
-          <w:rFonts w:ascii="Times New Roman" w:hAnsi="Times New Roman" w:cs="Times New Roman"/>
-        </w:rPr>
-      </w:pPr>
-      <w:r>
-        <w:rPr>
-          <w:rFonts w:ascii="Times New Roman" w:hAnsi="Times New Roman" w:cs="Times New Roman"/>
+        <w:rPr>
           <w:b/>
           <w:bCs/>
-        </w:rPr>
-        <w:t>Expected Output</w:t>
-      </w:r>
-      <w:r>
-        <w:rPr>
-          <w:rFonts w:ascii="Times New Roman" w:hAnsi="Times New Roman" w:cs="Times New Roman"/>
+          <w:lang w:val="vi-VN"/>
+        </w:rPr>
+      </w:pPr>
+      <w:r>
+        <w:rPr>
           <w:b/>
           <w:bCs/>
-        </w:rPr>
-        <w:t xml:space="preserve">: </w:t>
-      </w:r>
-      <w:r>
-        <w:rPr>
-          <w:rFonts w:ascii="Times New Roman" w:hAnsi="Times New Roman" w:cs="Times New Roman"/>
-        </w:rPr>
-        <w:t>out</w:t>
-      </w:r>
-      <w:r>
-        <w:rPr>
-          <w:rFonts w:ascii="Times New Roman" w:hAnsi="Times New Roman" w:cs="Times New Roman"/>
-        </w:rPr>
-        <w:t xml:space="preserve"> increases sequentially by 1 (0 </w:t>
-      </w:r>
-      <w:r>
-        <w:rPr>
-          <w:rFonts w:ascii="Times New Roman" w:hAnsi="Times New Roman" w:cs="Times New Roman"/>
-        </w:rPr>
-        <w:sym w:font="Wingdings" w:char="F0E0"/>
-      </w:r>
-      <w:r>
-        <w:rPr>
-          <w:rFonts w:ascii="Times New Roman" w:hAnsi="Times New Roman" w:cs="Times New Roman"/>
-        </w:rPr>
-        <w:t xml:space="preserve"> 1 </w:t>
-      </w:r>
-      <w:r>
-        <w:rPr>
-          <w:rFonts w:ascii="Times New Roman" w:hAnsi="Times New Roman" w:cs="Times New Roman"/>
-        </w:rPr>
-        <w:sym w:font="Wingdings" w:char="F0E0"/>
-      </w:r>
-      <w:r>
-        <w:rPr>
-          <w:rFonts w:ascii="Times New Roman" w:hAnsi="Times New Roman" w:cs="Times New Roman"/>
-        </w:rPr>
-        <w:t xml:space="preserve"> 2 </w:t>
-      </w:r>
-      <w:r>
-        <w:rPr>
-          <w:rFonts w:ascii="Times New Roman" w:hAnsi="Times New Roman" w:cs="Times New Roman"/>
-        </w:rPr>
-        <w:sym w:font="Wingdings" w:char="F0E0"/>
-      </w:r>
-      <w:r>
-        <w:rPr>
-          <w:rFonts w:ascii="Times New Roman" w:hAnsi="Times New Roman" w:cs="Times New Roman"/>
-        </w:rPr>
-        <w:t xml:space="preserve"> </w:t>
-      </w:r>
-      <w:r>
-        <w:rPr>
-          <w:rFonts w:ascii="Times New Roman" w:hAnsi="Times New Roman" w:cs="Times New Roman"/>
-        </w:rPr>
-        <w:t xml:space="preserve">3 </w:t>
-      </w:r>
-      <w:r>
-        <w:rPr>
-          <w:rFonts w:ascii="Times New Roman" w:hAnsi="Times New Roman" w:cs="Times New Roman"/>
-        </w:rPr>
-        <w:sym w:font="Wingdings" w:char="F0E0"/>
-      </w:r>
-      <w:r>
-        <w:rPr>
-          <w:rFonts w:ascii="Times New Roman" w:hAnsi="Times New Roman" w:cs="Times New Roman"/>
-        </w:rPr>
-        <w:t xml:space="preserve"> … </w:t>
-      </w:r>
-      <w:r>
-        <w:rPr>
-          <w:rFonts w:ascii="Times New Roman" w:hAnsi="Times New Roman" w:cs="Times New Roman"/>
-        </w:rPr>
-        <w:sym w:font="Wingdings" w:char="F0E0"/>
-      </w:r>
-      <w:r>
-        <w:rPr>
-          <w:rFonts w:ascii="Times New Roman" w:hAnsi="Times New Roman" w:cs="Times New Roman"/>
-        </w:rPr>
-        <w:t xml:space="preserve"> 12</w:t>
-      </w:r>
-      <w:r>
-        <w:rPr>
-          <w:rFonts w:ascii="Times New Roman" w:hAnsi="Times New Roman" w:cs="Times New Roman"/>
-        </w:rPr>
-        <w:t xml:space="preserve">) at a counting frequency of 5 </w:t>
-      </w:r>
-      <w:r>
-        <w:rPr>
-          <w:rFonts w:ascii="Times New Roman" w:hAnsi="Times New Roman" w:cs="Times New Roman"/>
-        </w:rPr>
-        <w:t>MHz</w:t>
-      </w:r>
-    </w:p>
-    <w:p>
-      <w:pPr>
-        <w:rPr>
-          <w:rFonts w:ascii="Times New Roman" w:hAnsi="Times New Roman" w:cs="Times New Roman"/>
-        </w:rPr>
-      </w:pPr>
-      <w:r>
-        <w:rPr>
-          <w:rFonts w:ascii="Times New Roman" w:hAnsi="Times New Roman" w:cs="Times New Roman"/>
-          <w:b/>
-          <w:bCs/>
+          <w:lang w:val="vi-VN"/>
         </w:rPr>
         <w:t>Waveform Simulation:</w:t>
       </w:r>
       <w:r>
         <w:rPr>
-          <w:rFonts w:ascii="Times New Roman" w:hAnsi="Times New Roman" w:cs="Times New Roman"/>
+          <w:lang w:val="vi-VN"/>
         </w:rPr>
         <w:br/>
       </w:r>
       <w:r>
         <w:rPr>
-          <w:rFonts w:ascii="Times New Roman" w:hAnsi="Times New Roman" w:cs="Times New Roman"/>
-          <w:noProof/>
+          <w:i/>
+          <w:iCs/>
+          <w:lang w:val="vi-VN"/>
         </w:rPr>
         <w:drawing>
-          <wp:inline distT="0" distB="0" distL="0" distR="0" wp14:anchorId="061FB3D0" wp14:editId="475A22B1">
-            <wp:extent cx="5486400" cy="1102995"/>
-            <wp:effectExtent l="0" t="0" r="0" b="1905"/>
-            <wp:docPr id="1597405448" name="Picture 1"/>
+          <wp:inline distT="0" distB="0" distL="0" distR="0" wp14:anchorId="40B84985" wp14:editId="4626C8D2">
+            <wp:extent cx="5486400" cy="1449705"/>
+            <wp:effectExtent l="0" t="0" r="0" b="0"/>
+            <wp:docPr id="677700150" name="Picture 1"/>
             <wp:cNvGraphicFramePr>
               <a:graphicFrameLocks xmlns:a="http://schemas.openxmlformats.org/drawingml/2006/main" noChangeAspect="1"/>
             </wp:cNvGraphicFramePr>
@@ -2500,294 +3178,7 @@
               <a:graphicData uri="http://schemas.openxmlformats.org/drawingml/2006/picture">
                 <pic:pic xmlns:pic="http://schemas.openxmlformats.org/drawingml/2006/picture">
                   <pic:nvPicPr>
-                    <pic:cNvPr id="1597405448" name=""/>
-                    <pic:cNvPicPr/>
-                  </pic:nvPicPr>
-                  <pic:blipFill>
-                    <a:blip r:embed="rId6"/>
-                    <a:stretch>
-                      <a:fillRect/>
-                    </a:stretch>
-                  </pic:blipFill>
-                  <pic:spPr>
-                    <a:xfrm>
-                      <a:off x="0" y="0"/>
-                      <a:ext cx="5486400" cy="1102995"/>
-                    </a:xfrm>
-                    <a:prstGeom prst="rect">
-                      <a:avLst/>
-                    </a:prstGeom>
-                  </pic:spPr>
-                </pic:pic>
-              </a:graphicData>
-            </a:graphic>
-          </wp:inline>
-        </w:drawing>
-      </w:r>
-    </w:p>
-    <w:p>
-      <w:pPr>
-        <w:jc w:val="both"/>
-        <w:rPr>
-          <w:rFonts w:ascii="Times New Roman" w:hAnsi="Times New Roman" w:cs="Times New Roman"/>
-        </w:rPr>
-      </w:pPr>
-      <w:r>
-        <w:rPr>
-          <w:rFonts w:ascii="Times New Roman" w:hAnsi="Times New Roman" w:cs="Times New Roman"/>
-          <w:b/>
-          <w:bCs/>
-        </w:rPr>
-        <w:t>Analysis</w:t>
-      </w:r>
-      <w:r>
-        <w:rPr>
-          <w:rFonts w:ascii="Times New Roman" w:hAnsi="Times New Roman" w:cs="Times New Roman"/>
-          <w:b/>
-          <w:bCs/>
-        </w:rPr>
-        <w:t xml:space="preserve">: </w:t>
-      </w:r>
-      <w:r>
-        <w:rPr>
-          <w:rFonts w:ascii="Times New Roman" w:hAnsi="Times New Roman" w:cs="Times New Roman"/>
-        </w:rPr>
-        <w:t>w</w:t>
-      </w:r>
-      <w:r>
-        <w:rPr>
-          <w:rFonts w:ascii="Times New Roman" w:hAnsi="Times New Roman" w:cs="Times New Roman"/>
-        </w:rPr>
-        <w:t xml:space="preserve">hen SS </w:t>
-      </w:r>
-      <w:r>
-        <w:rPr>
-          <w:rFonts w:ascii="Times New Roman" w:hAnsi="Times New Roman" w:cs="Times New Roman"/>
-        </w:rPr>
-        <w:t>=</w:t>
-      </w:r>
-      <w:r>
-        <w:rPr>
-          <w:rFonts w:ascii="Times New Roman" w:hAnsi="Times New Roman" w:cs="Times New Roman"/>
-        </w:rPr>
-        <w:t xml:space="preserve"> 1, the counter is enabled. Since UD </w:t>
-      </w:r>
-      <w:r>
-        <w:rPr>
-          <w:rFonts w:ascii="Times New Roman" w:hAnsi="Times New Roman" w:cs="Times New Roman"/>
-        </w:rPr>
-        <w:t>=</w:t>
-      </w:r>
-      <w:r>
-        <w:rPr>
-          <w:rFonts w:ascii="Times New Roman" w:hAnsi="Times New Roman" w:cs="Times New Roman"/>
-        </w:rPr>
-        <w:t xml:space="preserve"> 1, the counter operates in the up-counting mode. With </w:t>
-      </w:r>
-      <w:r>
-        <w:rPr>
-          <w:rFonts w:ascii="Times New Roman" w:hAnsi="Times New Roman" w:cs="Times New Roman"/>
-        </w:rPr>
-        <w:t>speed</w:t>
-      </w:r>
-      <w:r>
-        <w:rPr>
-          <w:rFonts w:ascii="Times New Roman" w:hAnsi="Times New Roman" w:cs="Times New Roman"/>
-        </w:rPr>
-        <w:t xml:space="preserve"> </w:t>
-      </w:r>
-      <w:r>
-        <w:rPr>
-          <w:rFonts w:ascii="Times New Roman" w:hAnsi="Times New Roman" w:cs="Times New Roman"/>
-        </w:rPr>
-        <w:t>=</w:t>
-      </w:r>
-      <w:r>
-        <w:rPr>
-          <w:rFonts w:ascii="Times New Roman" w:hAnsi="Times New Roman" w:cs="Times New Roman"/>
-        </w:rPr>
-        <w:t xml:space="preserve"> 0, the counting frequency is 5 MHz, so OUT increases by 1 at each counting edge.</w:t>
-      </w:r>
-    </w:p>
-    <w:p>
-      <w:pPr>
-        <w:rPr>
-          <w:rFonts w:ascii="Times New Roman" w:hAnsi="Times New Roman" w:cs="Times New Roman"/>
-        </w:rPr>
-      </w:pPr>
-      <w:r>
-        <w:rPr>
-          <w:rFonts w:ascii="Times New Roman" w:hAnsi="Times New Roman" w:cs="Times New Roman"/>
-        </w:rPr>
-        <w:br w:type="page"/>
-      </w:r>
-    </w:p>
-    <w:p>
-      <w:pPr>
-        <w:rPr>
-          <w:rFonts w:ascii="Times New Roman" w:hAnsi="Times New Roman" w:cs="Times New Roman"/>
-        </w:rPr>
-      </w:pPr>
-    </w:p>
-    <w:p>
-      <w:pPr>
-        <w:pStyle w:val="Heading3"/>
-        <w:spacing w:before="0"/>
-        <w:rPr>
-          <w:rFonts w:ascii="Times New Roman" w:hAnsi="Times New Roman" w:cs="Times New Roman"/>
-        </w:rPr>
-      </w:pPr>
-      <w:r>
-        <w:rPr>
-          <w:rFonts w:ascii="Times New Roman" w:hAnsi="Times New Roman" w:cs="Times New Roman"/>
-        </w:rPr>
-        <w:t>Testcase 2</w:t>
-      </w:r>
-      <w:r>
-        <w:rPr>
-          <w:rFonts w:ascii="Times New Roman" w:hAnsi="Times New Roman" w:cs="Times New Roman"/>
-        </w:rPr>
-        <w:t xml:space="preserve">: </w:t>
-      </w:r>
-      <w:r>
-        <w:rPr>
-          <w:rFonts w:ascii="Times New Roman" w:hAnsi="Times New Roman" w:cs="Times New Roman"/>
-        </w:rPr>
-        <w:t>stop counting</w:t>
-      </w:r>
-    </w:p>
-    <w:p>
-      <w:pPr>
-        <w:jc w:val="both"/>
-        <w:rPr>
-          <w:rFonts w:ascii="Times New Roman" w:hAnsi="Times New Roman" w:cs="Times New Roman"/>
-        </w:rPr>
-      </w:pPr>
-      <w:r>
-        <w:rPr>
-          <w:rFonts w:ascii="Times New Roman" w:hAnsi="Times New Roman" w:cs="Times New Roman"/>
-          <w:b/>
-          <w:bCs/>
-        </w:rPr>
-        <w:t>Purpose:</w:t>
-      </w:r>
-      <w:r>
-        <w:rPr>
-          <w:rFonts w:ascii="Times New Roman" w:hAnsi="Times New Roman" w:cs="Times New Roman"/>
-        </w:rPr>
-        <w:t xml:space="preserve"> to verify the stop/hold function of the counter.</w:t>
-      </w:r>
-    </w:p>
-    <w:p>
-      <w:pPr>
-        <w:jc w:val="both"/>
-        <w:rPr>
-          <w:rFonts w:ascii="Times New Roman" w:hAnsi="Times New Roman" w:cs="Times New Roman"/>
-        </w:rPr>
-      </w:pPr>
-      <w:r>
-        <w:rPr>
-          <w:rFonts w:ascii="Times New Roman" w:hAnsi="Times New Roman" w:cs="Times New Roman"/>
-          <w:b/>
-          <w:bCs/>
-        </w:rPr>
-        <w:t>Input/Stimulus:</w:t>
-      </w:r>
-      <w:r>
-        <w:rPr>
-          <w:rFonts w:ascii="Times New Roman" w:hAnsi="Times New Roman" w:cs="Times New Roman"/>
-        </w:rPr>
-        <w:t xml:space="preserve"> SS </w:t>
-      </w:r>
-      <w:r>
-        <w:rPr>
-          <w:rFonts w:ascii="Times New Roman" w:hAnsi="Times New Roman" w:cs="Times New Roman"/>
-        </w:rPr>
-        <w:t>=</w:t>
-      </w:r>
-      <w:r>
-        <w:rPr>
-          <w:rFonts w:ascii="Times New Roman" w:hAnsi="Times New Roman" w:cs="Times New Roman"/>
-        </w:rPr>
-        <w:t xml:space="preserve"> 0.</w:t>
-      </w:r>
-    </w:p>
-    <w:p>
-      <w:pPr>
-        <w:jc w:val="both"/>
-        <w:rPr>
-          <w:rFonts w:ascii="Times New Roman" w:hAnsi="Times New Roman" w:cs="Times New Roman"/>
-        </w:rPr>
-      </w:pPr>
-      <w:r>
-        <w:rPr>
-          <w:rFonts w:ascii="Times New Roman" w:hAnsi="Times New Roman" w:cs="Times New Roman"/>
-          <w:b/>
-          <w:bCs/>
-        </w:rPr>
-        <w:t>Expected Output:</w:t>
-      </w:r>
-      <w:r>
-        <w:rPr>
-          <w:rFonts w:ascii="Times New Roman" w:hAnsi="Times New Roman" w:cs="Times New Roman"/>
-        </w:rPr>
-        <w:t xml:space="preserve"> out remains unchanged while SS </w:t>
-      </w:r>
-      <w:r>
-        <w:rPr>
-          <w:rFonts w:ascii="Times New Roman" w:hAnsi="Times New Roman" w:cs="Times New Roman"/>
-        </w:rPr>
-        <w:t>=</w:t>
-      </w:r>
-      <w:r>
-        <w:rPr>
-          <w:rFonts w:ascii="Times New Roman" w:hAnsi="Times New Roman" w:cs="Times New Roman"/>
-        </w:rPr>
-        <w:t xml:space="preserve"> 0.</w:t>
-      </w:r>
-    </w:p>
-    <w:p>
-      <w:pPr>
-        <w:rPr>
-          <w:rFonts w:ascii="Times New Roman" w:hAnsi="Times New Roman" w:cs="Times New Roman"/>
-          <w:b/>
-          <w:bCs/>
-        </w:rPr>
-      </w:pPr>
-      <w:r>
-        <w:rPr>
-          <w:rFonts w:ascii="Times New Roman" w:hAnsi="Times New Roman" w:cs="Times New Roman"/>
-          <w:b/>
-          <w:bCs/>
-        </w:rPr>
-        <w:t>Waveform Simulation:</w:t>
-      </w:r>
-    </w:p>
-    <w:p>
-      <w:pPr>
-        <w:jc w:val="center"/>
-        <w:rPr>
-          <w:rFonts w:ascii="Times New Roman" w:hAnsi="Times New Roman" w:cs="Times New Roman"/>
-        </w:rPr>
-      </w:pPr>
-      <w:r>
-        <w:rPr>
-          <w:rFonts w:ascii="Times New Roman" w:hAnsi="Times New Roman" w:cs="Times New Roman"/>
-          <w:noProof/>
-        </w:rPr>
-        <w:drawing>
-          <wp:inline distT="0" distB="0" distL="0" distR="0" wp14:anchorId="290B47DF" wp14:editId="0D126220">
-            <wp:extent cx="5486400" cy="1059815"/>
-            <wp:effectExtent l="0" t="0" r="0" b="6985"/>
-            <wp:docPr id="1977521235" name="Picture 1"/>
-            <wp:cNvGraphicFramePr>
-              <a:graphicFrameLocks xmlns:a="http://schemas.openxmlformats.org/drawingml/2006/main" noChangeAspect="1"/>
-            </wp:cNvGraphicFramePr>
-            <a:graphic xmlns:a="http://schemas.openxmlformats.org/drawingml/2006/main">
-              <a:graphicData uri="http://schemas.openxmlformats.org/drawingml/2006/picture">
-                <pic:pic xmlns:pic="http://schemas.openxmlformats.org/drawingml/2006/picture">
-                  <pic:nvPicPr>
-                    <pic:cNvPr id="1977521235" name=""/>
+                    <pic:cNvPr id="677700150" name=""/>
                     <pic:cNvPicPr/>
                   </pic:nvPicPr>
                   <pic:blipFill>
@@ -2799,7 +3190,7 @@
                   <pic:spPr>
                     <a:xfrm>
                       <a:off x="0" y="0"/>
-                      <a:ext cx="5486400" cy="1059815"/>
+                      <a:ext cx="5486400" cy="1449705"/>
                     </a:xfrm>
                     <a:prstGeom prst="rect">
                       <a:avLst/>
@@ -2816,282 +3207,219 @@
       <w:pPr>
         <w:jc w:val="both"/>
         <w:rPr>
-          <w:rFonts w:ascii="Times New Roman" w:hAnsi="Times New Roman" w:cs="Times New Roman"/>
-        </w:rPr>
-      </w:pPr>
-      <w:r>
-        <w:rPr>
-          <w:rFonts w:ascii="Times New Roman" w:hAnsi="Times New Roman" w:cs="Times New Roman"/>
+          <w:lang w:val="vi-VN"/>
+        </w:rPr>
+      </w:pPr>
+      <w:r>
+        <w:rPr>
           <w:b/>
           <w:bCs/>
-        </w:rPr>
-        <w:t>Analysis:</w:t>
-      </w:r>
-      <w:r>
-        <w:rPr>
-          <w:rFonts w:ascii="Times New Roman" w:hAnsi="Times New Roman" w:cs="Times New Roman"/>
-        </w:rPr>
-        <w:t xml:space="preserve"> w</w:t>
-      </w:r>
-      <w:r>
-        <w:rPr>
-          <w:rFonts w:ascii="Times New Roman" w:hAnsi="Times New Roman" w:cs="Times New Roman"/>
-        </w:rPr>
-        <w:t xml:space="preserve">hen SS </w:t>
-      </w:r>
-      <w:r>
-        <w:rPr>
-          <w:rFonts w:ascii="Times New Roman" w:hAnsi="Times New Roman" w:cs="Times New Roman"/>
-        </w:rPr>
-        <w:t>=</w:t>
-      </w:r>
-      <w:r>
-        <w:rPr>
-          <w:rFonts w:ascii="Times New Roman" w:hAnsi="Times New Roman" w:cs="Times New Roman"/>
-        </w:rPr>
-        <w:t xml:space="preserve"> 0, counting is disabled. The output out holds its previous value even though the input clock continues running.</w:t>
+          <w:lang w:val="vi-VN"/>
+        </w:rPr>
+        <w:t>Phân tích:</w:t>
+      </w:r>
+      <w:r>
+        <w:rPr>
+          <w:lang w:val="vi-VN"/>
+        </w:rPr>
+        <w:t xml:space="preserve"> Khi sw_test_manual = 1, hệ thống chọn module led_blink. Với sw_clk = 0, mạch chia clock tạo tín hiệu cho tần số hoạt động 5 MHz. Mỗi xung sw_clk_en làm led_out đảo trạng thái, do đó LED chớp tắt liên tục. Đồng thời count_out luôn được giữ ở giá trị 88.</w:t>
       </w:r>
     </w:p>
     <w:p>
       <w:pPr>
-        <w:pStyle w:val="Heading3"/>
-        <w:spacing w:before="0"/>
-        <w:rPr>
-          <w:rFonts w:ascii="Times New Roman" w:hAnsi="Times New Roman" w:cs="Times New Roman"/>
-        </w:rPr>
-      </w:pPr>
-      <w:r>
-        <w:rPr>
-          <w:rFonts w:ascii="Times New Roman" w:hAnsi="Times New Roman" w:cs="Times New Roman"/>
-        </w:rPr>
-        <w:t>Testcase 3: down counting</w:t>
-      </w:r>
+        <w:jc w:val="both"/>
+        <w:rPr>
+          <w:lang w:val="vi-VN"/>
+        </w:rPr>
+      </w:pPr>
     </w:p>
     <w:p>
       <w:pPr>
-        <w:rPr>
-          <w:rFonts w:ascii="Times New Roman" w:hAnsi="Times New Roman" w:cs="Times New Roman"/>
-        </w:rPr>
-      </w:pPr>
-      <w:r>
-        <w:rPr>
-          <w:rFonts w:ascii="Times New Roman" w:hAnsi="Times New Roman" w:cs="Times New Roman"/>
+        <w:jc w:val="both"/>
+        <w:rPr>
           <w:b/>
           <w:bCs/>
-        </w:rPr>
-        <w:t>Purpose:</w:t>
-      </w:r>
-      <w:r>
-        <w:rPr>
-          <w:rFonts w:ascii="Times New Roman" w:hAnsi="Times New Roman" w:cs="Times New Roman"/>
-        </w:rPr>
-        <w:t xml:space="preserve"> t</w:t>
-      </w:r>
-      <w:r>
-        <w:rPr>
-          <w:rFonts w:ascii="Times New Roman" w:hAnsi="Times New Roman" w:cs="Times New Roman"/>
-        </w:rPr>
-        <w:t>o verify the down-counting function.</w:t>
+          <w:lang w:val="vi-VN"/>
+        </w:rPr>
+      </w:pPr>
+      <w:r>
+        <w:rPr>
+          <w:b/>
+          <w:bCs/>
+          <w:lang w:val="vi-VN"/>
+        </w:rPr>
+        <w:t>Testcase 2: Mode 1 tại 5 MHz</w:t>
       </w:r>
     </w:p>
     <w:p>
       <w:pPr>
-        <w:rPr>
-          <w:rFonts w:ascii="Times New Roman" w:hAnsi="Times New Roman" w:cs="Times New Roman"/>
-        </w:rPr>
-      </w:pPr>
-      <w:r>
-        <w:rPr>
-          <w:rFonts w:ascii="Times New Roman" w:hAnsi="Times New Roman" w:cs="Times New Roman"/>
+        <w:jc w:val="both"/>
+        <w:rPr>
+          <w:lang w:val="vi-VN"/>
+        </w:rPr>
+      </w:pPr>
+      <w:r>
+        <w:rPr>
           <w:b/>
           <w:bCs/>
-        </w:rPr>
-        <w:t>Input/Stimulus:</w:t>
-      </w:r>
-      <w:r>
-        <w:rPr>
-          <w:rFonts w:ascii="Times New Roman" w:hAnsi="Times New Roman" w:cs="Times New Roman"/>
-        </w:rPr>
-        <w:t xml:space="preserve"> reset</w:t>
-      </w:r>
-      <w:r>
-        <w:rPr>
-          <w:rFonts w:ascii="Times New Roman" w:hAnsi="Times New Roman" w:cs="Times New Roman"/>
-        </w:rPr>
-        <w:t xml:space="preserve"> </w:t>
-      </w:r>
-      <w:r>
-        <w:rPr>
-          <w:rFonts w:ascii="Times New Roman" w:hAnsi="Times New Roman" w:cs="Times New Roman"/>
-        </w:rPr>
-        <w:t>=</w:t>
-      </w:r>
-      <w:r>
-        <w:rPr>
-          <w:rFonts w:ascii="Times New Roman" w:hAnsi="Times New Roman" w:cs="Times New Roman"/>
-        </w:rPr>
-        <w:t xml:space="preserve"> 0, SS </w:t>
-      </w:r>
-      <w:r>
-        <w:rPr>
-          <w:rFonts w:ascii="Times New Roman" w:hAnsi="Times New Roman" w:cs="Times New Roman"/>
-        </w:rPr>
-        <w:t>=</w:t>
-      </w:r>
-      <w:r>
-        <w:rPr>
-          <w:rFonts w:ascii="Times New Roman" w:hAnsi="Times New Roman" w:cs="Times New Roman"/>
-        </w:rPr>
-        <w:t xml:space="preserve"> 1, UD </w:t>
-      </w:r>
-      <w:r>
-        <w:rPr>
-          <w:rFonts w:ascii="Times New Roman" w:hAnsi="Times New Roman" w:cs="Times New Roman"/>
-        </w:rPr>
-        <w:t>=</w:t>
-      </w:r>
-      <w:r>
-        <w:rPr>
-          <w:rFonts w:ascii="Times New Roman" w:hAnsi="Times New Roman" w:cs="Times New Roman"/>
-        </w:rPr>
-        <w:t xml:space="preserve"> 0, </w:t>
-      </w:r>
-      <w:r>
-        <w:rPr>
-          <w:rFonts w:ascii="Times New Roman" w:hAnsi="Times New Roman" w:cs="Times New Roman"/>
-        </w:rPr>
-        <w:t>speed</w:t>
-      </w:r>
-      <w:r>
-        <w:rPr>
-          <w:rFonts w:ascii="Times New Roman" w:hAnsi="Times New Roman" w:cs="Times New Roman"/>
-        </w:rPr>
-        <w:t xml:space="preserve"> </w:t>
-      </w:r>
-      <w:r>
-        <w:rPr>
-          <w:rFonts w:ascii="Times New Roman" w:hAnsi="Times New Roman" w:cs="Times New Roman"/>
-        </w:rPr>
-        <w:t>=</w:t>
-      </w:r>
-      <w:r>
-        <w:rPr>
-          <w:rFonts w:ascii="Times New Roman" w:hAnsi="Times New Roman" w:cs="Times New Roman"/>
-        </w:rPr>
-        <w:t xml:space="preserve"> 0.</w:t>
+          <w:lang w:val="vi-VN"/>
+        </w:rPr>
+        <w:t>Mục đích:</w:t>
+      </w:r>
+      <w:r>
+        <w:rPr>
+          <w:lang w:val="vi-VN"/>
+        </w:rPr>
+        <w:t xml:space="preserve"> Kiểm tra chế độ LED sáng dần từ trái sang phải và bộ đếm tăng tại 5 MHz.</w:t>
       </w:r>
     </w:p>
     <w:p>
       <w:pPr>
-        <w:rPr>
-          <w:rFonts w:ascii="Times New Roman" w:hAnsi="Times New Roman" w:cs="Times New Roman"/>
-        </w:rPr>
-      </w:pPr>
-      <w:r>
-        <w:rPr>
-          <w:rFonts w:ascii="Times New Roman" w:hAnsi="Times New Roman" w:cs="Times New Roman"/>
+        <w:jc w:val="both"/>
+        <w:rPr>
+          <w:lang w:val="vi-VN"/>
+        </w:rPr>
+      </w:pPr>
+      <w:r>
+        <w:rPr>
           <w:b/>
           <w:bCs/>
-        </w:rPr>
-        <w:t>Expected Output:</w:t>
-      </w:r>
-      <w:r>
-        <w:rPr>
-          <w:rFonts w:ascii="Times New Roman" w:hAnsi="Times New Roman" w:cs="Times New Roman"/>
-        </w:rPr>
-        <w:t xml:space="preserve"> out</w:t>
-      </w:r>
-      <w:r>
-        <w:rPr>
-          <w:rFonts w:ascii="Times New Roman" w:hAnsi="Times New Roman" w:cs="Times New Roman"/>
-        </w:rPr>
-        <w:t xml:space="preserve"> decreases sequentially by 1 (</w:t>
-      </w:r>
-      <w:r>
-        <w:rPr>
-          <w:rFonts w:ascii="Times New Roman" w:hAnsi="Times New Roman" w:cs="Times New Roman"/>
-        </w:rPr>
-        <w:t xml:space="preserve">12 </w:t>
-      </w:r>
-      <w:r>
-        <w:rPr>
-          <w:rFonts w:ascii="Times New Roman" w:hAnsi="Times New Roman" w:cs="Times New Roman"/>
-        </w:rPr>
-        <w:sym w:font="Wingdings" w:char="F0E0"/>
-      </w:r>
-      <w:r>
-        <w:rPr>
-          <w:rFonts w:ascii="Times New Roman" w:hAnsi="Times New Roman" w:cs="Times New Roman"/>
-        </w:rPr>
-        <w:t xml:space="preserve"> 11 </w:t>
-      </w:r>
-      <w:r>
-        <w:rPr>
-          <w:rFonts w:ascii="Times New Roman" w:hAnsi="Times New Roman" w:cs="Times New Roman"/>
-        </w:rPr>
-        <w:sym w:font="Wingdings" w:char="F0E0"/>
-      </w:r>
-      <w:r>
-        <w:rPr>
-          <w:rFonts w:ascii="Times New Roman" w:hAnsi="Times New Roman" w:cs="Times New Roman"/>
-        </w:rPr>
-        <w:t xml:space="preserve"> … </w:t>
-      </w:r>
-      <w:r>
-        <w:rPr>
-          <w:rFonts w:ascii="Times New Roman" w:hAnsi="Times New Roman" w:cs="Times New Roman"/>
-        </w:rPr>
-        <w:sym w:font="Wingdings" w:char="F0E0"/>
-      </w:r>
-      <w:r>
-        <w:rPr>
-          <w:rFonts w:ascii="Times New Roman" w:hAnsi="Times New Roman" w:cs="Times New Roman"/>
-        </w:rPr>
-        <w:t xml:space="preserve"> 0</w:t>
-      </w:r>
-      <w:r>
-        <w:rPr>
-          <w:rFonts w:ascii="Times New Roman" w:hAnsi="Times New Roman" w:cs="Times New Roman"/>
-        </w:rPr>
-        <w:t xml:space="preserve">) at a counting frequency of 5 </w:t>
-      </w:r>
-      <w:r>
-        <w:rPr>
-          <w:rFonts w:ascii="Times New Roman" w:hAnsi="Times New Roman" w:cs="Times New Roman"/>
-        </w:rPr>
-        <w:t>MHz</w:t>
+          <w:lang w:val="vi-VN"/>
+        </w:rPr>
+        <w:t>Input/Stimulus:</w:t>
+      </w:r>
+      <w:r>
+        <w:rPr>
+          <w:lang w:val="vi-VN"/>
+        </w:rPr>
+        <w:br/>
+        <w:t>reset = 0, sw_test_manual = 0, sw_manual = 2'b00, sw_clk = 0.</w:t>
       </w:r>
     </w:p>
     <w:p>
       <w:pPr>
         <w:rPr>
-          <w:rFonts w:ascii="Times New Roman" w:hAnsi="Times New Roman" w:cs="Times New Roman"/>
-        </w:rPr>
-      </w:pPr>
-      <w:r>
-        <w:rPr>
-          <w:rFonts w:ascii="Times New Roman" w:hAnsi="Times New Roman" w:cs="Times New Roman"/>
+          <w:lang w:val="vi-VN"/>
+        </w:rPr>
+      </w:pPr>
+      <w:r>
+        <w:rPr>
           <w:b/>
           <w:bCs/>
-        </w:rPr>
+          <w:lang w:val="vi-VN"/>
+        </w:rPr>
+        <w:t>Kết quả mong đợi:</w:t>
+      </w:r>
+      <w:r>
+        <w:rPr>
+          <w:lang w:val="vi-VN"/>
+        </w:rPr>
+        <w:br/>
+        <w:t>LED thay đổi theo chuỗi:</w:t>
+      </w:r>
+    </w:p>
+    <w:p>
+      <w:pPr>
+        <w:jc w:val="both"/>
+        <w:rPr>
+          <w:lang w:val="vi-VN"/>
+        </w:rPr>
+      </w:pPr>
+      <w:r>
+        <w:rPr>
+          <w:lang w:val="vi-VN"/>
+        </w:rPr>
+        <w:t>10000000 → 11000000 → 11100000 → ... → 11111111</w:t>
+      </w:r>
+    </w:p>
+    <w:p>
+      <w:pPr>
+        <w:jc w:val="both"/>
+        <w:rPr>
+          <w:lang w:val="vi-VN"/>
+        </w:rPr>
+      </w:pPr>
+      <w:r>
+        <w:rPr>
+          <w:lang w:val="vi-VN"/>
+        </w:rPr>
+        <w:t xml:space="preserve">Chuỗi được lặp </w:t>
+      </w:r>
+      <w:r>
+        <w:rPr>
+          <w:b/>
+          <w:bCs/>
+          <w:lang w:val="vi-VN"/>
+        </w:rPr>
+        <w:t>5 lần</w:t>
+      </w:r>
+      <w:r>
+        <w:rPr>
+          <w:lang w:val="vi-VN"/>
+        </w:rPr>
+        <w:t>. count_out tăng tuần tự:</w:t>
+      </w:r>
+    </w:p>
+    <w:p>
+      <w:pPr>
+        <w:jc w:val="both"/>
+        <w:rPr>
+          <w:lang w:val="vi-VN"/>
+        </w:rPr>
+      </w:pPr>
+      <w:r>
+        <w:rPr>
+          <w:lang w:val="vi-VN"/>
+        </w:rPr>
+        <w:t>0 → 1 → 2 → ... → 99</w:t>
+      </w:r>
+    </w:p>
+    <w:p>
+      <w:pPr>
+        <w:jc w:val="both"/>
+        <w:rPr>
+          <w:lang w:val="vi-VN"/>
+        </w:rPr>
+      </w:pPr>
+      <w:r>
+        <w:rPr>
+          <w:lang w:val="vi-VN"/>
+        </w:rPr>
+        <w:t>và dừng tại 99.</w:t>
+      </w:r>
+    </w:p>
+    <w:p>
+      <w:pPr>
+        <w:rPr>
+          <w:lang w:val="vi-VN"/>
+        </w:rPr>
+      </w:pPr>
+      <w:r>
+        <w:rPr>
+          <w:b/>
+          <w:bCs/>
+          <w:lang w:val="vi-VN"/>
+        </w:rPr>
+        <w:lastRenderedPageBreak/>
         <w:t>Waveform Simulation:</w:t>
       </w:r>
       <w:r>
         <w:rPr>
-          <w:rFonts w:ascii="Times New Roman" w:hAnsi="Times New Roman" w:cs="Times New Roman"/>
+          <w:lang w:val="vi-VN"/>
         </w:rPr>
         <w:br/>
       </w:r>
       <w:r>
         <w:rPr>
-          <w:rFonts w:ascii="Times New Roman" w:hAnsi="Times New Roman" w:cs="Times New Roman"/>
-          <w:noProof/>
+          <w:i/>
+          <w:iCs/>
+          <w:lang w:val="vi-VN"/>
         </w:rPr>
         <w:drawing>
-          <wp:inline distT="0" distB="0" distL="0" distR="0" wp14:anchorId="457B666A" wp14:editId="6AA299EB">
-            <wp:extent cx="5486400" cy="1143635"/>
-            <wp:effectExtent l="0" t="0" r="0" b="0"/>
-            <wp:docPr id="1481232405" name="Picture 1"/>
+          <wp:inline distT="0" distB="0" distL="0" distR="0" wp14:anchorId="528616C1" wp14:editId="180C413F">
+            <wp:extent cx="5486400" cy="1518920"/>
+            <wp:effectExtent l="0" t="0" r="0" b="5080"/>
+            <wp:docPr id="1990982711" name="Picture 1"/>
             <wp:cNvGraphicFramePr>
               <a:graphicFrameLocks xmlns:a="http://schemas.openxmlformats.org/drawingml/2006/main" noChangeAspect="1"/>
             </wp:cNvGraphicFramePr>
@@ -3099,7 +3427,7 @@
               <a:graphicData uri="http://schemas.openxmlformats.org/drawingml/2006/picture">
                 <pic:pic xmlns:pic="http://schemas.openxmlformats.org/drawingml/2006/picture">
                   <pic:nvPicPr>
-                    <pic:cNvPr id="1481232405" name=""/>
+                    <pic:cNvPr id="1990982711" name=""/>
                     <pic:cNvPicPr/>
                   </pic:nvPicPr>
                   <pic:blipFill>
@@ -3111,7 +3439,7 @@
                   <pic:spPr>
                     <a:xfrm>
                       <a:off x="0" y="0"/>
-                      <a:ext cx="5486400" cy="1143635"/>
+                      <a:ext cx="5486400" cy="1518920"/>
                     </a:xfrm>
                     <a:prstGeom prst="rect">
                       <a:avLst/>
@@ -3128,232 +3456,218 @@
       <w:pPr>
         <w:jc w:val="both"/>
         <w:rPr>
-          <w:rFonts w:ascii="Times New Roman" w:hAnsi="Times New Roman" w:cs="Times New Roman"/>
-        </w:rPr>
-      </w:pPr>
-      <w:r>
-        <w:rPr>
-          <w:rFonts w:ascii="Times New Roman" w:hAnsi="Times New Roman" w:cs="Times New Roman"/>
+          <w:lang w:val="vi-VN"/>
+        </w:rPr>
+      </w:pPr>
+      <w:r>
+        <w:rPr>
           <w:b/>
           <w:bCs/>
-        </w:rPr>
-        <w:t>Analysis:</w:t>
-      </w:r>
-      <w:r>
-        <w:rPr>
-          <w:rFonts w:ascii="Times New Roman" w:hAnsi="Times New Roman" w:cs="Times New Roman"/>
-        </w:rPr>
-        <w:t xml:space="preserve"> w</w:t>
-      </w:r>
-      <w:r>
-        <w:rPr>
-          <w:rFonts w:ascii="Times New Roman" w:hAnsi="Times New Roman" w:cs="Times New Roman"/>
-        </w:rPr>
-        <w:t xml:space="preserve">hen SS </w:t>
-      </w:r>
-      <w:r>
-        <w:rPr>
-          <w:rFonts w:ascii="Times New Roman" w:hAnsi="Times New Roman" w:cs="Times New Roman"/>
-        </w:rPr>
-        <w:t>=</w:t>
-      </w:r>
-      <w:r>
-        <w:rPr>
-          <w:rFonts w:ascii="Times New Roman" w:hAnsi="Times New Roman" w:cs="Times New Roman"/>
-        </w:rPr>
-        <w:t xml:space="preserve"> 1, the counter is enabled. Since UD </w:t>
-      </w:r>
-      <w:r>
-        <w:rPr>
-          <w:rFonts w:ascii="Times New Roman" w:hAnsi="Times New Roman" w:cs="Times New Roman"/>
-        </w:rPr>
-        <w:t>=</w:t>
-      </w:r>
-      <w:r>
-        <w:rPr>
-          <w:rFonts w:ascii="Times New Roman" w:hAnsi="Times New Roman" w:cs="Times New Roman"/>
-        </w:rPr>
-        <w:t xml:space="preserve"> 0, the counter operates in the down-counting mode. Therefore, </w:t>
-      </w:r>
-      <w:r>
-        <w:rPr>
-          <w:rFonts w:ascii="Times New Roman" w:hAnsi="Times New Roman" w:cs="Times New Roman"/>
-        </w:rPr>
-        <w:t>out</w:t>
-      </w:r>
-      <w:r>
-        <w:rPr>
-          <w:rFonts w:ascii="Times New Roman" w:hAnsi="Times New Roman" w:cs="Times New Roman"/>
-        </w:rPr>
-        <w:t xml:space="preserve"> decreases by 1 at each counting edge.</w:t>
+          <w:lang w:val="vi-VN"/>
+        </w:rPr>
+        <w:t>Phân tích:</w:t>
+      </w:r>
+      <w:r>
+        <w:rPr>
+          <w:lang w:val="vi-VN"/>
+        </w:rPr>
+        <w:t xml:space="preserve"> Khi sw_manual = 00, tín hiệu en_mode1 được kích hoạt và chỉ module mode_1 nhận xung enable. Mỗi xung 5 MHz làm thêm một LED sáng từ trái sang phải, đồng thời count_out tăng thêm 1. Khi đạt 99, bộ đếm giữ nguyên giá trị.</w:t>
       </w:r>
     </w:p>
     <w:p>
       <w:pPr>
-        <w:rPr>
-          <w:rFonts w:ascii="Times New Roman" w:hAnsi="Times New Roman" w:cs="Times New Roman"/>
-        </w:rPr>
-      </w:pPr>
-      <w:r>
-        <w:rPr>
-          <w:rFonts w:ascii="Times New Roman" w:hAnsi="Times New Roman" w:cs="Times New Roman"/>
-        </w:rPr>
-        <w:br w:type="page"/>
-      </w:r>
+        <w:jc w:val="both"/>
+        <w:rPr>
+          <w:lang w:val="vi-VN"/>
+        </w:rPr>
+      </w:pPr>
     </w:p>
     <w:p>
       <w:pPr>
-        <w:rPr>
-          <w:rFonts w:ascii="Times New Roman" w:hAnsi="Times New Roman" w:cs="Times New Roman"/>
-        </w:rPr>
-      </w:pPr>
+        <w:jc w:val="both"/>
+        <w:rPr>
+          <w:b/>
+          <w:bCs/>
+          <w:lang w:val="vi-VN"/>
+        </w:rPr>
+      </w:pPr>
+      <w:r>
+        <w:rPr>
+          <w:b/>
+          <w:bCs/>
+          <w:lang w:val="vi-VN"/>
+        </w:rPr>
+        <w:t>Testcase 3: Mode 2 tại 5 MHz</w:t>
+      </w:r>
     </w:p>
     <w:p>
       <w:pPr>
-        <w:pStyle w:val="Heading3"/>
-        <w:spacing w:before="0"/>
-        <w:rPr>
-          <w:rFonts w:ascii="Times New Roman" w:hAnsi="Times New Roman" w:cs="Times New Roman"/>
-        </w:rPr>
-      </w:pPr>
-      <w:r>
-        <w:rPr>
-          <w:rFonts w:ascii="Times New Roman" w:hAnsi="Times New Roman" w:cs="Times New Roman"/>
-        </w:rPr>
-        <w:t>Testcase 4: speed selection</w:t>
+        <w:jc w:val="both"/>
+        <w:rPr>
+          <w:lang w:val="vi-VN"/>
+        </w:rPr>
+      </w:pPr>
+      <w:r>
+        <w:rPr>
+          <w:b/>
+          <w:bCs/>
+          <w:lang w:val="vi-VN"/>
+        </w:rPr>
+        <w:t>Mục đích:</w:t>
+      </w:r>
+      <w:r>
+        <w:rPr>
+          <w:lang w:val="vi-VN"/>
+        </w:rPr>
+        <w:t xml:space="preserve"> Kiểm tra chế độ LED sáng dần từ phải sang trái và bộ đếm giảm tại 5 MHz.</w:t>
       </w:r>
     </w:p>
     <w:p>
       <w:pPr>
-        <w:rPr>
-          <w:rFonts w:ascii="Times New Roman" w:hAnsi="Times New Roman" w:cs="Times New Roman"/>
-        </w:rPr>
-      </w:pPr>
-      <w:r>
-        <w:rPr>
-          <w:rFonts w:ascii="Times New Roman" w:hAnsi="Times New Roman" w:cs="Times New Roman"/>
+        <w:jc w:val="both"/>
+        <w:rPr>
+          <w:lang w:val="vi-VN"/>
+        </w:rPr>
+      </w:pPr>
+      <w:r>
+        <w:rPr>
           <w:b/>
           <w:bCs/>
-        </w:rPr>
-        <w:t>Purpose:</w:t>
-      </w:r>
-      <w:r>
-        <w:rPr>
-          <w:rFonts w:ascii="Times New Roman" w:hAnsi="Times New Roman" w:cs="Times New Roman"/>
-        </w:rPr>
-        <w:t xml:space="preserve"> to verify the speed selection function.</w:t>
+          <w:lang w:val="vi-VN"/>
+        </w:rPr>
+        <w:t>Input/Stimulus:</w:t>
+      </w:r>
+      <w:r>
+        <w:rPr>
+          <w:lang w:val="vi-VN"/>
+        </w:rPr>
+        <w:br/>
+        <w:t>reset = 0, sw_test_manual = 0, sw_manual = 2'b01, sw_clk = 0.</w:t>
       </w:r>
     </w:p>
     <w:p>
       <w:pPr>
-        <w:jc w:val="both"/>
-        <w:rPr>
-          <w:rFonts w:ascii="Times New Roman" w:hAnsi="Times New Roman" w:cs="Times New Roman"/>
-        </w:rPr>
-      </w:pPr>
-      <w:r>
-        <w:rPr>
-          <w:rFonts w:ascii="Times New Roman" w:hAnsi="Times New Roman" w:cs="Times New Roman"/>
+        <w:rPr>
+          <w:lang w:val="vi-VN"/>
+        </w:rPr>
+      </w:pPr>
+      <w:r>
+        <w:rPr>
           <w:b/>
           <w:bCs/>
-        </w:rPr>
-        <w:t>Input/Stimulus:</w:t>
-      </w:r>
-      <w:r>
-        <w:rPr>
-          <w:rFonts w:ascii="Times New Roman" w:hAnsi="Times New Roman" w:cs="Times New Roman"/>
-        </w:rPr>
-        <w:t xml:space="preserve"> SS </w:t>
-      </w:r>
-      <w:r>
-        <w:rPr>
-          <w:rFonts w:ascii="Times New Roman" w:hAnsi="Times New Roman" w:cs="Times New Roman"/>
-        </w:rPr>
-        <w:t>=</w:t>
-      </w:r>
-      <w:r>
-        <w:rPr>
-          <w:rFonts w:ascii="Times New Roman" w:hAnsi="Times New Roman" w:cs="Times New Roman"/>
-        </w:rPr>
-        <w:t xml:space="preserve"> 1, UD </w:t>
-      </w:r>
-      <w:r>
-        <w:rPr>
-          <w:rFonts w:ascii="Times New Roman" w:hAnsi="Times New Roman" w:cs="Times New Roman"/>
-        </w:rPr>
-        <w:t>=</w:t>
-      </w:r>
-      <w:r>
-        <w:rPr>
-          <w:rFonts w:ascii="Times New Roman" w:hAnsi="Times New Roman" w:cs="Times New Roman"/>
-        </w:rPr>
-        <w:t xml:space="preserve"> 1, speed </w:t>
-      </w:r>
-      <w:r>
-        <w:rPr>
-          <w:rFonts w:ascii="Times New Roman" w:hAnsi="Times New Roman" w:cs="Times New Roman"/>
-        </w:rPr>
-        <w:t>=</w:t>
-      </w:r>
-      <w:r>
-        <w:rPr>
-          <w:rFonts w:ascii="Times New Roman" w:hAnsi="Times New Roman" w:cs="Times New Roman"/>
-        </w:rPr>
-        <w:t xml:space="preserve"> 1.</w:t>
+          <w:lang w:val="vi-VN"/>
+        </w:rPr>
+        <w:t>Kết quả mong đợi:</w:t>
+      </w:r>
+      <w:r>
+        <w:rPr>
+          <w:lang w:val="vi-VN"/>
+        </w:rPr>
+        <w:br/>
+        <w:t>LED thay đổi theo chuỗi:</w:t>
       </w:r>
     </w:p>
     <w:p>
       <w:pPr>
         <w:jc w:val="both"/>
         <w:rPr>
-          <w:rFonts w:ascii="Times New Roman" w:hAnsi="Times New Roman" w:cs="Times New Roman"/>
-        </w:rPr>
-      </w:pPr>
-      <w:r>
-        <w:rPr>
-          <w:rFonts w:ascii="Times New Roman" w:hAnsi="Times New Roman" w:cs="Times New Roman"/>
+          <w:lang w:val="vi-VN"/>
+        </w:rPr>
+      </w:pPr>
+      <w:r>
+        <w:rPr>
+          <w:lang w:val="vi-VN"/>
+        </w:rPr>
+        <w:t>00000001 → 00000011 → 00000111 → ... → 11111111</w:t>
+      </w:r>
+    </w:p>
+    <w:p>
+      <w:pPr>
+        <w:jc w:val="both"/>
+        <w:rPr>
+          <w:lang w:val="vi-VN"/>
+        </w:rPr>
+      </w:pPr>
+      <w:r>
+        <w:rPr>
+          <w:lang w:val="vi-VN"/>
+        </w:rPr>
+        <w:t xml:space="preserve">Chuỗi được lặp </w:t>
+      </w:r>
+      <w:r>
+        <w:rPr>
           <w:b/>
           <w:bCs/>
-        </w:rPr>
-        <w:t>Expected Output:</w:t>
-      </w:r>
-      <w:r>
-        <w:rPr>
-          <w:rFonts w:ascii="Times New Roman" w:hAnsi="Times New Roman" w:cs="Times New Roman"/>
-        </w:rPr>
-        <w:t xml:space="preserve"> out continues to increase by 1, but at a lower counting frequency of 1 MHz.</w:t>
+          <w:lang w:val="vi-VN"/>
+        </w:rPr>
+        <w:t>5 lần</w:t>
+      </w:r>
+      <w:r>
+        <w:rPr>
+          <w:lang w:val="vi-VN"/>
+        </w:rPr>
+        <w:t>. count_out giảm:</w:t>
       </w:r>
     </w:p>
     <w:p>
       <w:pPr>
-        <w:rPr>
-          <w:rFonts w:ascii="Times New Roman" w:hAnsi="Times New Roman" w:cs="Times New Roman"/>
-        </w:rPr>
-      </w:pPr>
-      <w:r>
-        <w:rPr>
-          <w:rFonts w:ascii="Times New Roman" w:hAnsi="Times New Roman" w:cs="Times New Roman"/>
+        <w:jc w:val="both"/>
+        <w:rPr>
+          <w:lang w:val="vi-VN"/>
+        </w:rPr>
+      </w:pPr>
+      <w:r>
+        <w:rPr>
+          <w:lang w:val="vi-VN"/>
+        </w:rPr>
+        <w:t>99 → 98 → 97 → ... → 0</w:t>
+      </w:r>
+    </w:p>
+    <w:p>
+      <w:pPr>
+        <w:jc w:val="both"/>
+        <w:rPr>
+          <w:lang w:val="vi-VN"/>
+        </w:rPr>
+      </w:pPr>
+      <w:r>
+        <w:rPr>
+          <w:lang w:val="vi-VN"/>
+        </w:rPr>
+        <w:t>và dừng tại 0.</w:t>
+      </w:r>
+    </w:p>
+    <w:p>
+      <w:pPr>
+        <w:rPr>
+          <w:lang w:val="vi-VN"/>
+        </w:rPr>
+      </w:pPr>
+      <w:r>
+        <w:rPr>
           <w:b/>
           <w:bCs/>
+          <w:lang w:val="vi-VN"/>
         </w:rPr>
         <w:t>Waveform Simulation:</w:t>
       </w:r>
       <w:r>
         <w:rPr>
-          <w:rFonts w:ascii="Times New Roman" w:hAnsi="Times New Roman" w:cs="Times New Roman"/>
+          <w:lang w:val="vi-VN"/>
         </w:rPr>
         <w:br/>
       </w:r>
       <w:r>
         <w:rPr>
-          <w:rFonts w:ascii="Times New Roman" w:hAnsi="Times New Roman" w:cs="Times New Roman"/>
-          <w:noProof/>
+          <w:i/>
+          <w:iCs/>
+          <w:lang w:val="vi-VN"/>
         </w:rPr>
         <w:drawing>
-          <wp:inline distT="0" distB="0" distL="0" distR="0" wp14:anchorId="3FDBD0CF" wp14:editId="41971171">
-            <wp:extent cx="5486400" cy="939165"/>
+          <wp:inline distT="0" distB="0" distL="0" distR="0" wp14:anchorId="71F2FC12" wp14:editId="4BB0A3A7">
+            <wp:extent cx="5486400" cy="1511300"/>
             <wp:effectExtent l="0" t="0" r="0" b="0"/>
-            <wp:docPr id="107048221" name="Picture 1"/>
+            <wp:docPr id="314066016" name="Picture 1"/>
             <wp:cNvGraphicFramePr>
               <a:graphicFrameLocks xmlns:a="http://schemas.openxmlformats.org/drawingml/2006/main" noChangeAspect="1"/>
             </wp:cNvGraphicFramePr>
@@ -3361,7 +3675,7 @@
               <a:graphicData uri="http://schemas.openxmlformats.org/drawingml/2006/picture">
                 <pic:pic xmlns:pic="http://schemas.openxmlformats.org/drawingml/2006/picture">
                   <pic:nvPicPr>
-                    <pic:cNvPr id="107048221" name=""/>
+                    <pic:cNvPr id="314066016" name=""/>
                     <pic:cNvPicPr/>
                   </pic:nvPicPr>
                   <pic:blipFill>
@@ -3373,7 +3687,7 @@
                   <pic:spPr>
                     <a:xfrm>
                       <a:off x="0" y="0"/>
-                      <a:ext cx="5486400" cy="939165"/>
+                      <a:ext cx="5486400" cy="1511300"/>
                     </a:xfrm>
                     <a:prstGeom prst="rect">
                       <a:avLst/>
@@ -3390,46 +3704,1429 @@
       <w:pPr>
         <w:jc w:val="both"/>
         <w:rPr>
-          <w:rFonts w:ascii="Times New Roman" w:hAnsi="Times New Roman" w:cs="Times New Roman"/>
-        </w:rPr>
-      </w:pPr>
-      <w:r>
-        <w:rPr>
-          <w:rFonts w:ascii="Times New Roman" w:hAnsi="Times New Roman" w:cs="Times New Roman"/>
+          <w:lang w:val="vi-VN"/>
+        </w:rPr>
+      </w:pPr>
+      <w:r>
+        <w:rPr>
           <w:b/>
           <w:bCs/>
-        </w:rPr>
-        <w:t>Analysis:</w:t>
-      </w:r>
-      <w:r>
-        <w:rPr>
-          <w:rFonts w:ascii="Times New Roman" w:hAnsi="Times New Roman" w:cs="Times New Roman"/>
-        </w:rPr>
-        <w:t xml:space="preserve"> when </w:t>
-      </w:r>
-      <w:r>
-        <w:rPr>
-          <w:rFonts w:ascii="Times New Roman" w:hAnsi="Times New Roman" w:cs="Times New Roman"/>
-        </w:rPr>
-        <w:t>speed</w:t>
-      </w:r>
-      <w:r>
-        <w:rPr>
-          <w:rFonts w:ascii="Times New Roman" w:hAnsi="Times New Roman" w:cs="Times New Roman"/>
-        </w:rPr>
-        <w:t xml:space="preserve"> </w:t>
-      </w:r>
-      <w:r>
-        <w:rPr>
-          <w:rFonts w:ascii="Times New Roman" w:hAnsi="Times New Roman" w:cs="Times New Roman"/>
-        </w:rPr>
-        <w:t>=</w:t>
-      </w:r>
-      <w:r>
-        <w:rPr>
-          <w:rFonts w:ascii="Times New Roman" w:hAnsi="Times New Roman" w:cs="Times New Roman"/>
-        </w:rPr>
-        <w:t xml:space="preserve"> 1, the clock divider selects the lower counting frequency. The counting frequency changes from 5 MHz to 1 MHz, resulting in a longer time interval between consecutive changes of out.</w:t>
+          <w:lang w:val="vi-VN"/>
+        </w:rPr>
+        <w:t>Phân tích:</w:t>
+      </w:r>
+      <w:r>
+        <w:rPr>
+          <w:lang w:val="vi-VN"/>
+        </w:rPr>
+        <w:t xml:space="preserve"> Khi sw_manual = 01, module mode_2 được kích hoạt. LED được dịch theo hướng phải sang trái và bộ đếm giảm một đơn vị tại mỗi xung sw_clk_en. Khi count_out = 0, giá trị được giữ nguyên.</w:t>
+      </w:r>
+    </w:p>
+    <w:p>
+      <w:pPr>
+        <w:jc w:val="both"/>
+        <w:rPr>
+          <w:b/>
+          <w:bCs/>
+          <w:lang w:val="vi-VN"/>
+        </w:rPr>
+      </w:pPr>
+      <w:r>
+        <w:rPr>
+          <w:b/>
+          <w:bCs/>
+          <w:lang w:val="vi-VN"/>
+        </w:rPr>
+        <w:lastRenderedPageBreak/>
+        <w:t>Testcase 4: Mode 3 tại 5 MHz</w:t>
+      </w:r>
+    </w:p>
+    <w:p>
+      <w:pPr>
+        <w:jc w:val="both"/>
+        <w:rPr>
+          <w:lang w:val="vi-VN"/>
+        </w:rPr>
+      </w:pPr>
+      <w:r>
+        <w:rPr>
+          <w:b/>
+          <w:bCs/>
+          <w:lang w:val="vi-VN"/>
+        </w:rPr>
+        <w:t>Mục đích:</w:t>
+      </w:r>
+      <w:r>
+        <w:rPr>
+          <w:lang w:val="vi-VN"/>
+        </w:rPr>
+        <w:t xml:space="preserve"> Kiểm tra hiệu ứng LED sáng dần từ trong ra ngoài.</w:t>
+      </w:r>
+    </w:p>
+    <w:p>
+      <w:pPr>
+        <w:jc w:val="both"/>
+        <w:rPr>
+          <w:lang w:val="vi-VN"/>
+        </w:rPr>
+      </w:pPr>
+      <w:r>
+        <w:rPr>
+          <w:b/>
+          <w:bCs/>
+          <w:lang w:val="vi-VN"/>
+        </w:rPr>
+        <w:t>Input/Stimulus:</w:t>
+      </w:r>
+      <w:r>
+        <w:rPr>
+          <w:lang w:val="vi-VN"/>
+        </w:rPr>
+        <w:br/>
+        <w:t>reset = 0, sw_test_manual = 0, sw_manual = 2'b10, sw_clk = 0.</w:t>
+      </w:r>
+    </w:p>
+    <w:p>
+      <w:pPr>
+        <w:rPr>
+          <w:lang w:val="vi-VN"/>
+        </w:rPr>
+      </w:pPr>
+      <w:r>
+        <w:rPr>
+          <w:b/>
+          <w:bCs/>
+          <w:lang w:val="vi-VN"/>
+        </w:rPr>
+        <w:t>Kết quả mong đợi:</w:t>
+      </w:r>
+      <w:r>
+        <w:rPr>
+          <w:lang w:val="vi-VN"/>
+        </w:rPr>
+        <w:br/>
+        <w:t>LED thay đổi theo chuỗi:</w:t>
+      </w:r>
+    </w:p>
+    <w:p>
+      <w:pPr>
+        <w:jc w:val="both"/>
+        <w:rPr>
+          <w:lang w:val="vi-VN"/>
+        </w:rPr>
+      </w:pPr>
+      <w:r>
+        <w:rPr>
+          <w:lang w:val="vi-VN"/>
+        </w:rPr>
+        <w:t>00011000 → 00111100 → 01111110 → 11111111</w:t>
+      </w:r>
+    </w:p>
+    <w:p>
+      <w:pPr>
+        <w:jc w:val="both"/>
+        <w:rPr>
+          <w:lang w:val="vi-VN"/>
+        </w:rPr>
+      </w:pPr>
+      <w:r>
+        <w:rPr>
+          <w:lang w:val="vi-VN"/>
+        </w:rPr>
+        <w:t xml:space="preserve">và lặp lại </w:t>
+      </w:r>
+      <w:r>
+        <w:rPr>
+          <w:b/>
+          <w:bCs/>
+          <w:lang w:val="vi-VN"/>
+        </w:rPr>
+        <w:t>5 lần</w:t>
+      </w:r>
+      <w:r>
+        <w:rPr>
+          <w:lang w:val="vi-VN"/>
+        </w:rPr>
+        <w:t>. count_out không thay đổi trong quá trình hoạt động của Mode 3.</w:t>
+      </w:r>
+    </w:p>
+    <w:p>
+      <w:pPr>
+        <w:rPr>
+          <w:lang w:val="vi-VN"/>
+        </w:rPr>
+      </w:pPr>
+      <w:r>
+        <w:rPr>
+          <w:b/>
+          <w:bCs/>
+          <w:lang w:val="vi-VN"/>
+        </w:rPr>
+        <w:t>Waveform Simulation:</w:t>
+      </w:r>
+      <w:r>
+        <w:rPr>
+          <w:lang w:val="vi-VN"/>
+        </w:rPr>
+        <w:br/>
+      </w:r>
+      <w:r>
+        <w:rPr>
+          <w:i/>
+          <w:iCs/>
+          <w:lang w:val="vi-VN"/>
+        </w:rPr>
+        <w:drawing>
+          <wp:inline distT="0" distB="0" distL="0" distR="0" wp14:anchorId="69F56338" wp14:editId="0543C574">
+            <wp:extent cx="5486400" cy="1508125"/>
+            <wp:effectExtent l="0" t="0" r="0" b="0"/>
+            <wp:docPr id="1799540400" name="Picture 1"/>
+            <wp:cNvGraphicFramePr>
+              <a:graphicFrameLocks xmlns:a="http://schemas.openxmlformats.org/drawingml/2006/main" noChangeAspect="1"/>
+            </wp:cNvGraphicFramePr>
+            <a:graphic xmlns:a="http://schemas.openxmlformats.org/drawingml/2006/main">
+              <a:graphicData uri="http://schemas.openxmlformats.org/drawingml/2006/picture">
+                <pic:pic xmlns:pic="http://schemas.openxmlformats.org/drawingml/2006/picture">
+                  <pic:nvPicPr>
+                    <pic:cNvPr id="1799540400" name=""/>
+                    <pic:cNvPicPr/>
+                  </pic:nvPicPr>
+                  <pic:blipFill>
+                    <a:blip r:embed="rId10"/>
+                    <a:stretch>
+                      <a:fillRect/>
+                    </a:stretch>
+                  </pic:blipFill>
+                  <pic:spPr>
+                    <a:xfrm>
+                      <a:off x="0" y="0"/>
+                      <a:ext cx="5486400" cy="1508125"/>
+                    </a:xfrm>
+                    <a:prstGeom prst="rect">
+                      <a:avLst/>
+                    </a:prstGeom>
+                  </pic:spPr>
+                </pic:pic>
+              </a:graphicData>
+            </a:graphic>
+          </wp:inline>
+        </w:drawing>
+      </w:r>
+    </w:p>
+    <w:p>
+      <w:pPr>
+        <w:jc w:val="both"/>
+        <w:rPr>
+          <w:lang w:val="vi-VN"/>
+        </w:rPr>
+      </w:pPr>
+      <w:r>
+        <w:rPr>
+          <w:b/>
+          <w:bCs/>
+          <w:lang w:val="vi-VN"/>
+        </w:rPr>
+        <w:t>Phân tích:</w:t>
+      </w:r>
+      <w:r>
+        <w:rPr>
+          <w:lang w:val="vi-VN"/>
+        </w:rPr>
+        <w:t xml:space="preserve"> Khi sw_manual = 10, module mode_3 được kích hoạt. Hai nửa của led_out dịch theo hai hướng ngược nhau, tạo hiệu ứng LED sáng từ hai LED trung tâm ra hai phía ngoài. Trong testbench, Mode 3 được reset trước khi chạy nên count_out giữ ở giá trị 0.</w:t>
+      </w:r>
+    </w:p>
+    <w:p>
+      <w:pPr>
+        <w:jc w:val="both"/>
+        <w:rPr>
+          <w:lang w:val="vi-VN"/>
+        </w:rPr>
+      </w:pPr>
+    </w:p>
+    <w:p>
+      <w:pPr>
+        <w:jc w:val="both"/>
+        <w:rPr>
+          <w:b/>
+          <w:bCs/>
+          <w:lang w:val="vi-VN"/>
+        </w:rPr>
+      </w:pPr>
+      <w:r>
+        <w:rPr>
+          <w:b/>
+          <w:bCs/>
+          <w:lang w:val="vi-VN"/>
+        </w:rPr>
+        <w:t>Testcase 5: Mode 4 tại 5 MHz</w:t>
+      </w:r>
+    </w:p>
+    <w:p>
+      <w:pPr>
+        <w:jc w:val="both"/>
+        <w:rPr>
+          <w:lang w:val="vi-VN"/>
+        </w:rPr>
+      </w:pPr>
+      <w:r>
+        <w:rPr>
+          <w:b/>
+          <w:bCs/>
+          <w:lang w:val="vi-VN"/>
+        </w:rPr>
+        <w:t>Mục đích:</w:t>
+      </w:r>
+      <w:r>
+        <w:rPr>
+          <w:lang w:val="vi-VN"/>
+        </w:rPr>
+        <w:t xml:space="preserve"> Kiểm tra hiệu ứng LED sáng dần từ ngoài vào trong.</w:t>
+      </w:r>
+    </w:p>
+    <w:p>
+      <w:pPr>
+        <w:jc w:val="both"/>
+        <w:rPr>
+          <w:lang w:val="vi-VN"/>
+        </w:rPr>
+      </w:pPr>
+      <w:r>
+        <w:rPr>
+          <w:b/>
+          <w:bCs/>
+          <w:lang w:val="vi-VN"/>
+        </w:rPr>
+        <w:t>Input/Stimulus:</w:t>
+      </w:r>
+      <w:r>
+        <w:rPr>
+          <w:lang w:val="vi-VN"/>
+        </w:rPr>
+        <w:br/>
+        <w:t>reset = 0, sw_test_manual = 0, sw_manual = 2'b11, sw_clk = 0.</w:t>
+      </w:r>
+    </w:p>
+    <w:p>
+      <w:pPr>
+        <w:rPr>
+          <w:lang w:val="vi-VN"/>
+        </w:rPr>
+      </w:pPr>
+      <w:r>
+        <w:rPr>
+          <w:b/>
+          <w:bCs/>
+          <w:lang w:val="vi-VN"/>
+        </w:rPr>
+        <w:t>Kết quả mong đợi:</w:t>
+      </w:r>
+      <w:r>
+        <w:rPr>
+          <w:lang w:val="vi-VN"/>
+        </w:rPr>
+        <w:br/>
+        <w:t>LED thay đổi theo chuỗi:</w:t>
+      </w:r>
+    </w:p>
+    <w:p>
+      <w:pPr>
+        <w:jc w:val="both"/>
+        <w:rPr>
+          <w:lang w:val="vi-VN"/>
+        </w:rPr>
+      </w:pPr>
+      <w:r>
+        <w:rPr>
+          <w:lang w:val="vi-VN"/>
+        </w:rPr>
+        <w:t>10000001 → 11000011 → 11100111 → 11111111</w:t>
+      </w:r>
+    </w:p>
+    <w:p>
+      <w:pPr>
+        <w:jc w:val="both"/>
+        <w:rPr>
+          <w:lang w:val="vi-VN"/>
+        </w:rPr>
+      </w:pPr>
+      <w:r>
+        <w:rPr>
+          <w:lang w:val="vi-VN"/>
+        </w:rPr>
+        <w:t xml:space="preserve">và lặp lại </w:t>
+      </w:r>
+      <w:r>
+        <w:rPr>
+          <w:b/>
+          <w:bCs/>
+          <w:lang w:val="vi-VN"/>
+        </w:rPr>
+        <w:t>5 lần</w:t>
+      </w:r>
+      <w:r>
+        <w:rPr>
+          <w:lang w:val="vi-VN"/>
+        </w:rPr>
+        <w:t>. count_out = 00.</w:t>
+      </w:r>
+    </w:p>
+    <w:p>
+      <w:pPr>
+        <w:rPr>
+          <w:lang w:val="vi-VN"/>
+        </w:rPr>
+      </w:pPr>
+      <w:r>
+        <w:rPr>
+          <w:b/>
+          <w:bCs/>
+          <w:lang w:val="vi-VN"/>
+        </w:rPr>
+        <w:lastRenderedPageBreak/>
+        <w:t>Waveform Simulation:</w:t>
+      </w:r>
+      <w:r>
+        <w:rPr>
+          <w:lang w:val="vi-VN"/>
+        </w:rPr>
+        <w:br/>
+      </w:r>
+      <w:r>
+        <w:rPr>
+          <w:i/>
+          <w:iCs/>
+          <w:lang w:val="vi-VN"/>
+        </w:rPr>
+        <w:drawing>
+          <wp:inline distT="0" distB="0" distL="0" distR="0" wp14:anchorId="0ED1DDBA" wp14:editId="363497E3">
+            <wp:extent cx="5486400" cy="1551940"/>
+            <wp:effectExtent l="0" t="0" r="0" b="0"/>
+            <wp:docPr id="160818303" name="Picture 1"/>
+            <wp:cNvGraphicFramePr>
+              <a:graphicFrameLocks xmlns:a="http://schemas.openxmlformats.org/drawingml/2006/main" noChangeAspect="1"/>
+            </wp:cNvGraphicFramePr>
+            <a:graphic xmlns:a="http://schemas.openxmlformats.org/drawingml/2006/main">
+              <a:graphicData uri="http://schemas.openxmlformats.org/drawingml/2006/picture">
+                <pic:pic xmlns:pic="http://schemas.openxmlformats.org/drawingml/2006/picture">
+                  <pic:nvPicPr>
+                    <pic:cNvPr id="160818303" name=""/>
+                    <pic:cNvPicPr/>
+                  </pic:nvPicPr>
+                  <pic:blipFill>
+                    <a:blip r:embed="rId11"/>
+                    <a:stretch>
+                      <a:fillRect/>
+                    </a:stretch>
+                  </pic:blipFill>
+                  <pic:spPr>
+                    <a:xfrm>
+                      <a:off x="0" y="0"/>
+                      <a:ext cx="5486400" cy="1551940"/>
+                    </a:xfrm>
+                    <a:prstGeom prst="rect">
+                      <a:avLst/>
+                    </a:prstGeom>
+                  </pic:spPr>
+                </pic:pic>
+              </a:graphicData>
+            </a:graphic>
+          </wp:inline>
+        </w:drawing>
+      </w:r>
+    </w:p>
+    <w:p>
+      <w:pPr>
+        <w:jc w:val="both"/>
+        <w:rPr>
+          <w:lang w:val="vi-VN"/>
+        </w:rPr>
+      </w:pPr>
+      <w:r>
+        <w:rPr>
+          <w:b/>
+          <w:bCs/>
+          <w:lang w:val="vi-VN"/>
+        </w:rPr>
+        <w:t>Phân tích:</w:t>
+      </w:r>
+      <w:r>
+        <w:rPr>
+          <w:lang w:val="vi-VN"/>
+        </w:rPr>
+        <w:t xml:space="preserve"> Khi sw_manual = 11, module mode_4 được kích hoạt. Hai LED ngoài cùng sáng trước, sau đó các LED tiếp theo sáng dần về phía trung tâm. Trong toàn bộ chế độ này, count_out được giữ ở 0.</w:t>
+      </w:r>
+    </w:p>
+    <w:p>
+      <w:pPr>
+        <w:jc w:val="both"/>
+        <w:rPr>
+          <w:lang w:val="vi-VN"/>
+        </w:rPr>
+      </w:pPr>
+    </w:p>
+    <w:p>
+      <w:pPr>
+        <w:jc w:val="both"/>
+        <w:rPr>
+          <w:b/>
+          <w:bCs/>
+          <w:lang w:val="vi-VN"/>
+        </w:rPr>
+      </w:pPr>
+      <w:r>
+        <w:rPr>
+          <w:b/>
+          <w:bCs/>
+          <w:lang w:val="vi-VN"/>
+        </w:rPr>
+        <w:t>Testcase 6: Chế độ Test tại 2 MHz</w:t>
+      </w:r>
+    </w:p>
+    <w:p>
+      <w:pPr>
+        <w:jc w:val="both"/>
+        <w:rPr>
+          <w:lang w:val="vi-VN"/>
+        </w:rPr>
+      </w:pPr>
+      <w:r>
+        <w:rPr>
+          <w:b/>
+          <w:bCs/>
+          <w:lang w:val="vi-VN"/>
+        </w:rPr>
+        <w:t>Mục đích:</w:t>
+      </w:r>
+      <w:r>
+        <w:rPr>
+          <w:lang w:val="vi-VN"/>
+        </w:rPr>
+        <w:t xml:space="preserve"> Kiểm tra chức năng Test khi lựa chọn tần số hoạt động 2 MHz.</w:t>
+      </w:r>
+    </w:p>
+    <w:p>
+      <w:pPr>
+        <w:jc w:val="both"/>
+        <w:rPr>
+          <w:lang w:val="vi-VN"/>
+        </w:rPr>
+      </w:pPr>
+      <w:r>
+        <w:rPr>
+          <w:b/>
+          <w:bCs/>
+          <w:lang w:val="vi-VN"/>
+        </w:rPr>
+        <w:t>Input/Stimulus:</w:t>
+      </w:r>
+      <w:r>
+        <w:rPr>
+          <w:lang w:val="vi-VN"/>
+        </w:rPr>
+        <w:br/>
+        <w:t>reset = 0, sw_test_manual = 1, sw_clk = 1.</w:t>
+      </w:r>
+    </w:p>
+    <w:p>
+      <w:pPr>
+        <w:rPr>
+          <w:lang w:val="vi-VN"/>
+        </w:rPr>
+      </w:pPr>
+      <w:r>
+        <w:rPr>
+          <w:b/>
+          <w:bCs/>
+          <w:lang w:val="vi-VN"/>
+        </w:rPr>
+        <w:t>Kết quả mong đợi:</w:t>
+      </w:r>
+      <w:r>
+        <w:rPr>
+          <w:lang w:val="vi-VN"/>
+        </w:rPr>
+        <w:br/>
+        <w:t>led_out luân phiên:</w:t>
+      </w:r>
+    </w:p>
+    <w:p>
+      <w:pPr>
+        <w:jc w:val="both"/>
+        <w:rPr>
+          <w:lang w:val="vi-VN"/>
+        </w:rPr>
+      </w:pPr>
+      <w:r>
+        <w:rPr>
+          <w:lang w:val="vi-VN"/>
+        </w:rPr>
+        <w:t>00000000 ↔ 11111111</w:t>
+      </w:r>
+    </w:p>
+    <w:p>
+      <w:pPr>
+        <w:jc w:val="both"/>
+        <w:rPr>
+          <w:lang w:val="vi-VN"/>
+        </w:rPr>
+      </w:pPr>
+      <w:r>
+        <w:rPr>
+          <w:lang w:val="vi-VN"/>
+        </w:rPr>
+        <w:t>và count_out = 88. Tốc độ thay đổi LED thấp hơn trường hợp 5 MHz.</w:t>
+      </w:r>
+    </w:p>
+    <w:p>
+      <w:pPr>
+        <w:rPr>
+          <w:lang w:val="vi-VN"/>
+        </w:rPr>
+      </w:pPr>
+      <w:r>
+        <w:rPr>
+          <w:b/>
+          <w:bCs/>
+          <w:lang w:val="vi-VN"/>
+        </w:rPr>
+        <w:t>Waveform Simulation:</w:t>
+      </w:r>
+      <w:r>
+        <w:rPr>
+          <w:lang w:val="vi-VN"/>
+        </w:rPr>
+        <w:br/>
+      </w:r>
+      <w:r>
+        <w:rPr>
+          <w:i/>
+          <w:iCs/>
+          <w:lang w:val="vi-VN"/>
+        </w:rPr>
+        <w:drawing>
+          <wp:inline distT="0" distB="0" distL="0" distR="0" wp14:anchorId="0FC54393" wp14:editId="0C3FDC52">
+            <wp:extent cx="5486400" cy="1569085"/>
+            <wp:effectExtent l="0" t="0" r="0" b="0"/>
+            <wp:docPr id="1536457275" name="Picture 1"/>
+            <wp:cNvGraphicFramePr>
+              <a:graphicFrameLocks xmlns:a="http://schemas.openxmlformats.org/drawingml/2006/main" noChangeAspect="1"/>
+            </wp:cNvGraphicFramePr>
+            <a:graphic xmlns:a="http://schemas.openxmlformats.org/drawingml/2006/main">
+              <a:graphicData uri="http://schemas.openxmlformats.org/drawingml/2006/picture">
+                <pic:pic xmlns:pic="http://schemas.openxmlformats.org/drawingml/2006/picture">
+                  <pic:nvPicPr>
+                    <pic:cNvPr id="1536457275" name=""/>
+                    <pic:cNvPicPr/>
+                  </pic:nvPicPr>
+                  <pic:blipFill>
+                    <a:blip r:embed="rId12"/>
+                    <a:stretch>
+                      <a:fillRect/>
+                    </a:stretch>
+                  </pic:blipFill>
+                  <pic:spPr>
+                    <a:xfrm>
+                      <a:off x="0" y="0"/>
+                      <a:ext cx="5486400" cy="1569085"/>
+                    </a:xfrm>
+                    <a:prstGeom prst="rect">
+                      <a:avLst/>
+                    </a:prstGeom>
+                  </pic:spPr>
+                </pic:pic>
+              </a:graphicData>
+            </a:graphic>
+          </wp:inline>
+        </w:drawing>
+      </w:r>
+    </w:p>
+    <w:p>
+      <w:pPr>
+        <w:jc w:val="both"/>
+        <w:rPr>
+          <w:lang w:val="vi-VN"/>
+        </w:rPr>
+      </w:pPr>
+      <w:r>
+        <w:rPr>
+          <w:b/>
+          <w:bCs/>
+          <w:lang w:val="vi-VN"/>
+        </w:rPr>
+        <w:t>Phân tích:</w:t>
+      </w:r>
+      <w:r>
+        <w:rPr>
+          <w:lang w:val="vi-VN"/>
+        </w:rPr>
+        <w:t xml:space="preserve"> Khi sw_clk = 1, bộ chia clock đếm 25 chu kỳ của clock 50 MHz trước khi tạo một xung sw_clk_en, tương ứng tần số 2 MHz. Vì vậy chức năng giống Test Mode 5 MHz nhưng khoảng thời gian giữa hai lần thay đổi LED lớn hơn.</w:t>
+      </w:r>
+    </w:p>
+    <w:p>
+      <w:pPr>
+        <w:jc w:val="both"/>
+        <w:rPr>
+          <w:lang w:val="vi-VN"/>
+        </w:rPr>
+      </w:pPr>
+    </w:p>
+    <w:p>
+      <w:pPr>
+        <w:jc w:val="both"/>
+        <w:rPr>
+          <w:b/>
+          <w:bCs/>
+          <w:lang w:val="vi-VN"/>
+        </w:rPr>
+      </w:pPr>
+      <w:r>
+        <w:rPr>
+          <w:b/>
+          <w:bCs/>
+          <w:lang w:val="vi-VN"/>
+        </w:rPr>
+        <w:lastRenderedPageBreak/>
+        <w:t>Testcase 7: Mode 1 tại 2 MHz</w:t>
+      </w:r>
+    </w:p>
+    <w:p>
+      <w:pPr>
+        <w:jc w:val="both"/>
+        <w:rPr>
+          <w:lang w:val="vi-VN"/>
+        </w:rPr>
+      </w:pPr>
+      <w:r>
+        <w:rPr>
+          <w:b/>
+          <w:bCs/>
+          <w:lang w:val="vi-VN"/>
+        </w:rPr>
+        <w:t>Mục đích:</w:t>
+      </w:r>
+      <w:r>
+        <w:rPr>
+          <w:lang w:val="vi-VN"/>
+        </w:rPr>
+        <w:t xml:space="preserve"> Kiểm tra Mode 1 tại tần số hoạt động 2 MHz.</w:t>
+      </w:r>
+    </w:p>
+    <w:p>
+      <w:pPr>
+        <w:jc w:val="both"/>
+        <w:rPr>
+          <w:lang w:val="vi-VN"/>
+        </w:rPr>
+      </w:pPr>
+      <w:r>
+        <w:rPr>
+          <w:b/>
+          <w:bCs/>
+          <w:lang w:val="vi-VN"/>
+        </w:rPr>
+        <w:t>Input/Stimulus:</w:t>
+      </w:r>
+      <w:r>
+        <w:rPr>
+          <w:lang w:val="vi-VN"/>
+        </w:rPr>
+        <w:br/>
+        <w:t>reset = 0, sw_test_manual = 0, sw_manual = 2'b00, sw_clk = 1.</w:t>
+      </w:r>
+    </w:p>
+    <w:p>
+      <w:pPr>
+        <w:rPr>
+          <w:lang w:val="vi-VN"/>
+        </w:rPr>
+      </w:pPr>
+      <w:r>
+        <w:rPr>
+          <w:b/>
+          <w:bCs/>
+          <w:lang w:val="vi-VN"/>
+        </w:rPr>
+        <w:t>Kết quả mong đợi:</w:t>
+      </w:r>
+      <w:r>
+        <w:rPr>
+          <w:lang w:val="vi-VN"/>
+        </w:rPr>
+        <w:br/>
+        <w:t>LED sáng dần từ trái sang phải và lặp 5 lần. count_out tăng từ 0 đến 99. Các trạng thái thay đổi chậm hơn so với trường hợp 5 MHz.</w:t>
+      </w:r>
+    </w:p>
+    <w:p>
+      <w:pPr>
+        <w:rPr>
+          <w:lang w:val="vi-VN"/>
+        </w:rPr>
+      </w:pPr>
+      <w:r>
+        <w:rPr>
+          <w:b/>
+          <w:bCs/>
+          <w:lang w:val="vi-VN"/>
+        </w:rPr>
+        <w:t>Waveform Simulation:</w:t>
+      </w:r>
+      <w:r>
+        <w:rPr>
+          <w:lang w:val="vi-VN"/>
+        </w:rPr>
+        <w:br/>
+      </w:r>
+      <w:r>
+        <w:rPr>
+          <w:i/>
+          <w:iCs/>
+          <w:lang w:val="vi-VN"/>
+        </w:rPr>
+        <w:drawing>
+          <wp:inline distT="0" distB="0" distL="0" distR="0" wp14:anchorId="64B50864" wp14:editId="0AEABA24">
+            <wp:extent cx="5486400" cy="1557655"/>
+            <wp:effectExtent l="0" t="0" r="0" b="4445"/>
+            <wp:docPr id="1017262834" name="Picture 1"/>
+            <wp:cNvGraphicFramePr>
+              <a:graphicFrameLocks xmlns:a="http://schemas.openxmlformats.org/drawingml/2006/main" noChangeAspect="1"/>
+            </wp:cNvGraphicFramePr>
+            <a:graphic xmlns:a="http://schemas.openxmlformats.org/drawingml/2006/main">
+              <a:graphicData uri="http://schemas.openxmlformats.org/drawingml/2006/picture">
+                <pic:pic xmlns:pic="http://schemas.openxmlformats.org/drawingml/2006/picture">
+                  <pic:nvPicPr>
+                    <pic:cNvPr id="1017262834" name=""/>
+                    <pic:cNvPicPr/>
+                  </pic:nvPicPr>
+                  <pic:blipFill>
+                    <a:blip r:embed="rId13"/>
+                    <a:stretch>
+                      <a:fillRect/>
+                    </a:stretch>
+                  </pic:blipFill>
+                  <pic:spPr>
+                    <a:xfrm>
+                      <a:off x="0" y="0"/>
+                      <a:ext cx="5486400" cy="1557655"/>
+                    </a:xfrm>
+                    <a:prstGeom prst="rect">
+                      <a:avLst/>
+                    </a:prstGeom>
+                  </pic:spPr>
+                </pic:pic>
+              </a:graphicData>
+            </a:graphic>
+          </wp:inline>
+        </w:drawing>
+      </w:r>
+    </w:p>
+    <w:p>
+      <w:pPr>
+        <w:jc w:val="both"/>
+        <w:rPr>
+          <w:lang w:val="vi-VN"/>
+        </w:rPr>
+      </w:pPr>
+      <w:r>
+        <w:rPr>
+          <w:b/>
+          <w:bCs/>
+          <w:lang w:val="vi-VN"/>
+        </w:rPr>
+        <w:t>Phân tích:</w:t>
+      </w:r>
+      <w:r>
+        <w:rPr>
+          <w:lang w:val="vi-VN"/>
+        </w:rPr>
+        <w:t xml:space="preserve"> Chức năng logic của Mode 1 không thay đổi. Tuy nhiên, do sw_clk = 1, xung enable có tần số 2 MHz nên thời gian giữa hai lần tăng count_out và hai trạng thái LED liên tiếp dài hơn trường hợp 5 MHz.</w:t>
+      </w:r>
+    </w:p>
+    <w:p>
+      <w:pPr>
+        <w:jc w:val="both"/>
+        <w:rPr>
+          <w:lang w:val="vi-VN"/>
+        </w:rPr>
+      </w:pPr>
+      <w:r>
+        <w:rPr>
+          <w:lang w:val="vi-VN"/>
+        </w:rPr>
+        <w:pict w14:anchorId="45E22488">
+          <v:rect id="_x0000_i1217" style="width:0;height:1.5pt" o:hralign="center" o:hrstd="t" o:hr="t" fillcolor="#a0a0a0" stroked="f"/>
+        </w:pict>
+      </w:r>
+    </w:p>
+    <w:p>
+      <w:pPr>
+        <w:jc w:val="both"/>
+        <w:rPr>
+          <w:b/>
+          <w:bCs/>
+          <w:lang w:val="vi-VN"/>
+        </w:rPr>
+      </w:pPr>
+      <w:r>
+        <w:rPr>
+          <w:b/>
+          <w:bCs/>
+          <w:lang w:val="vi-VN"/>
+        </w:rPr>
+        <w:t>Testcase 8: Mode 2 tại 2 MHz</w:t>
+      </w:r>
+    </w:p>
+    <w:p>
+      <w:pPr>
+        <w:jc w:val="both"/>
+        <w:rPr>
+          <w:lang w:val="vi-VN"/>
+        </w:rPr>
+      </w:pPr>
+      <w:r>
+        <w:rPr>
+          <w:b/>
+          <w:bCs/>
+          <w:lang w:val="vi-VN"/>
+        </w:rPr>
+        <w:t>Mục đích:</w:t>
+      </w:r>
+      <w:r>
+        <w:rPr>
+          <w:lang w:val="vi-VN"/>
+        </w:rPr>
+        <w:t xml:space="preserve"> Kiểm tra Mode 2 tại tần số hoạt động 2 MHz.</w:t>
+      </w:r>
+    </w:p>
+    <w:p>
+      <w:pPr>
+        <w:jc w:val="both"/>
+        <w:rPr>
+          <w:lang w:val="vi-VN"/>
+        </w:rPr>
+      </w:pPr>
+      <w:r>
+        <w:rPr>
+          <w:b/>
+          <w:bCs/>
+          <w:lang w:val="vi-VN"/>
+        </w:rPr>
+        <w:t>Input/Stimulus:</w:t>
+      </w:r>
+      <w:r>
+        <w:rPr>
+          <w:lang w:val="vi-VN"/>
+        </w:rPr>
+        <w:br/>
+        <w:t>reset = 0, sw_test_manual = 0, sw_manual = 2'b01, sw_clk = 1.</w:t>
+      </w:r>
+    </w:p>
+    <w:p>
+      <w:pPr>
+        <w:rPr>
+          <w:lang w:val="vi-VN"/>
+        </w:rPr>
+      </w:pPr>
+      <w:r>
+        <w:rPr>
+          <w:b/>
+          <w:bCs/>
+          <w:lang w:val="vi-VN"/>
+        </w:rPr>
+        <w:t>Kết quả mong đợi:</w:t>
+      </w:r>
+      <w:r>
+        <w:rPr>
+          <w:lang w:val="vi-VN"/>
+        </w:rPr>
+        <w:br/>
+        <w:t>LED sáng dần từ phải sang trái, lặp 5 lần. count_out giảm từ 99 về 0 với tốc độ 2 MHz.</w:t>
+      </w:r>
+    </w:p>
+    <w:p>
+      <w:pPr>
+        <w:rPr>
+          <w:lang w:val="vi-VN"/>
+        </w:rPr>
+      </w:pPr>
+      <w:r>
+        <w:rPr>
+          <w:b/>
+          <w:bCs/>
+          <w:lang w:val="vi-VN"/>
+        </w:rPr>
+        <w:t>Waveform Simulation:</w:t>
+      </w:r>
+      <w:r>
+        <w:rPr>
+          <w:lang w:val="vi-VN"/>
+        </w:rPr>
+        <w:br/>
+      </w:r>
+      <w:r>
+        <w:rPr>
+          <w:i/>
+          <w:iCs/>
+          <w:lang w:val="vi-VN"/>
+        </w:rPr>
+        <w:drawing>
+          <wp:inline distT="0" distB="0" distL="0" distR="0" wp14:anchorId="5D2F42E3" wp14:editId="215149C5">
+            <wp:extent cx="5486400" cy="1597025"/>
+            <wp:effectExtent l="0" t="0" r="0" b="3175"/>
+            <wp:docPr id="1809543415" name="Picture 1"/>
+            <wp:cNvGraphicFramePr>
+              <a:graphicFrameLocks xmlns:a="http://schemas.openxmlformats.org/drawingml/2006/main" noChangeAspect="1"/>
+            </wp:cNvGraphicFramePr>
+            <a:graphic xmlns:a="http://schemas.openxmlformats.org/drawingml/2006/main">
+              <a:graphicData uri="http://schemas.openxmlformats.org/drawingml/2006/picture">
+                <pic:pic xmlns:pic="http://schemas.openxmlformats.org/drawingml/2006/picture">
+                  <pic:nvPicPr>
+                    <pic:cNvPr id="1809543415" name=""/>
+                    <pic:cNvPicPr/>
+                  </pic:nvPicPr>
+                  <pic:blipFill>
+                    <a:blip r:embed="rId14"/>
+                    <a:stretch>
+                      <a:fillRect/>
+                    </a:stretch>
+                  </pic:blipFill>
+                  <pic:spPr>
+                    <a:xfrm>
+                      <a:off x="0" y="0"/>
+                      <a:ext cx="5486400" cy="1597025"/>
+                    </a:xfrm>
+                    <a:prstGeom prst="rect">
+                      <a:avLst/>
+                    </a:prstGeom>
+                  </pic:spPr>
+                </pic:pic>
+              </a:graphicData>
+            </a:graphic>
+          </wp:inline>
+        </w:drawing>
+      </w:r>
+    </w:p>
+    <w:p>
+      <w:pPr>
+        <w:jc w:val="both"/>
+        <w:rPr>
+          <w:lang w:val="vi-VN"/>
+        </w:rPr>
+      </w:pPr>
+      <w:r>
+        <w:rPr>
+          <w:b/>
+          <w:bCs/>
+          <w:lang w:val="vi-VN"/>
+        </w:rPr>
+        <w:lastRenderedPageBreak/>
+        <w:t>Phân tích:</w:t>
+      </w:r>
+      <w:r>
+        <w:rPr>
+          <w:lang w:val="vi-VN"/>
+        </w:rPr>
+        <w:t xml:space="preserve"> Module mode_2 vẫn thực hiện đúng chuỗi LED và phép đếm giảm. So với trường hợp 5 MHz, khoảng thời gian giữa hai giá trị count_out liên tiếp lớn hơn do tần số enable giảm xuống 2 MHz.</w:t>
+      </w:r>
+    </w:p>
+    <w:p>
+      <w:pPr>
+        <w:jc w:val="both"/>
+        <w:rPr>
+          <w:b/>
+          <w:bCs/>
+          <w:lang w:val="vi-VN"/>
+        </w:rPr>
+      </w:pPr>
+      <w:r>
+        <w:rPr>
+          <w:b/>
+          <w:bCs/>
+          <w:lang w:val="vi-VN"/>
+        </w:rPr>
+        <w:t>Testcase 9: Mode 3 tại 2 MHz</w:t>
+      </w:r>
+    </w:p>
+    <w:p>
+      <w:pPr>
+        <w:jc w:val="both"/>
+        <w:rPr>
+          <w:lang w:val="vi-VN"/>
+        </w:rPr>
+      </w:pPr>
+      <w:r>
+        <w:rPr>
+          <w:b/>
+          <w:bCs/>
+          <w:lang w:val="vi-VN"/>
+        </w:rPr>
+        <w:t>Mục đích:</w:t>
+      </w:r>
+      <w:r>
+        <w:rPr>
+          <w:lang w:val="vi-VN"/>
+        </w:rPr>
+        <w:t xml:space="preserve"> Kiểm tra hiệu ứng LED từ trong ra ngoài ở tần số 2 MHz.</w:t>
+      </w:r>
+    </w:p>
+    <w:p>
+      <w:pPr>
+        <w:jc w:val="both"/>
+        <w:rPr>
+          <w:lang w:val="vi-VN"/>
+        </w:rPr>
+      </w:pPr>
+      <w:r>
+        <w:rPr>
+          <w:b/>
+          <w:bCs/>
+          <w:lang w:val="vi-VN"/>
+        </w:rPr>
+        <w:t>Input/Stimulus:</w:t>
+      </w:r>
+      <w:r>
+        <w:rPr>
+          <w:lang w:val="vi-VN"/>
+        </w:rPr>
+        <w:br/>
+        <w:t>reset = 0, sw_test_manual = 0, sw_manual = 2'b10, sw_clk = 1.</w:t>
+      </w:r>
+    </w:p>
+    <w:p>
+      <w:pPr>
+        <w:jc w:val="both"/>
+        <w:rPr>
+          <w:lang w:val="vi-VN"/>
+        </w:rPr>
+      </w:pPr>
+      <w:r>
+        <w:rPr>
+          <w:b/>
+          <w:bCs/>
+          <w:lang w:val="vi-VN"/>
+        </w:rPr>
+        <w:t>Kết quả mong đợi:</w:t>
+      </w:r>
+    </w:p>
+    <w:p>
+      <w:pPr>
+        <w:jc w:val="both"/>
+        <w:rPr>
+          <w:lang w:val="vi-VN"/>
+        </w:rPr>
+      </w:pPr>
+      <w:r>
+        <w:rPr>
+          <w:lang w:val="vi-VN"/>
+        </w:rPr>
+        <w:t>00011000 → 00111100 → 01111110 → 11111111</w:t>
+      </w:r>
+    </w:p>
+    <w:p>
+      <w:pPr>
+        <w:jc w:val="both"/>
+        <w:rPr>
+          <w:lang w:val="vi-VN"/>
+        </w:rPr>
+      </w:pPr>
+      <w:r>
+        <w:rPr>
+          <w:lang w:val="vi-VN"/>
+        </w:rPr>
+        <w:t>Chuỗi được lặp 5 lần và count_out giữ nguyên.</w:t>
+      </w:r>
+    </w:p>
+    <w:p>
+      <w:pPr>
+        <w:rPr>
+          <w:lang w:val="vi-VN"/>
+        </w:rPr>
+      </w:pPr>
+      <w:r>
+        <w:rPr>
+          <w:b/>
+          <w:bCs/>
+          <w:lang w:val="vi-VN"/>
+        </w:rPr>
+        <w:t>Waveform Simulation:</w:t>
+      </w:r>
+      <w:r>
+        <w:rPr>
+          <w:lang w:val="vi-VN"/>
+        </w:rPr>
+        <w:br/>
+      </w:r>
+      <w:r>
+        <w:rPr>
+          <w:i/>
+          <w:iCs/>
+          <w:lang w:val="vi-VN"/>
+        </w:rPr>
+        <w:drawing>
+          <wp:inline distT="0" distB="0" distL="0" distR="0" wp14:anchorId="3DD2FCD1" wp14:editId="2A5FD43D">
+            <wp:extent cx="5486400" cy="1598930"/>
+            <wp:effectExtent l="0" t="0" r="0" b="1270"/>
+            <wp:docPr id="914871181" name="Picture 1"/>
+            <wp:cNvGraphicFramePr>
+              <a:graphicFrameLocks xmlns:a="http://schemas.openxmlformats.org/drawingml/2006/main" noChangeAspect="1"/>
+            </wp:cNvGraphicFramePr>
+            <a:graphic xmlns:a="http://schemas.openxmlformats.org/drawingml/2006/main">
+              <a:graphicData uri="http://schemas.openxmlformats.org/drawingml/2006/picture">
+                <pic:pic xmlns:pic="http://schemas.openxmlformats.org/drawingml/2006/picture">
+                  <pic:nvPicPr>
+                    <pic:cNvPr id="914871181" name=""/>
+                    <pic:cNvPicPr/>
+                  </pic:nvPicPr>
+                  <pic:blipFill>
+                    <a:blip r:embed="rId15"/>
+                    <a:stretch>
+                      <a:fillRect/>
+                    </a:stretch>
+                  </pic:blipFill>
+                  <pic:spPr>
+                    <a:xfrm>
+                      <a:off x="0" y="0"/>
+                      <a:ext cx="5486400" cy="1598930"/>
+                    </a:xfrm>
+                    <a:prstGeom prst="rect">
+                      <a:avLst/>
+                    </a:prstGeom>
+                  </pic:spPr>
+                </pic:pic>
+              </a:graphicData>
+            </a:graphic>
+          </wp:inline>
+        </w:drawing>
+      </w:r>
+    </w:p>
+    <w:p>
+      <w:pPr>
+        <w:jc w:val="both"/>
+        <w:rPr>
+          <w:lang w:val="vi-VN"/>
+        </w:rPr>
+      </w:pPr>
+      <w:r>
+        <w:rPr>
+          <w:b/>
+          <w:bCs/>
+          <w:lang w:val="vi-VN"/>
+        </w:rPr>
+        <w:t>Phân tích:</w:t>
+      </w:r>
+      <w:r>
+        <w:rPr>
+          <w:lang w:val="vi-VN"/>
+        </w:rPr>
+        <w:t xml:space="preserve"> Mode 3 hoạt động đúng chức năng sáng LED từ trung tâm ra ngoài. Tần số 2 MHz chỉ làm thay đổi tốc độ chuyển trạng thái, không làm thay đổi thứ tự các mẫu LED.</w:t>
+      </w:r>
+    </w:p>
+    <w:p>
+      <w:pPr>
+        <w:jc w:val="both"/>
+        <w:rPr>
+          <w:lang w:val="vi-VN"/>
+        </w:rPr>
+      </w:pPr>
+      <w:r>
+        <w:rPr>
+          <w:lang w:val="vi-VN"/>
+        </w:rPr>
+        <w:pict w14:anchorId="14BF2D8B">
+          <v:rect id="_x0000_i1219" style="width:0;height:1.5pt" o:hralign="center" o:hrstd="t" o:hr="t" fillcolor="#a0a0a0" stroked="f"/>
+        </w:pict>
+      </w:r>
+    </w:p>
+    <w:p>
+      <w:pPr>
+        <w:jc w:val="both"/>
+        <w:rPr>
+          <w:b/>
+          <w:bCs/>
+          <w:lang w:val="vi-VN"/>
+        </w:rPr>
+      </w:pPr>
+      <w:r>
+        <w:rPr>
+          <w:b/>
+          <w:bCs/>
+          <w:lang w:val="vi-VN"/>
+        </w:rPr>
+        <w:t>Testcase 10: Mode 4 tại 2 MHz</w:t>
+      </w:r>
+    </w:p>
+    <w:p>
+      <w:pPr>
+        <w:jc w:val="both"/>
+        <w:rPr>
+          <w:lang w:val="vi-VN"/>
+        </w:rPr>
+      </w:pPr>
+      <w:r>
+        <w:rPr>
+          <w:b/>
+          <w:bCs/>
+          <w:lang w:val="vi-VN"/>
+        </w:rPr>
+        <w:t>Mục đích:</w:t>
+      </w:r>
+      <w:r>
+        <w:rPr>
+          <w:lang w:val="vi-VN"/>
+        </w:rPr>
+        <w:t xml:space="preserve"> Kiểm tra hiệu ứng LED từ ngoài vào trong ở tần số 2 MHz.</w:t>
+      </w:r>
+    </w:p>
+    <w:p>
+      <w:pPr>
+        <w:jc w:val="both"/>
+        <w:rPr>
+          <w:lang w:val="vi-VN"/>
+        </w:rPr>
+      </w:pPr>
+      <w:r>
+        <w:rPr>
+          <w:b/>
+          <w:bCs/>
+          <w:lang w:val="vi-VN"/>
+        </w:rPr>
+        <w:t>Input/Stimulus:</w:t>
+      </w:r>
+      <w:r>
+        <w:rPr>
+          <w:lang w:val="vi-VN"/>
+        </w:rPr>
+        <w:br/>
+        <w:t>reset = 0, sw_test_manual = 0, sw_manual = 2'b11, sw_clk = 1.</w:t>
+      </w:r>
+    </w:p>
+    <w:p>
+      <w:pPr>
+        <w:jc w:val="both"/>
+        <w:rPr>
+          <w:lang w:val="vi-VN"/>
+        </w:rPr>
+      </w:pPr>
+      <w:r>
+        <w:rPr>
+          <w:b/>
+          <w:bCs/>
+          <w:lang w:val="vi-VN"/>
+        </w:rPr>
+        <w:t>Kết quả mong đợi:</w:t>
+      </w:r>
+    </w:p>
+    <w:p>
+      <w:pPr>
+        <w:jc w:val="both"/>
+        <w:rPr>
+          <w:lang w:val="vi-VN"/>
+        </w:rPr>
+      </w:pPr>
+      <w:r>
+        <w:rPr>
+          <w:lang w:val="vi-VN"/>
+        </w:rPr>
+        <w:t>10000001 → 11000011 → 11100111 → 11111111</w:t>
+      </w:r>
+    </w:p>
+    <w:p>
+      <w:pPr>
+        <w:jc w:val="both"/>
+        <w:rPr>
+          <w:lang w:val="vi-VN"/>
+        </w:rPr>
+      </w:pPr>
+      <w:r>
+        <w:rPr>
+          <w:lang w:val="vi-VN"/>
+        </w:rPr>
+        <w:t>Chuỗi được lặp 5 lần và count_out = 00.</w:t>
+      </w:r>
+    </w:p>
+    <w:p>
+      <w:pPr>
+        <w:rPr>
+          <w:lang w:val="vi-VN"/>
+        </w:rPr>
+      </w:pPr>
+      <w:r>
+        <w:rPr>
+          <w:b/>
+          <w:bCs/>
+          <w:lang w:val="vi-VN"/>
+        </w:rPr>
+        <w:lastRenderedPageBreak/>
+        <w:t>Waveform Simulation:</w:t>
+      </w:r>
+      <w:r>
+        <w:rPr>
+          <w:lang w:val="vi-VN"/>
+        </w:rPr>
+        <w:br/>
+      </w:r>
+      <w:r>
+        <w:rPr>
+          <w:i/>
+          <w:iCs/>
+          <w:lang w:val="vi-VN"/>
+        </w:rPr>
+        <w:drawing>
+          <wp:inline distT="0" distB="0" distL="0" distR="0" wp14:anchorId="7328E4B7" wp14:editId="54EDD7AF">
+            <wp:extent cx="5486400" cy="1577975"/>
+            <wp:effectExtent l="0" t="0" r="0" b="3175"/>
+            <wp:docPr id="522639864" name="Picture 1"/>
+            <wp:cNvGraphicFramePr>
+              <a:graphicFrameLocks xmlns:a="http://schemas.openxmlformats.org/drawingml/2006/main" noChangeAspect="1"/>
+            </wp:cNvGraphicFramePr>
+            <a:graphic xmlns:a="http://schemas.openxmlformats.org/drawingml/2006/main">
+              <a:graphicData uri="http://schemas.openxmlformats.org/drawingml/2006/picture">
+                <pic:pic xmlns:pic="http://schemas.openxmlformats.org/drawingml/2006/picture">
+                  <pic:nvPicPr>
+                    <pic:cNvPr id="522639864" name=""/>
+                    <pic:cNvPicPr/>
+                  </pic:nvPicPr>
+                  <pic:blipFill>
+                    <a:blip r:embed="rId16"/>
+                    <a:stretch>
+                      <a:fillRect/>
+                    </a:stretch>
+                  </pic:blipFill>
+                  <pic:spPr>
+                    <a:xfrm>
+                      <a:off x="0" y="0"/>
+                      <a:ext cx="5486400" cy="1577975"/>
+                    </a:xfrm>
+                    <a:prstGeom prst="rect">
+                      <a:avLst/>
+                    </a:prstGeom>
+                  </pic:spPr>
+                </pic:pic>
+              </a:graphicData>
+            </a:graphic>
+          </wp:inline>
+        </w:drawing>
+      </w:r>
+    </w:p>
+    <w:p>
+      <w:pPr>
+        <w:jc w:val="both"/>
+        <w:rPr>
+          <w:lang w:val="vi-VN"/>
+        </w:rPr>
+      </w:pPr>
+      <w:r>
+        <w:rPr>
+          <w:b/>
+          <w:bCs/>
+          <w:lang w:val="vi-VN"/>
+        </w:rPr>
+        <w:t>Phân tích:</w:t>
+      </w:r>
+      <w:r>
+        <w:rPr>
+          <w:lang w:val="vi-VN"/>
+        </w:rPr>
+        <w:t xml:space="preserve"> Khi sw_manual = 11, module mode_4 được lựa chọn. LED sáng dần từ hai phía ngoài vào trung tâm. count_out được giữ ở 0 trong suốt chế độ. Với sw_clk = 1, các trạng thái LED thay đổi ở tần số 2 MHz.</w:t>
       </w:r>
     </w:p>
     <w:p>
@@ -3447,8 +5144,17 @@
           <w:rFonts w:ascii="Times New Roman" w:hAnsi="Times New Roman" w:cs="Times New Roman"/>
           <w:sz w:val="22"/>
           <w:szCs w:val="22"/>
-        </w:rPr>
-        <w:t>7. Summary</w:t>
+          <w:lang w:val="vi-VN"/>
+        </w:rPr>
+        <w:t>6</w:t>
+      </w:r>
+      <w:r>
+        <w:rPr>
+          <w:rFonts w:ascii="Times New Roman" w:hAnsi="Times New Roman" w:cs="Times New Roman"/>
+          <w:sz w:val="22"/>
+          <w:szCs w:val="22"/>
+        </w:rPr>
+        <w:t>. Summary</w:t>
       </w:r>
     </w:p>
     <w:p>
@@ -3456,37 +5162,47 @@
         <w:jc w:val="both"/>
         <w:rPr>
           <w:rFonts w:ascii="Times New Roman" w:hAnsi="Times New Roman" w:cs="Times New Roman"/>
+          <w:lang w:val="vi-VN"/>
         </w:rPr>
       </w:pPr>
       <w:r>
         <w:rPr>
           <w:rFonts w:ascii="Times New Roman" w:hAnsi="Times New Roman" w:cs="Times New Roman"/>
-        </w:rPr>
-        <w:t xml:space="preserve">The DEM_8bit module was successfully designed and simulated as an 8-bit up/down counter. The design supports reset, up-counting, down-counting, stop/hold operation, and selectable counting speeds of 5 MHz and 1 MHz through the </w:t>
-      </w:r>
-      <w:r>
+          <w:lang w:val="vi-VN"/>
+        </w:rPr>
+        <w:t>Thiết kế LED_MultiMode_Controller đã được xây dựng và mô phỏng với clock đầu vào 50 MHz, hỗ trợ lựa chọn tần số hoạt động 5 MHz hoặc 2 MHz thông qua tín hiệu sw_clk. Hệ thống gồm hai nhóm chức năng chính là Test mode và Manual mode.</w:t>
+      </w:r>
+    </w:p>
+    <w:p>
+      <w:pPr>
+        <w:jc w:val="both"/>
         <w:rPr>
           <w:rFonts w:ascii="Times New Roman" w:hAnsi="Times New Roman" w:cs="Times New Roman"/>
-        </w:rPr>
-        <w:t>speed</w:t>
-      </w:r>
+          <w:lang w:val="vi-VN"/>
+        </w:rPr>
+      </w:pPr>
       <w:r>
         <w:rPr>
           <w:rFonts w:ascii="Times New Roman" w:hAnsi="Times New Roman" w:cs="Times New Roman"/>
-        </w:rPr>
-        <w:t xml:space="preserve"> control signal. The simulation test cases verify the main functions of the design, including up counting, stopping, down counting, and speed selection. The obtained waveforms demonstrate that the output </w:t>
-      </w:r>
-      <w:r>
+          <w:lang w:val="vi-VN"/>
+        </w:rPr>
+        <w:t>Trong Test mode, 8 LED chớp tắt đồng thời và count_out hiển thị giá trị 88. Trong Manual mode, người dùng có thể lựa chọn 4 chế độ bằng sw_manual[1:0]: Mode 1 điều khiển LED sáng dần từ trái sang phải và đếm từ 0 đến 99; Mode 2 điều khiển LED sáng dần từ phải sang trái và đếm từ 99 về 0; Mode 3 tạo hiệu ứng sáng từ trong ra ngoài; Mode 4 tạo hiệu ứng sáng từ ngoài vào trong và giữ count_out = 00.</w:t>
+      </w:r>
+    </w:p>
+    <w:p>
+      <w:pPr>
+        <w:jc w:val="both"/>
         <w:rPr>
           <w:rFonts w:ascii="Times New Roman" w:hAnsi="Times New Roman" w:cs="Times New Roman"/>
-        </w:rPr>
-        <w:t>out</w:t>
-      </w:r>
+          <w:lang w:val="vi-VN"/>
+        </w:rPr>
+      </w:pPr>
       <w:r>
         <w:rPr>
           <w:rFonts w:ascii="Times New Roman" w:hAnsi="Times New Roman" w:cs="Times New Roman"/>
-        </w:rPr>
-        <w:t xml:space="preserve"> responds correctly to the control signals and follows the expected counting behavior.</w:t>
+          <w:lang w:val="vi-VN"/>
+        </w:rPr>
+        <w:t>Kết quả mô phỏng cho thấy các chế độ hoạt động đúng theo yêu cầu thiết kế ở cả hai mức tần số 5 MHz và 2 MHz. Các tín hiệu lựa chọn mode, reset, bộ đếm và LED đều thay đổi phù hợp với từng trường hợp kiểm thử. Qua đó, thiết kế đáp ứng đầy đủ các chức năng đặt ra và có cấu trúc module rõ ràng, thuận tiện cho việc kiểm tra và mở rộng sau này.</w:t>
       </w:r>
     </w:p>
     <w:p>
@@ -3680,6 +5396,119 @@
     </w:lvl>
   </w:abstractNum>
   <w:abstractNum w:abstractNumId="9" w15:restartNumberingAfterBreak="0">
+    <w:nsid w:val="0C530CBC"/>
+    <w:multiLevelType w:val="hybridMultilevel"/>
+    <w:tmpl w:val="911AFE52"/>
+    <w:lvl w:ilvl="0" w:tplc="042A0001">
+      <w:start w:val="1"/>
+      <w:numFmt w:val="bullet"/>
+      <w:lvlText w:val=""/>
+      <w:lvlJc w:val="left"/>
+      <w:pPr>
+        <w:ind w:left="720" w:hanging="360"/>
+      </w:pPr>
+      <w:rPr>
+        <w:rFonts w:ascii="Symbol" w:hAnsi="Symbol" w:hint="default"/>
+      </w:rPr>
+    </w:lvl>
+    <w:lvl w:ilvl="1" w:tplc="042A0003" w:tentative="1">
+      <w:start w:val="1"/>
+      <w:numFmt w:val="bullet"/>
+      <w:lvlText w:val="o"/>
+      <w:lvlJc w:val="left"/>
+      <w:pPr>
+        <w:ind w:left="1440" w:hanging="360"/>
+      </w:pPr>
+      <w:rPr>
+        <w:rFonts w:ascii="Courier New" w:hAnsi="Courier New" w:cs="Courier New" w:hint="default"/>
+      </w:rPr>
+    </w:lvl>
+    <w:lvl w:ilvl="2" w:tplc="042A0005" w:tentative="1">
+      <w:start w:val="1"/>
+      <w:numFmt w:val="bullet"/>
+      <w:lvlText w:val=""/>
+      <w:lvlJc w:val="left"/>
+      <w:pPr>
+        <w:ind w:left="2160" w:hanging="360"/>
+      </w:pPr>
+      <w:rPr>
+        <w:rFonts w:ascii="Wingdings" w:hAnsi="Wingdings" w:hint="default"/>
+      </w:rPr>
+    </w:lvl>
+    <w:lvl w:ilvl="3" w:tplc="042A0001" w:tentative="1">
+      <w:start w:val="1"/>
+      <w:numFmt w:val="bullet"/>
+      <w:lvlText w:val=""/>
+      <w:lvlJc w:val="left"/>
+      <w:pPr>
+        <w:ind w:left="2880" w:hanging="360"/>
+      </w:pPr>
+      <w:rPr>
+        <w:rFonts w:ascii="Symbol" w:hAnsi="Symbol" w:hint="default"/>
+      </w:rPr>
+    </w:lvl>
+    <w:lvl w:ilvl="4" w:tplc="042A0003" w:tentative="1">
+      <w:start w:val="1"/>
+      <w:numFmt w:val="bullet"/>
+      <w:lvlText w:val="o"/>
+      <w:lvlJc w:val="left"/>
+      <w:pPr>
+        <w:ind w:left="3600" w:hanging="360"/>
+      </w:pPr>
+      <w:rPr>
+        <w:rFonts w:ascii="Courier New" w:hAnsi="Courier New" w:cs="Courier New" w:hint="default"/>
+      </w:rPr>
+    </w:lvl>
+    <w:lvl w:ilvl="5" w:tplc="042A0005" w:tentative="1">
+      <w:start w:val="1"/>
+      <w:numFmt w:val="bullet"/>
+      <w:lvlText w:val=""/>
+      <w:lvlJc w:val="left"/>
+      <w:pPr>
+        <w:ind w:left="4320" w:hanging="360"/>
+      </w:pPr>
+      <w:rPr>
+        <w:rFonts w:ascii="Wingdings" w:hAnsi="Wingdings" w:hint="default"/>
+      </w:rPr>
+    </w:lvl>
+    <w:lvl w:ilvl="6" w:tplc="042A0001" w:tentative="1">
+      <w:start w:val="1"/>
+      <w:numFmt w:val="bullet"/>
+      <w:lvlText w:val=""/>
+      <w:lvlJc w:val="left"/>
+      <w:pPr>
+        <w:ind w:left="5040" w:hanging="360"/>
+      </w:pPr>
+      <w:rPr>
+        <w:rFonts w:ascii="Symbol" w:hAnsi="Symbol" w:hint="default"/>
+      </w:rPr>
+    </w:lvl>
+    <w:lvl w:ilvl="7" w:tplc="042A0003" w:tentative="1">
+      <w:start w:val="1"/>
+      <w:numFmt w:val="bullet"/>
+      <w:lvlText w:val="o"/>
+      <w:lvlJc w:val="left"/>
+      <w:pPr>
+        <w:ind w:left="5760" w:hanging="360"/>
+      </w:pPr>
+      <w:rPr>
+        <w:rFonts w:ascii="Courier New" w:hAnsi="Courier New" w:cs="Courier New" w:hint="default"/>
+      </w:rPr>
+    </w:lvl>
+    <w:lvl w:ilvl="8" w:tplc="042A0005" w:tentative="1">
+      <w:start w:val="1"/>
+      <w:numFmt w:val="bullet"/>
+      <w:lvlText w:val=""/>
+      <w:lvlJc w:val="left"/>
+      <w:pPr>
+        <w:ind w:left="6480" w:hanging="360"/>
+      </w:pPr>
+      <w:rPr>
+        <w:rFonts w:ascii="Wingdings" w:hAnsi="Wingdings" w:hint="default"/>
+      </w:rPr>
+    </w:lvl>
+  </w:abstractNum>
+  <w:abstractNum w:abstractNumId="10" w15:restartNumberingAfterBreak="0">
     <w:nsid w:val="7DCE19E5"/>
     <w:multiLevelType w:val="hybridMultilevel"/>
     <w:tmpl w:val="072C72C4"/>
@@ -3820,6 +5649,9 @@
     <w:abstractNumId w:val="0"/>
   </w:num>
   <w:num w:numId="10" w16cid:durableId="1787385247">
+    <w:abstractNumId w:val="10"/>
+  </w:num>
+  <w:num w:numId="11" w16cid:durableId="18045774">
     <w:abstractNumId w:val="9"/>
   </w:num>
 </w:numbering>
@@ -4428,7 +6260,6 @@
   <w:style w:type="character" w:default="1" w:styleId="DefaultParagraphFont">
     <w:name w:val="Default Paragraph Font"/>
     <w:uiPriority w:val="1"/>
-    <w:semiHidden/>
     <w:unhideWhenUsed/>
   </w:style>
   <w:style w:type="table" w:default="1" w:styleId="TableNormal">
@@ -15205,6 +17036,19 @@
       </w:tcPr>
     </w:tblStylePr>
   </w:style>
+  <w:style w:type="character" w:styleId="HTMLCode">
+    <w:name w:val="HTML Code"/>
+    <w:basedOn w:val="DefaultParagraphFont"/>
+    <w:uiPriority w:val="99"/>
+    <w:semiHidden/>
+    <w:unhideWhenUsed/>
+    <w:rsid w:val="00F53B40"/>
+    <w:rPr>
+      <w:rFonts w:ascii="Courier New" w:eastAsia="Times New Roman" w:hAnsi="Courier New" w:cs="Courier New"/>
+      <w:sz w:val="20"/>
+      <w:szCs w:val="20"/>
+    </w:rPr>
+  </w:style>
 </w:styles>
 </file>
 
